--- a/Anglais/Anglais cours 1.docx
+++ b/Anglais/Anglais cours 1.docx
@@ -24,10 +24,16 @@
           <w:lang w:val="fr-FR"/>
         </w:rPr>
       </w:r>
+      <w:r>
+        <w:rPr>
+          <w:highlight w:val="none"/>
+          <w:lang w:val="fr-FR"/>
+        </w:rPr>
+      </w:r>
     </w:p>
     <w:p>
       <w:pPr>
-        <w:pStyle w:val="668"/>
+        <w:pStyle w:val="898"/>
         <w:numPr>
           <w:ilvl w:val="0"/>
           <w:numId w:val="1"/>
@@ -59,6 +65,88 @@
           <w:lang w:val="fr-FR" w:bidi="fr-FR"/>
         </w:rPr>
       </w:r>
+    </w:p>
+    <w:p>
+      <w:pPr>
+        <w:pStyle w:val="898"/>
+        <w:numPr>
+          <w:ilvl w:val="0"/>
+          <w:numId w:val="1"/>
+        </w:numPr>
+        <w:pBdr/>
+        <w:spacing/>
+        <w:ind/>
+        <w:rPr>
+          <w:highlight w:val="none"/>
+          <w:lang w:val="fr-FR" w:bidi="fr-FR"/>
+        </w:rPr>
+      </w:pPr>
+      <w:r>
+        <w:rPr>
+          <w:highlight w:val="none"/>
+          <w:lang w:val="fr-FR" w:bidi="fr-FR"/>
+        </w:rPr>
+        <w:t xml:space="preserve">A tradition of celebrating the end of work week</w:t>
+      </w:r>
+      <w:r>
+        <w:rPr>
+          <w:highlight w:val="none"/>
+          <w:lang w:val="fr-FR" w:bidi="fr-FR"/>
+        </w:rPr>
+        <w:t xml:space="preserve"> -</w:t>
+      </w:r>
+      <w:r>
+        <w:rPr>
+          <w:highlight w:val="none"/>
+          <w:lang w:val="fr-FR" w:bidi="fr-FR"/>
+        </w:rPr>
+      </w:r>
+    </w:p>
+    <w:p>
+      <w:pPr>
+        <w:pStyle w:val="898"/>
+        <w:numPr>
+          <w:ilvl w:val="0"/>
+          <w:numId w:val="1"/>
+        </w:numPr>
+        <w:pBdr/>
+        <w:spacing/>
+        <w:ind/>
+        <w:rPr>
+          <w:highlight w:val="none"/>
+          <w:lang w:val="fr-FR" w:bidi="fr-FR"/>
+        </w:rPr>
+      </w:pPr>
+      <w:r>
+        <w:rPr>
+          <w:highlight w:val="none"/>
+          <w:lang w:val="fr-FR" w:bidi="fr-FR"/>
+        </w:rPr>
+        <w:t xml:space="preserve">Rules about what you can and cannot do in the evening</w:t>
+      </w:r>
+      <w:r>
+        <w:rPr>
+          <w:highlight w:val="none"/>
+          <w:lang w:val="fr-FR" w:bidi="fr-FR"/>
+        </w:rPr>
+      </w:r>
+      <w:r>
+        <w:rPr>
+          <w:highlight w:val="none"/>
+          <w:lang w:val="fr-FR" w:bidi="fr-FR"/>
+        </w:rPr>
+      </w:r>
+    </w:p>
+    <w:p>
+      <w:pPr>
+        <w:pBdr/>
+        <w:spacing/>
+        <w:ind w:firstLine="0" w:left="0"/>
+        <w:rPr>
+          <w:highlight w:val="none"/>
+          <w:lang w:val="fr-FR" w:bidi="fr-FR"/>
+        </w:rPr>
+      </w:pPr>
       <w:r>
         <w:rPr>
           <w:highlight w:val="none"/>
@@ -80,14 +168,9 @@
     </w:p>
     <w:p>
       <w:pPr>
-        <w:pStyle w:val="668"/>
-        <w:numPr>
-          <w:ilvl w:val="0"/>
-          <w:numId w:val="1"/>
-        </w:numPr>
-        <w:pBdr/>
-        <w:spacing/>
-        <w:ind/>
+        <w:pBdr/>
+        <w:spacing/>
+        <w:ind w:firstLine="0" w:left="0"/>
         <w:rPr>
           <w:highlight w:val="none"/>
           <w:lang w:val="fr-FR" w:bidi="fr-FR"/>
@@ -98,36 +181,13 @@
           <w:highlight w:val="none"/>
           <w:lang w:val="fr-FR" w:bidi="fr-FR"/>
         </w:rPr>
-        <w:t xml:space="preserve">A tradition of celebrating the end of work week</w:t>
+        <w:t xml:space="preserve">What might surprise someone about shopping in Germany or Austria on a Sunday ?</w:t>
       </w:r>
-      <w:r>
-        <w:rPr>
-          <w:highlight w:val="none"/>
-          <w:lang w:val="fr-FR"/>
-        </w:rPr>
-      </w:r>
-    </w:p>
-    <w:p>
-      <w:pPr>
-        <w:pStyle w:val="668"/>
-        <w:numPr>
-          <w:ilvl w:val="0"/>
-          <w:numId w:val="1"/>
-        </w:numPr>
-        <w:pBdr/>
-        <w:spacing/>
-        <w:ind/>
-        <w:rPr>
-          <w:highlight w:val="none"/>
-          <w:lang w:val="fr-FR" w:bidi="fr-FR"/>
-        </w:rPr>
-      </w:pPr>
       <w:r>
         <w:rPr>
           <w:highlight w:val="none"/>
           <w:lang w:val="fr-FR" w:bidi="fr-FR"/>
         </w:rPr>
-        <w:t xml:space="preserve">Rules about what you can and cannot do in the evening</w:t>
       </w:r>
       <w:r>
         <w:rPr>
@@ -138,9 +198,256 @@
     </w:p>
     <w:p>
       <w:pPr>
+        <w:pStyle w:val="898"/>
+        <w:numPr>
+          <w:ilvl w:val="0"/>
+          <w:numId w:val="4"/>
+        </w:numPr>
+        <w:pBdr/>
+        <w:spacing/>
+        <w:ind/>
+        <w:rPr>
+          <w:highlight w:val="none"/>
+          <w:lang w:val="fr-FR" w:bidi="fr-FR"/>
+        </w:rPr>
+      </w:pPr>
+      <w:r>
+        <w:rPr>
+          <w:highlight w:val="none"/>
+          <w:lang w:val="fr-FR" w:bidi="fr-FR"/>
+        </w:rPr>
+        <w:t xml:space="preserve">Most shpos are open for a few hours, usually from late morning until early afternoon.</w:t>
+      </w:r>
+      <w:r>
+        <w:rPr>
+          <w:highlight w:val="none"/>
+          <w:lang w:val="fr-FR" w:bidi="fr-FR"/>
+        </w:rPr>
+      </w:r>
+      <w:r>
+        <w:rPr>
+          <w:highlight w:val="none"/>
+          <w:lang w:val="fr-FR" w:bidi="fr-FR"/>
+        </w:rPr>
+      </w:r>
+    </w:p>
+    <w:p>
+      <w:pPr>
+        <w:pStyle w:val="898"/>
+        <w:numPr>
+          <w:ilvl w:val="0"/>
+          <w:numId w:val="4"/>
+        </w:numPr>
+        <w:pBdr/>
+        <w:spacing/>
+        <w:ind/>
+        <w:rPr>
+          <w:highlight w:val="none"/>
+          <w:lang w:val="fr-FR" w:bidi="fr-FR"/>
+        </w:rPr>
+      </w:pPr>
+      <w:r>
+        <w:rPr>
+          <w:highlight w:val="none"/>
+          <w:lang w:val="fr-FR" w:bidi="fr-FR"/>
+        </w:rPr>
+        <w:t xml:space="preserve">Most regular shops are closed, while some bakeries, stations, and tourist shops may remain open.</w:t>
+      </w:r>
+      <w:r>
+        <w:rPr>
+          <w:highlight w:val="none"/>
+          <w:lang w:val="fr-FR" w:bidi="fr-FR"/>
+        </w:rPr>
+        <w:t xml:space="preserve"> -</w:t>
+      </w:r>
+      <w:r>
+        <w:rPr>
+          <w:highlight w:val="none"/>
+          <w:lang w:val="fr-FR" w:bidi="fr-FR"/>
+        </w:rPr>
+      </w:r>
+    </w:p>
+    <w:p>
+      <w:pPr>
+        <w:pStyle w:val="898"/>
+        <w:numPr>
+          <w:ilvl w:val="0"/>
+          <w:numId w:val="4"/>
+        </w:numPr>
+        <w:pBdr/>
+        <w:spacing/>
+        <w:ind/>
+        <w:rPr>
+          <w:highlight w:val="none"/>
+          <w:lang w:val="fr-FR" w:bidi="fr-FR"/>
+        </w:rPr>
+      </w:pPr>
+      <w:r>
+        <w:rPr>
+          <w:highlight w:val="none"/>
+          <w:lang w:val="fr-FR" w:bidi="fr-FR"/>
+        </w:rPr>
+        <w:t xml:space="preserve">Most shops open later than usual, but supermarkets generally stay open throughout the day.</w:t>
+      </w:r>
+      <w:r>
+        <w:rPr>
+          <w:highlight w:val="none"/>
+          <w:lang w:val="fr-FR" w:bidi="fr-FR"/>
+        </w:rPr>
+      </w:r>
+      <w:r>
+        <w:rPr>
+          <w:highlight w:val="none"/>
+          <w:lang w:val="fr-FR" w:bidi="fr-FR"/>
+        </w:rPr>
+      </w:r>
+    </w:p>
+    <w:p>
+      <w:pPr>
         <w:pBdr/>
         <w:spacing/>
         <w:ind w:firstLine="0" w:left="0"/>
+        <w:rPr>
+          <w:highlight w:val="none"/>
+          <w:lang w:val="fr-FR" w:bidi="fr-FR"/>
+        </w:rPr>
+      </w:pPr>
+      <w:r>
+        <w:rPr>
+          <w:highlight w:val="none"/>
+          <w:lang w:val="fr-FR" w:bidi="fr-FR"/>
+        </w:rPr>
+        <w:t xml:space="preserve"> </w:t>
+      </w:r>
+      <w:r>
+        <w:rPr>
+          <w:highlight w:val="none"/>
+          <w:lang w:val="fr-FR" w:bidi="fr-FR"/>
+        </w:rPr>
+      </w:r>
+      <w:r>
+        <w:rPr>
+          <w:highlight w:val="none"/>
+          <w:lang w:val="fr-FR" w:bidi="fr-FR"/>
+        </w:rPr>
+      </w:r>
+    </w:p>
+    <w:p>
+      <w:pPr>
+        <w:pBdr/>
+        <w:spacing/>
+        <w:ind w:firstLine="0" w:left="0"/>
+        <w:rPr>
+          <w:highlight w:val="none"/>
+          <w:lang w:val="fr-FR" w:bidi="fr-FR"/>
+        </w:rPr>
+      </w:pPr>
+      <w:r>
+        <w:rPr>
+          <w:highlight w:val="none"/>
+          <w:lang w:val="fr-FR" w:bidi="fr-FR"/>
+        </w:rPr>
+        <w:t xml:space="preserve">If you place a baguette upside down on the table in front of an elder in rural France , what superstitious legend do you revive ?</w:t>
+      </w:r>
+      <w:r>
+        <w:rPr>
+          <w:highlight w:val="none"/>
+          <w:lang w:val="fr-FR" w:bidi="fr-FR"/>
+        </w:rPr>
+      </w:r>
+    </w:p>
+    <w:p>
+      <w:pPr>
+        <w:pStyle w:val="898"/>
+        <w:numPr>
+          <w:ilvl w:val="0"/>
+          <w:numId w:val="5"/>
+        </w:numPr>
+        <w:pBdr/>
+        <w:spacing/>
+        <w:ind/>
+        <w:rPr>
+          <w:highlight w:val="none"/>
+          <w:lang w:val="fr-FR" w:bidi="fr-FR"/>
+        </w:rPr>
+      </w:pPr>
+      <w:r>
+        <w:rPr>
+          <w:highlight w:val="none"/>
+          <w:lang w:val="fr-FR" w:bidi="fr-FR"/>
+        </w:rPr>
+        <w:t xml:space="preserve">It attracts the devil or the executioner into the house -</w:t>
+      </w:r>
+      <w:r>
+        <w:rPr>
+          <w:highlight w:val="none"/>
+          <w:lang w:val="fr-FR" w:bidi="fr-FR"/>
+        </w:rPr>
+      </w:r>
+    </w:p>
+    <w:p>
+      <w:pPr>
+        <w:pStyle w:val="898"/>
+        <w:numPr>
+          <w:ilvl w:val="0"/>
+          <w:numId w:val="5"/>
+        </w:numPr>
+        <w:pBdr/>
+        <w:spacing/>
+        <w:ind/>
+        <w:rPr>
+          <w:highlight w:val="none"/>
+          <w:lang w:val="fr-FR" w:bidi="fr-FR"/>
+        </w:rPr>
+      </w:pPr>
+      <w:r>
+        <w:rPr>
+          <w:highlight w:val="none"/>
+          <w:lang w:val="fr-FR" w:bidi="fr-FR"/>
+        </w:rPr>
+        <w:t xml:space="preserve">It foretells a year of bad wheat harvest</w:t>
+      </w:r>
+      <w:r>
+        <w:rPr>
+          <w:highlight w:val="none"/>
+          <w:lang w:val="fr-FR" w:bidi="fr-FR"/>
+        </w:rPr>
+      </w:r>
+    </w:p>
+    <w:p>
+      <w:pPr>
+        <w:pStyle w:val="898"/>
+        <w:numPr>
+          <w:ilvl w:val="0"/>
+          <w:numId w:val="5"/>
+        </w:numPr>
+        <w:pBdr/>
+        <w:spacing/>
+        <w:ind/>
+        <w:rPr>
+          <w:highlight w:val="none"/>
+          <w:lang w:val="fr-FR" w:bidi="fr-FR"/>
+        </w:rPr>
+      </w:pPr>
+      <w:r>
+        <w:rPr>
+          <w:highlight w:val="none"/>
+          <w:lang w:val="fr-FR" w:bidi="fr-FR"/>
+        </w:rPr>
+        <w:t xml:space="preserve">It signifies an insult to the baker</w:t>
+      </w:r>
+      <w:r>
+        <w:rPr>
+          <w:highlight w:val="none"/>
+          <w:lang w:val="fr-FR" w:bidi="fr-FR"/>
+        </w:rPr>
+      </w:r>
+    </w:p>
+    <w:p>
+      <w:pPr>
+        <w:pBdr/>
+        <w:spacing/>
+        <w:ind w:firstLine="0" w:left="709"/>
         <w:rPr>
           <w:highlight w:val="none"/>
           <w:lang w:val="fr-FR" w:bidi="fr-FR"/>
@@ -180,7 +487,7 @@
           <w:highlight w:val="none"/>
           <w:lang w:val="fr-FR" w:bidi="fr-FR"/>
         </w:rPr>
-        <w:t xml:space="preserve">How much do you have to pay for a driving licence in the US ?</w:t>
+        <w:t xml:space="preserve">A traveler asks for direction in the streets of Sofia in Bulgaria. A local responds by nodding their head up and down with a bit smile. The traveler sets off in the wrong direction, why ?</w:t>
       </w:r>
       <w:r>
         <w:rPr>
@@ -191,10 +498,10 @@
     </w:p>
     <w:p>
       <w:pPr>
-        <w:pStyle w:val="668"/>
+        <w:pStyle w:val="898"/>
         <w:numPr>
           <w:ilvl w:val="0"/>
-          <w:numId w:val="2"/>
+          <w:numId w:val="6"/>
         </w:numPr>
         <w:pBdr/>
         <w:spacing/>
@@ -209,7 +516,7 @@
           <w:highlight w:val="none"/>
           <w:lang w:val="fr-FR" w:bidi="fr-FR"/>
         </w:rPr>
-        <w:t xml:space="preserve">30$</w:t>
+        <w:t xml:space="preserve">In Bulgaria, nodding up and down means « No » -</w:t>
       </w:r>
       <w:r>
         <w:rPr>
@@ -220,10 +527,10 @@
     </w:p>
     <w:p>
       <w:pPr>
-        <w:pStyle w:val="668"/>
+        <w:pStyle w:val="898"/>
         <w:numPr>
           <w:ilvl w:val="0"/>
-          <w:numId w:val="2"/>
+          <w:numId w:val="6"/>
         </w:numPr>
         <w:pBdr/>
         <w:spacing/>
@@ -238,7 +545,7 @@
           <w:highlight w:val="none"/>
           <w:lang w:val="fr-FR" w:bidi="fr-FR"/>
         </w:rPr>
-        <w:t xml:space="preserve">1000$</w:t>
+        <w:t xml:space="preserve">The local was actually telling them to look at the sky</w:t>
       </w:r>
       <w:r>
         <w:rPr>
@@ -249,10 +556,10 @@
     </w:p>
     <w:p>
       <w:pPr>
-        <w:pStyle w:val="668"/>
+        <w:pStyle w:val="898"/>
         <w:numPr>
           <w:ilvl w:val="0"/>
-          <w:numId w:val="2"/>
+          <w:numId w:val="6"/>
         </w:numPr>
         <w:pBdr/>
         <w:spacing/>
@@ -267,7 +574,7 @@
           <w:highlight w:val="none"/>
           <w:lang w:val="fr-FR" w:bidi="fr-FR"/>
         </w:rPr>
-        <w:t xml:space="preserve">2350$</w:t>
+        <w:t xml:space="preserve">It’s a hesitant gesture meaning « I don’t know » </w:t>
       </w:r>
       <w:r>
         <w:rPr>
@@ -286,7 +593,493 @@
       <w:pPr>
         <w:pBdr/>
         <w:spacing/>
-        <w:ind/>
+        <w:ind w:firstLine="0" w:left="0"/>
+        <w:rPr>
+          <w:highlight w:val="none"/>
+          <w:lang w:val="fr-FR" w:bidi="fr-FR"/>
+        </w:rPr>
+      </w:pPr>
+      <w:r>
+        <w:rPr>
+          <w:highlight w:val="none"/>
+          <w:lang w:val="fr-FR" w:bidi="fr-FR"/>
+        </w:rPr>
+        <w:t xml:space="preserve">In which of the following US states are you legally allowed to drive a motorcycle without a helmet ?</w:t>
+      </w:r>
+      <w:r>
+        <w:rPr>
+          <w:highlight w:val="none"/>
+          <w:lang w:val="fr-FR" w:bidi="fr-FR"/>
+        </w:rPr>
+      </w:r>
+    </w:p>
+    <w:p>
+      <w:pPr>
+        <w:pStyle w:val="898"/>
+        <w:numPr>
+          <w:ilvl w:val="0"/>
+          <w:numId w:val="7"/>
+        </w:numPr>
+        <w:pBdr/>
+        <w:spacing/>
+        <w:ind/>
+        <w:rPr>
+          <w:highlight w:val="none"/>
+          <w:lang w:val="fr-FR" w:bidi="fr-FR"/>
+        </w:rPr>
+      </w:pPr>
+      <w:r>
+        <w:rPr>
+          <w:highlight w:val="none"/>
+          <w:lang w:val="fr-FR" w:bidi="fr-FR"/>
+        </w:rPr>
+        <w:t xml:space="preserve">California</w:t>
+      </w:r>
+      <w:r>
+        <w:rPr>
+          <w:highlight w:val="none"/>
+          <w:lang w:val="fr-FR" w:bidi="fr-FR"/>
+        </w:rPr>
+      </w:r>
+    </w:p>
+    <w:p>
+      <w:pPr>
+        <w:pStyle w:val="898"/>
+        <w:numPr>
+          <w:ilvl w:val="0"/>
+          <w:numId w:val="7"/>
+        </w:numPr>
+        <w:pBdr/>
+        <w:spacing/>
+        <w:ind/>
+        <w:rPr>
+          <w:highlight w:val="none"/>
+          <w:lang w:val="fr-FR" w:bidi="fr-FR"/>
+        </w:rPr>
+      </w:pPr>
+      <w:r>
+        <w:rPr>
+          <w:highlight w:val="none"/>
+          <w:lang w:val="fr-FR" w:bidi="fr-FR"/>
+        </w:rPr>
+        <w:t xml:space="preserve">New York</w:t>
+      </w:r>
+      <w:r>
+        <w:rPr>
+          <w:highlight w:val="none"/>
+          <w:lang w:val="fr-FR" w:bidi="fr-FR"/>
+        </w:rPr>
+      </w:r>
+    </w:p>
+    <w:p>
+      <w:pPr>
+        <w:pStyle w:val="898"/>
+        <w:numPr>
+          <w:ilvl w:val="0"/>
+          <w:numId w:val="7"/>
+        </w:numPr>
+        <w:pBdr/>
+        <w:spacing/>
+        <w:ind/>
+        <w:rPr>
+          <w:highlight w:val="none"/>
+          <w:lang w:val="fr-FR" w:bidi="fr-FR"/>
+        </w:rPr>
+      </w:pPr>
+      <w:r>
+        <w:rPr>
+          <w:highlight w:val="none"/>
+          <w:lang w:val="fr-FR" w:bidi="fr-FR"/>
+        </w:rPr>
+        <w:t xml:space="preserve">New Hampshire -</w:t>
+      </w:r>
+      <w:r>
+        <w:rPr>
+          <w:highlight w:val="none"/>
+          <w:lang w:val="fr-FR" w:bidi="fr-FR"/>
+        </w:rPr>
+      </w:r>
+    </w:p>
+    <w:p>
+      <w:pPr>
+        <w:pBdr/>
+        <w:spacing/>
+        <w:ind w:firstLine="0" w:left="0"/>
+        <w:rPr>
+          <w:highlight w:val="none"/>
+          <w:lang w:val="fr-FR" w:bidi="fr-FR"/>
+        </w:rPr>
+      </w:pPr>
+      <w:r>
+        <w:rPr>
+          <w:highlight w:val="none"/>
+          <w:lang w:val="fr-FR" w:bidi="fr-FR"/>
+        </w:rPr>
+        <w:t xml:space="preserve">You are driving down the highway in the United States and notice the car in front of you has a rather intense, almost hardcore motto printed officially on its licence plate « Live free or Die »</w:t>
+      </w:r>
+      <w:r>
+        <w:rPr>
+          <w:highlight w:val="none"/>
+          <w:lang w:val="fr-FR" w:bidi="fr-FR"/>
+        </w:rPr>
+      </w:r>
+    </w:p>
+    <w:p>
+      <w:pPr>
+        <w:pBdr/>
+        <w:spacing/>
+        <w:ind w:firstLine="0" w:left="0"/>
+        <w:rPr>
+          <w:highlight w:val="none"/>
+          <w:lang w:val="fr-FR" w:bidi="fr-FR"/>
+        </w:rPr>
+      </w:pPr>
+      <w:r>
+        <w:rPr>
+          <w:highlight w:val="none"/>
+          <w:lang w:val="fr-FR" w:bidi="fr-FR"/>
+        </w:rPr>
+        <w:t xml:space="preserve">Which state’s licence plate are you looking at ?</w:t>
+      </w:r>
+      <w:r>
+        <w:rPr>
+          <w:highlight w:val="none"/>
+          <w:lang w:val="fr-FR" w:bidi="fr-FR"/>
+        </w:rPr>
+      </w:r>
+    </w:p>
+    <w:p>
+      <w:pPr>
+        <w:pStyle w:val="898"/>
+        <w:numPr>
+          <w:ilvl w:val="0"/>
+          <w:numId w:val="8"/>
+        </w:numPr>
+        <w:pBdr/>
+        <w:spacing/>
+        <w:ind/>
+        <w:rPr>
+          <w:highlight w:val="none"/>
+          <w:lang w:val="fr-FR" w:bidi="fr-FR"/>
+        </w:rPr>
+      </w:pPr>
+      <w:r>
+        <w:rPr>
+          <w:highlight w:val="none"/>
+          <w:lang w:val="fr-FR" w:bidi="fr-FR"/>
+        </w:rPr>
+        <w:t xml:space="preserve">Texas</w:t>
+      </w:r>
+      <w:r>
+        <w:rPr>
+          <w:highlight w:val="none"/>
+          <w:lang w:val="fr-FR" w:bidi="fr-FR"/>
+        </w:rPr>
+      </w:r>
+    </w:p>
+    <w:p>
+      <w:pPr>
+        <w:pStyle w:val="898"/>
+        <w:numPr>
+          <w:ilvl w:val="0"/>
+          <w:numId w:val="8"/>
+        </w:numPr>
+        <w:pBdr/>
+        <w:spacing/>
+        <w:ind/>
+        <w:rPr>
+          <w:highlight w:val="none"/>
+          <w:lang w:val="fr-FR" w:bidi="fr-FR"/>
+        </w:rPr>
+      </w:pPr>
+      <w:r>
+        <w:rPr>
+          <w:highlight w:val="none"/>
+          <w:lang w:val="fr-FR" w:bidi="fr-FR"/>
+        </w:rPr>
+        <w:t xml:space="preserve">Floride</w:t>
+      </w:r>
+      <w:r>
+        <w:rPr>
+          <w:highlight w:val="none"/>
+          <w:lang w:val="fr-FR" w:bidi="fr-FR"/>
+        </w:rPr>
+      </w:r>
+    </w:p>
+    <w:p>
+      <w:pPr>
+        <w:pStyle w:val="898"/>
+        <w:numPr>
+          <w:ilvl w:val="0"/>
+          <w:numId w:val="8"/>
+        </w:numPr>
+        <w:pBdr/>
+        <w:spacing/>
+        <w:ind/>
+        <w:rPr>
+          <w:highlight w:val="none"/>
+          <w:lang w:val="fr-FR" w:bidi="fr-FR"/>
+        </w:rPr>
+      </w:pPr>
+      <w:r>
+        <w:rPr>
+          <w:highlight w:val="none"/>
+          <w:lang w:val="fr-FR" w:bidi="fr-FR"/>
+        </w:rPr>
+        <w:t xml:space="preserve">New Hampshire -</w:t>
+      </w:r>
+      <w:r>
+        <w:rPr>
+          <w:highlight w:val="none"/>
+          <w:lang w:val="fr-FR" w:bidi="fr-FR"/>
+        </w:rPr>
+      </w:r>
+      <w:r>
+        <w:rPr>
+          <w:highlight w:val="none"/>
+          <w:lang w:val="fr-FR" w:bidi="fr-FR"/>
+        </w:rPr>
+      </w:r>
+    </w:p>
+    <w:p>
+      <w:pPr>
+        <w:pBdr/>
+        <w:spacing/>
+        <w:ind w:firstLine="0" w:left="0"/>
+        <w:rPr>
+          <w:highlight w:val="none"/>
+          <w:lang w:val="fr-FR" w:bidi="fr-FR"/>
+        </w:rPr>
+      </w:pPr>
+      <w:r>
+        <w:rPr>
+          <w:highlight w:val="none"/>
+          <w:lang w:val="fr-FR" w:bidi="fr-FR"/>
+        </w:rPr>
+      </w:r>
+      <w:r>
+        <w:rPr>
+          <w:highlight w:val="none"/>
+          <w:lang w:val="fr-FR" w:bidi="fr-FR"/>
+        </w:rPr>
+        <w:t xml:space="preserve">Which countries have a joined border that technically cuts throuh living rooms, cafes, supermarkets, meaning you can sit at a restaurant and have your soup in another country ?</w:t>
+      </w:r>
+      <w:r>
+        <w:rPr>
+          <w:highlight w:val="none"/>
+          <w:lang w:val="fr-FR" w:bidi="fr-FR"/>
+        </w:rPr>
+      </w:r>
+    </w:p>
+    <w:p>
+      <w:pPr>
+        <w:pStyle w:val="898"/>
+        <w:numPr>
+          <w:ilvl w:val="0"/>
+          <w:numId w:val="9"/>
+        </w:numPr>
+        <w:pBdr/>
+        <w:spacing/>
+        <w:ind/>
+        <w:rPr>
+          <w:highlight w:val="none"/>
+          <w:lang w:val="fr-FR" w:bidi="fr-FR"/>
+        </w:rPr>
+      </w:pPr>
+      <w:r>
+        <w:rPr>
+          <w:highlight w:val="none"/>
+          <w:lang w:val="fr-FR" w:bidi="fr-FR"/>
+        </w:rPr>
+        <w:t xml:space="preserve">France and Switzerland</w:t>
+      </w:r>
+      <w:r>
+        <w:rPr>
+          <w:highlight w:val="none"/>
+          <w:lang w:val="fr-FR" w:bidi="fr-FR"/>
+        </w:rPr>
+      </w:r>
+    </w:p>
+    <w:p>
+      <w:pPr>
+        <w:pStyle w:val="898"/>
+        <w:numPr>
+          <w:ilvl w:val="0"/>
+          <w:numId w:val="9"/>
+        </w:numPr>
+        <w:pBdr/>
+        <w:spacing/>
+        <w:ind/>
+        <w:rPr>
+          <w:highlight w:val="none"/>
+          <w:lang w:val="fr-FR" w:bidi="fr-FR"/>
+        </w:rPr>
+      </w:pPr>
+      <w:r>
+        <w:rPr>
+          <w:highlight w:val="none"/>
+          <w:lang w:val="fr-FR" w:bidi="fr-FR"/>
+        </w:rPr>
+        <w:t xml:space="preserve">Belgium and the Netherlands -</w:t>
+      </w:r>
+      <w:r>
+        <w:rPr>
+          <w:highlight w:val="none"/>
+          <w:lang w:val="fr-FR" w:bidi="fr-FR"/>
+        </w:rPr>
+      </w:r>
+    </w:p>
+    <w:p>
+      <w:pPr>
+        <w:pStyle w:val="898"/>
+        <w:numPr>
+          <w:ilvl w:val="0"/>
+          <w:numId w:val="9"/>
+        </w:numPr>
+        <w:pBdr/>
+        <w:spacing/>
+        <w:ind/>
+        <w:rPr>
+          <w:highlight w:val="none"/>
+          <w:lang w:val="fr-FR" w:bidi="fr-FR"/>
+        </w:rPr>
+      </w:pPr>
+      <w:r>
+        <w:rPr>
+          <w:highlight w:val="none"/>
+          <w:lang w:val="fr-FR" w:bidi="fr-FR"/>
+        </w:rPr>
+        <w:t xml:space="preserve">Germany and Poland</w:t>
+      </w:r>
+      <w:r>
+        <w:rPr>
+          <w:highlight w:val="none"/>
+          <w:lang w:val="fr-FR" w:bidi="fr-FR"/>
+        </w:rPr>
+      </w:r>
+      <w:r>
+        <w:rPr>
+          <w:highlight w:val="none"/>
+          <w:lang w:val="fr-FR" w:bidi="fr-FR"/>
+        </w:rPr>
+      </w:r>
+    </w:p>
+    <w:p>
+      <w:pPr>
+        <w:pBdr/>
+        <w:spacing/>
+        <w:ind w:firstLine="0" w:left="0"/>
+        <w:rPr>
+          <w:highlight w:val="none"/>
+          <w:lang w:val="fr-FR" w:bidi="fr-FR"/>
+        </w:rPr>
+      </w:pPr>
+      <w:r>
+        <w:rPr>
+          <w:highlight w:val="none"/>
+          <w:lang w:val="fr-FR" w:bidi="fr-FR"/>
+        </w:rPr>
+        <w:t xml:space="preserve">Which of the following countries spans the highest number of time zones in the world ?</w:t>
+      </w:r>
+      <w:r>
+        <w:rPr>
+          <w:highlight w:val="none"/>
+          <w:lang w:val="fr-FR" w:bidi="fr-FR"/>
+        </w:rPr>
+      </w:r>
+    </w:p>
+    <w:p>
+      <w:pPr>
+        <w:pStyle w:val="898"/>
+        <w:numPr>
+          <w:ilvl w:val="0"/>
+          <w:numId w:val="10"/>
+        </w:numPr>
+        <w:pBdr/>
+        <w:spacing/>
+        <w:ind/>
+        <w:rPr>
+          <w:highlight w:val="none"/>
+          <w:lang w:val="fr-FR" w:bidi="fr-FR"/>
+        </w:rPr>
+      </w:pPr>
+      <w:r>
+        <w:rPr>
+          <w:highlight w:val="none"/>
+          <w:lang w:val="fr-FR" w:bidi="fr-FR"/>
+        </w:rPr>
+        <w:t xml:space="preserve">Russia</w:t>
+      </w:r>
+      <w:r>
+        <w:rPr>
+          <w:highlight w:val="none"/>
+          <w:lang w:val="fr-FR" w:bidi="fr-FR"/>
+        </w:rPr>
+      </w:r>
+    </w:p>
+    <w:p>
+      <w:pPr>
+        <w:pStyle w:val="898"/>
+        <w:numPr>
+          <w:ilvl w:val="0"/>
+          <w:numId w:val="10"/>
+        </w:numPr>
+        <w:pBdr/>
+        <w:spacing/>
+        <w:ind/>
+        <w:rPr>
+          <w:highlight w:val="none"/>
+          <w:lang w:val="fr-FR" w:bidi="fr-FR"/>
+        </w:rPr>
+      </w:pPr>
+      <w:r>
+        <w:rPr>
+          <w:highlight w:val="none"/>
+          <w:lang w:val="fr-FR" w:bidi="fr-FR"/>
+        </w:rPr>
+        <w:t xml:space="preserve">The United States</w:t>
+      </w:r>
+      <w:r>
+        <w:rPr>
+          <w:highlight w:val="none"/>
+          <w:lang w:val="fr-FR" w:bidi="fr-FR"/>
+        </w:rPr>
+      </w:r>
+    </w:p>
+    <w:p>
+      <w:pPr>
+        <w:pStyle w:val="898"/>
+        <w:numPr>
+          <w:ilvl w:val="0"/>
+          <w:numId w:val="10"/>
+        </w:numPr>
+        <w:pBdr/>
+        <w:spacing/>
+        <w:ind/>
+        <w:rPr>
+          <w:highlight w:val="none"/>
+          <w:lang w:val="fr-FR" w:bidi="fr-FR"/>
+        </w:rPr>
+      </w:pPr>
+      <w:r>
+        <w:rPr>
+          <w:highlight w:val="none"/>
+          <w:lang w:val="fr-FR" w:bidi="fr-FR"/>
+        </w:rPr>
+        <w:t xml:space="preserve">France -</w:t>
+      </w:r>
+      <w:r>
+        <w:rPr>
+          <w:highlight w:val="none"/>
+          <w:lang w:val="fr-FR" w:bidi="fr-FR"/>
+        </w:rPr>
+      </w:r>
+    </w:p>
+    <w:p>
+      <w:pPr>
+        <w:pBdr/>
+        <w:spacing/>
+        <w:ind w:firstLine="0" w:left="0"/>
         <w:rPr>
           <w:highlight w:val="none"/>
           <w:lang w:val="fr-FR" w:bidi="fr-FR"/>
@@ -315,7 +1108,7 @@
       <w:pPr>
         <w:pBdr/>
         <w:spacing/>
-        <w:ind/>
+        <w:ind w:firstLine="0" w:left="0"/>
         <w:rPr>
           <w:highlight w:val="none"/>
           <w:lang w:val="fr-FR" w:bidi="fr-FR"/>
@@ -326,7 +1119,7 @@
           <w:highlight w:val="none"/>
           <w:lang w:val="fr-FR" w:bidi="fr-FR"/>
         </w:rPr>
-        <w:t xml:space="preserve">How many American states don’t require you to wear a helmet while riding a motorcycle ?</w:t>
+        <w:t xml:space="preserve">Why do crop circles keep appearing in poppy fields in Tasmania ?</w:t>
       </w:r>
       <w:r>
         <w:rPr>
@@ -337,10 +1130,10 @@
     </w:p>
     <w:p>
       <w:pPr>
-        <w:pStyle w:val="668"/>
+        <w:pStyle w:val="898"/>
         <w:numPr>
           <w:ilvl w:val="0"/>
-          <w:numId w:val="3"/>
+          <w:numId w:val="11"/>
         </w:numPr>
         <w:pBdr/>
         <w:spacing/>
@@ -355,7 +1148,7 @@
           <w:highlight w:val="none"/>
           <w:lang w:val="fr-FR" w:bidi="fr-FR"/>
         </w:rPr>
-        <w:t xml:space="preserve">None</w:t>
+        <w:t xml:space="preserve">Aliens are giving us signs to try and make contact  </w:t>
       </w:r>
       <w:r>
         <w:rPr>
@@ -366,10 +1159,10 @@
     </w:p>
     <w:p>
       <w:pPr>
-        <w:pStyle w:val="668"/>
+        <w:pStyle w:val="898"/>
         <w:numPr>
           <w:ilvl w:val="0"/>
-          <w:numId w:val="3"/>
+          <w:numId w:val="11"/>
         </w:numPr>
         <w:pBdr/>
         <w:spacing/>
@@ -384,7 +1177,7 @@
           <w:highlight w:val="none"/>
           <w:lang w:val="fr-FR" w:bidi="fr-FR"/>
         </w:rPr>
-        <w:t xml:space="preserve">Three</w:t>
+        <w:t xml:space="preserve">There are rampant thefts of poppy seeds</w:t>
       </w:r>
       <w:r>
         <w:rPr>
@@ -395,10 +1188,10 @@
     </w:p>
     <w:p>
       <w:pPr>
-        <w:pStyle w:val="668"/>
+        <w:pStyle w:val="898"/>
         <w:numPr>
           <w:ilvl w:val="0"/>
-          <w:numId w:val="3"/>
+          <w:numId w:val="11"/>
         </w:numPr>
         <w:pBdr/>
         <w:spacing/>
@@ -413,7 +1206,13 @@
           <w:highlight w:val="none"/>
           <w:lang w:val="fr-FR" w:bidi="fr-FR"/>
         </w:rPr>
-        <w:t xml:space="preserve">Twenty four</w:t>
+        <w:t xml:space="preserve">It’s the fault of drug addicted Wallabies -</w:t>
+      </w:r>
+      <w:r>
+        <w:rPr>
+          <w:highlight w:val="none"/>
+          <w:lang w:val="fr-FR" w:bidi="fr-FR"/>
+        </w:rPr>
       </w:r>
       <w:r>
         <w:rPr>
@@ -444,7 +1243,6 @@
         <w:ind/>
         <w:rPr/>
       </w:pPr>
-      <w:r/>
       <w:r>
         <w:separator/>
       </w:r>
@@ -459,7 +1257,6 @@
         <w:ind/>
         <w:rPr/>
       </w:pPr>
-      <w:r/>
       <w:r>
         <w:continuationSeparator/>
       </w:r>
@@ -479,7 +1276,6 @@
         <w:ind/>
         <w:rPr/>
       </w:pPr>
-      <w:r/>
       <w:r>
         <w:separator/>
       </w:r>
@@ -494,7 +1290,6 @@
         <w:ind/>
         <w:rPr/>
       </w:pPr>
-      <w:r/>
       <w:r>
         <w:continuationSeparator/>
       </w:r>
@@ -893,6 +1688,1038 @@
       <w:suff w:val="tab"/>
     </w:lvl>
   </w:abstractNum>
+  <w:abstractNum w:abstractNumId="3">
+    <w:nsid w:val="32192119"/>
+    <w:lvl w:ilvl="0">
+      <w:isLgl w:val="false"/>
+      <w:lvlJc w:val="left"/>
+      <w:lvlText w:val="%1)"/>
+      <w:numFmt w:val="upperLetter"/>
+      <w:pPr>
+        <w:pBdr/>
+        <w:spacing/>
+        <w:ind w:hanging="360" w:left="709"/>
+      </w:pPr>
+      <w:rPr/>
+      <w:start w:val="1"/>
+      <w:suff w:val="tab"/>
+    </w:lvl>
+    <w:lvl w:ilvl="1">
+      <w:isLgl w:val="false"/>
+      <w:lvlJc w:val="left"/>
+      <w:lvlText w:val="%2."/>
+      <w:numFmt w:val="lowerLetter"/>
+      <w:pPr>
+        <w:pBdr/>
+        <w:spacing/>
+        <w:ind w:hanging="360" w:left="1429"/>
+      </w:pPr>
+      <w:rPr/>
+      <w:start w:val="1"/>
+      <w:suff w:val="tab"/>
+    </w:lvl>
+    <w:lvl w:ilvl="2">
+      <w:isLgl w:val="false"/>
+      <w:lvlJc w:val="right"/>
+      <w:lvlText w:val="%3."/>
+      <w:numFmt w:val="lowerRoman"/>
+      <w:pPr>
+        <w:pBdr/>
+        <w:spacing/>
+        <w:ind w:hanging="180" w:left="2149"/>
+      </w:pPr>
+      <w:rPr/>
+      <w:start w:val="1"/>
+      <w:suff w:val="tab"/>
+    </w:lvl>
+    <w:lvl w:ilvl="3">
+      <w:isLgl w:val="false"/>
+      <w:lvlJc w:val="left"/>
+      <w:lvlText w:val="%4."/>
+      <w:numFmt w:val="decimal"/>
+      <w:pPr>
+        <w:pBdr/>
+        <w:spacing/>
+        <w:ind w:hanging="360" w:left="2869"/>
+      </w:pPr>
+      <w:rPr/>
+      <w:start w:val="1"/>
+      <w:suff w:val="tab"/>
+    </w:lvl>
+    <w:lvl w:ilvl="4">
+      <w:isLgl w:val="false"/>
+      <w:lvlJc w:val="left"/>
+      <w:lvlText w:val="%5."/>
+      <w:numFmt w:val="lowerLetter"/>
+      <w:pPr>
+        <w:pBdr/>
+        <w:spacing/>
+        <w:ind w:hanging="360" w:left="3589"/>
+      </w:pPr>
+      <w:rPr/>
+      <w:start w:val="1"/>
+      <w:suff w:val="tab"/>
+    </w:lvl>
+    <w:lvl w:ilvl="5">
+      <w:isLgl w:val="false"/>
+      <w:lvlJc w:val="right"/>
+      <w:lvlText w:val="%6."/>
+      <w:numFmt w:val="lowerRoman"/>
+      <w:pPr>
+        <w:pBdr/>
+        <w:spacing/>
+        <w:ind w:hanging="180" w:left="4309"/>
+      </w:pPr>
+      <w:rPr/>
+      <w:start w:val="1"/>
+      <w:suff w:val="tab"/>
+    </w:lvl>
+    <w:lvl w:ilvl="6">
+      <w:isLgl w:val="false"/>
+      <w:lvlJc w:val="left"/>
+      <w:lvlText w:val="%7."/>
+      <w:numFmt w:val="decimal"/>
+      <w:pPr>
+        <w:pBdr/>
+        <w:spacing/>
+        <w:ind w:hanging="360" w:left="5029"/>
+      </w:pPr>
+      <w:rPr/>
+      <w:start w:val="1"/>
+      <w:suff w:val="tab"/>
+    </w:lvl>
+    <w:lvl w:ilvl="7">
+      <w:isLgl w:val="false"/>
+      <w:lvlJc w:val="left"/>
+      <w:lvlText w:val="%8."/>
+      <w:numFmt w:val="lowerLetter"/>
+      <w:pPr>
+        <w:pBdr/>
+        <w:spacing/>
+        <w:ind w:hanging="360" w:left="5749"/>
+      </w:pPr>
+      <w:rPr/>
+      <w:start w:val="1"/>
+      <w:suff w:val="tab"/>
+    </w:lvl>
+    <w:lvl w:ilvl="8">
+      <w:isLgl w:val="false"/>
+      <w:lvlJc w:val="right"/>
+      <w:lvlText w:val="%9."/>
+      <w:numFmt w:val="lowerRoman"/>
+      <w:pPr>
+        <w:pBdr/>
+        <w:spacing/>
+        <w:ind w:hanging="180" w:left="6469"/>
+      </w:pPr>
+      <w:rPr/>
+      <w:start w:val="1"/>
+      <w:suff w:val="tab"/>
+    </w:lvl>
+  </w:abstractNum>
+  <w:abstractNum w:abstractNumId="4">
+    <w:nsid w:val="1CB82829"/>
+    <w:lvl w:ilvl="0">
+      <w:isLgl w:val="false"/>
+      <w:lvlJc w:val="left"/>
+      <w:lvlText w:val="%1)"/>
+      <w:numFmt w:val="upperLetter"/>
+      <w:pPr>
+        <w:pBdr/>
+        <w:spacing/>
+        <w:ind w:hanging="360" w:left="709"/>
+      </w:pPr>
+      <w:rPr/>
+      <w:start w:val="1"/>
+      <w:suff w:val="tab"/>
+    </w:lvl>
+    <w:lvl w:ilvl="1">
+      <w:isLgl w:val="false"/>
+      <w:lvlJc w:val="left"/>
+      <w:lvlText w:val="%2."/>
+      <w:numFmt w:val="lowerLetter"/>
+      <w:pPr>
+        <w:pBdr/>
+        <w:spacing/>
+        <w:ind w:hanging="360" w:left="1429"/>
+      </w:pPr>
+      <w:rPr/>
+      <w:start w:val="1"/>
+      <w:suff w:val="tab"/>
+    </w:lvl>
+    <w:lvl w:ilvl="2">
+      <w:isLgl w:val="false"/>
+      <w:lvlJc w:val="right"/>
+      <w:lvlText w:val="%3."/>
+      <w:numFmt w:val="lowerRoman"/>
+      <w:pPr>
+        <w:pBdr/>
+        <w:spacing/>
+        <w:ind w:hanging="180" w:left="2149"/>
+      </w:pPr>
+      <w:rPr/>
+      <w:start w:val="1"/>
+      <w:suff w:val="tab"/>
+    </w:lvl>
+    <w:lvl w:ilvl="3">
+      <w:isLgl w:val="false"/>
+      <w:lvlJc w:val="left"/>
+      <w:lvlText w:val="%4."/>
+      <w:numFmt w:val="decimal"/>
+      <w:pPr>
+        <w:pBdr/>
+        <w:spacing/>
+        <w:ind w:hanging="360" w:left="2869"/>
+      </w:pPr>
+      <w:rPr/>
+      <w:start w:val="1"/>
+      <w:suff w:val="tab"/>
+    </w:lvl>
+    <w:lvl w:ilvl="4">
+      <w:isLgl w:val="false"/>
+      <w:lvlJc w:val="left"/>
+      <w:lvlText w:val="%5."/>
+      <w:numFmt w:val="lowerLetter"/>
+      <w:pPr>
+        <w:pBdr/>
+        <w:spacing/>
+        <w:ind w:hanging="360" w:left="3589"/>
+      </w:pPr>
+      <w:rPr/>
+      <w:start w:val="1"/>
+      <w:suff w:val="tab"/>
+    </w:lvl>
+    <w:lvl w:ilvl="5">
+      <w:isLgl w:val="false"/>
+      <w:lvlJc w:val="right"/>
+      <w:lvlText w:val="%6."/>
+      <w:numFmt w:val="lowerRoman"/>
+      <w:pPr>
+        <w:pBdr/>
+        <w:spacing/>
+        <w:ind w:hanging="180" w:left="4309"/>
+      </w:pPr>
+      <w:rPr/>
+      <w:start w:val="1"/>
+      <w:suff w:val="tab"/>
+    </w:lvl>
+    <w:lvl w:ilvl="6">
+      <w:isLgl w:val="false"/>
+      <w:lvlJc w:val="left"/>
+      <w:lvlText w:val="%7."/>
+      <w:numFmt w:val="decimal"/>
+      <w:pPr>
+        <w:pBdr/>
+        <w:spacing/>
+        <w:ind w:hanging="360" w:left="5029"/>
+      </w:pPr>
+      <w:rPr/>
+      <w:start w:val="1"/>
+      <w:suff w:val="tab"/>
+    </w:lvl>
+    <w:lvl w:ilvl="7">
+      <w:isLgl w:val="false"/>
+      <w:lvlJc w:val="left"/>
+      <w:lvlText w:val="%8."/>
+      <w:numFmt w:val="lowerLetter"/>
+      <w:pPr>
+        <w:pBdr/>
+        <w:spacing/>
+        <w:ind w:hanging="360" w:left="5749"/>
+      </w:pPr>
+      <w:rPr/>
+      <w:start w:val="1"/>
+      <w:suff w:val="tab"/>
+    </w:lvl>
+    <w:lvl w:ilvl="8">
+      <w:isLgl w:val="false"/>
+      <w:lvlJc w:val="right"/>
+      <w:lvlText w:val="%9."/>
+      <w:numFmt w:val="lowerRoman"/>
+      <w:pPr>
+        <w:pBdr/>
+        <w:spacing/>
+        <w:ind w:hanging="180" w:left="6469"/>
+      </w:pPr>
+      <w:rPr/>
+      <w:start w:val="1"/>
+      <w:suff w:val="tab"/>
+    </w:lvl>
+  </w:abstractNum>
+  <w:abstractNum w:abstractNumId="5">
+    <w:nsid w:val="76CF92F3"/>
+    <w:lvl w:ilvl="0">
+      <w:isLgl w:val="false"/>
+      <w:lvlJc w:val="left"/>
+      <w:lvlText w:val="%1)"/>
+      <w:numFmt w:val="upperLetter"/>
+      <w:pPr>
+        <w:pBdr/>
+        <w:spacing/>
+        <w:ind w:hanging="360" w:left="709"/>
+      </w:pPr>
+      <w:rPr/>
+      <w:start w:val="1"/>
+      <w:suff w:val="tab"/>
+    </w:lvl>
+    <w:lvl w:ilvl="1">
+      <w:isLgl w:val="false"/>
+      <w:lvlJc w:val="left"/>
+      <w:lvlText w:val="%2."/>
+      <w:numFmt w:val="lowerLetter"/>
+      <w:pPr>
+        <w:pBdr/>
+        <w:spacing/>
+        <w:ind w:hanging="360" w:left="1429"/>
+      </w:pPr>
+      <w:rPr/>
+      <w:start w:val="1"/>
+      <w:suff w:val="tab"/>
+    </w:lvl>
+    <w:lvl w:ilvl="2">
+      <w:isLgl w:val="false"/>
+      <w:lvlJc w:val="right"/>
+      <w:lvlText w:val="%3."/>
+      <w:numFmt w:val="lowerRoman"/>
+      <w:pPr>
+        <w:pBdr/>
+        <w:spacing/>
+        <w:ind w:hanging="180" w:left="2149"/>
+      </w:pPr>
+      <w:rPr/>
+      <w:start w:val="1"/>
+      <w:suff w:val="tab"/>
+    </w:lvl>
+    <w:lvl w:ilvl="3">
+      <w:isLgl w:val="false"/>
+      <w:lvlJc w:val="left"/>
+      <w:lvlText w:val="%4."/>
+      <w:numFmt w:val="decimal"/>
+      <w:pPr>
+        <w:pBdr/>
+        <w:spacing/>
+        <w:ind w:hanging="360" w:left="2869"/>
+      </w:pPr>
+      <w:rPr/>
+      <w:start w:val="1"/>
+      <w:suff w:val="tab"/>
+    </w:lvl>
+    <w:lvl w:ilvl="4">
+      <w:isLgl w:val="false"/>
+      <w:lvlJc w:val="left"/>
+      <w:lvlText w:val="%5."/>
+      <w:numFmt w:val="lowerLetter"/>
+      <w:pPr>
+        <w:pBdr/>
+        <w:spacing/>
+        <w:ind w:hanging="360" w:left="3589"/>
+      </w:pPr>
+      <w:rPr/>
+      <w:start w:val="1"/>
+      <w:suff w:val="tab"/>
+    </w:lvl>
+    <w:lvl w:ilvl="5">
+      <w:isLgl w:val="false"/>
+      <w:lvlJc w:val="right"/>
+      <w:lvlText w:val="%6."/>
+      <w:numFmt w:val="lowerRoman"/>
+      <w:pPr>
+        <w:pBdr/>
+        <w:spacing/>
+        <w:ind w:hanging="180" w:left="4309"/>
+      </w:pPr>
+      <w:rPr/>
+      <w:start w:val="1"/>
+      <w:suff w:val="tab"/>
+    </w:lvl>
+    <w:lvl w:ilvl="6">
+      <w:isLgl w:val="false"/>
+      <w:lvlJc w:val="left"/>
+      <w:lvlText w:val="%7."/>
+      <w:numFmt w:val="decimal"/>
+      <w:pPr>
+        <w:pBdr/>
+        <w:spacing/>
+        <w:ind w:hanging="360" w:left="5029"/>
+      </w:pPr>
+      <w:rPr/>
+      <w:start w:val="1"/>
+      <w:suff w:val="tab"/>
+    </w:lvl>
+    <w:lvl w:ilvl="7">
+      <w:isLgl w:val="false"/>
+      <w:lvlJc w:val="left"/>
+      <w:lvlText w:val="%8."/>
+      <w:numFmt w:val="lowerLetter"/>
+      <w:pPr>
+        <w:pBdr/>
+        <w:spacing/>
+        <w:ind w:hanging="360" w:left="5749"/>
+      </w:pPr>
+      <w:rPr/>
+      <w:start w:val="1"/>
+      <w:suff w:val="tab"/>
+    </w:lvl>
+    <w:lvl w:ilvl="8">
+      <w:isLgl w:val="false"/>
+      <w:lvlJc w:val="right"/>
+      <w:lvlText w:val="%9."/>
+      <w:numFmt w:val="lowerRoman"/>
+      <w:pPr>
+        <w:pBdr/>
+        <w:spacing/>
+        <w:ind w:hanging="180" w:left="6469"/>
+      </w:pPr>
+      <w:rPr/>
+      <w:start w:val="1"/>
+      <w:suff w:val="tab"/>
+    </w:lvl>
+  </w:abstractNum>
+  <w:abstractNum w:abstractNumId="6">
+    <w:nsid w:val="2B5ADAA0"/>
+    <w:lvl w:ilvl="0">
+      <w:isLgl w:val="false"/>
+      <w:lvlJc w:val="left"/>
+      <w:lvlText w:val="%1)"/>
+      <w:numFmt w:val="upperLetter"/>
+      <w:pPr>
+        <w:pBdr/>
+        <w:spacing/>
+        <w:ind w:hanging="360" w:left="709"/>
+      </w:pPr>
+      <w:rPr/>
+      <w:start w:val="1"/>
+      <w:suff w:val="tab"/>
+    </w:lvl>
+    <w:lvl w:ilvl="1">
+      <w:isLgl w:val="false"/>
+      <w:lvlJc w:val="left"/>
+      <w:lvlText w:val="%2."/>
+      <w:numFmt w:val="lowerLetter"/>
+      <w:pPr>
+        <w:pBdr/>
+        <w:spacing/>
+        <w:ind w:hanging="360" w:left="1429"/>
+      </w:pPr>
+      <w:rPr/>
+      <w:start w:val="1"/>
+      <w:suff w:val="tab"/>
+    </w:lvl>
+    <w:lvl w:ilvl="2">
+      <w:isLgl w:val="false"/>
+      <w:lvlJc w:val="right"/>
+      <w:lvlText w:val="%3."/>
+      <w:numFmt w:val="lowerRoman"/>
+      <w:pPr>
+        <w:pBdr/>
+        <w:spacing/>
+        <w:ind w:hanging="180" w:left="2149"/>
+      </w:pPr>
+      <w:rPr/>
+      <w:start w:val="1"/>
+      <w:suff w:val="tab"/>
+    </w:lvl>
+    <w:lvl w:ilvl="3">
+      <w:isLgl w:val="false"/>
+      <w:lvlJc w:val="left"/>
+      <w:lvlText w:val="%4."/>
+      <w:numFmt w:val="decimal"/>
+      <w:pPr>
+        <w:pBdr/>
+        <w:spacing/>
+        <w:ind w:hanging="360" w:left="2869"/>
+      </w:pPr>
+      <w:rPr/>
+      <w:start w:val="1"/>
+      <w:suff w:val="tab"/>
+    </w:lvl>
+    <w:lvl w:ilvl="4">
+      <w:isLgl w:val="false"/>
+      <w:lvlJc w:val="left"/>
+      <w:lvlText w:val="%5."/>
+      <w:numFmt w:val="lowerLetter"/>
+      <w:pPr>
+        <w:pBdr/>
+        <w:spacing/>
+        <w:ind w:hanging="360" w:left="3589"/>
+      </w:pPr>
+      <w:rPr/>
+      <w:start w:val="1"/>
+      <w:suff w:val="tab"/>
+    </w:lvl>
+    <w:lvl w:ilvl="5">
+      <w:isLgl w:val="false"/>
+      <w:lvlJc w:val="right"/>
+      <w:lvlText w:val="%6."/>
+      <w:numFmt w:val="lowerRoman"/>
+      <w:pPr>
+        <w:pBdr/>
+        <w:spacing/>
+        <w:ind w:hanging="180" w:left="4309"/>
+      </w:pPr>
+      <w:rPr/>
+      <w:start w:val="1"/>
+      <w:suff w:val="tab"/>
+    </w:lvl>
+    <w:lvl w:ilvl="6">
+      <w:isLgl w:val="false"/>
+      <w:lvlJc w:val="left"/>
+      <w:lvlText w:val="%7."/>
+      <w:numFmt w:val="decimal"/>
+      <w:pPr>
+        <w:pBdr/>
+        <w:spacing/>
+        <w:ind w:hanging="360" w:left="5029"/>
+      </w:pPr>
+      <w:rPr/>
+      <w:start w:val="1"/>
+      <w:suff w:val="tab"/>
+    </w:lvl>
+    <w:lvl w:ilvl="7">
+      <w:isLgl w:val="false"/>
+      <w:lvlJc w:val="left"/>
+      <w:lvlText w:val="%8."/>
+      <w:numFmt w:val="lowerLetter"/>
+      <w:pPr>
+        <w:pBdr/>
+        <w:spacing/>
+        <w:ind w:hanging="360" w:left="5749"/>
+      </w:pPr>
+      <w:rPr/>
+      <w:start w:val="1"/>
+      <w:suff w:val="tab"/>
+    </w:lvl>
+    <w:lvl w:ilvl="8">
+      <w:isLgl w:val="false"/>
+      <w:lvlJc w:val="right"/>
+      <w:lvlText w:val="%9."/>
+      <w:numFmt w:val="lowerRoman"/>
+      <w:pPr>
+        <w:pBdr/>
+        <w:spacing/>
+        <w:ind w:hanging="180" w:left="6469"/>
+      </w:pPr>
+      <w:rPr/>
+      <w:start w:val="1"/>
+      <w:suff w:val="tab"/>
+    </w:lvl>
+  </w:abstractNum>
+  <w:abstractNum w:abstractNumId="7">
+    <w:nsid w:val="26763DBC"/>
+    <w:lvl w:ilvl="0">
+      <w:isLgl w:val="false"/>
+      <w:lvlJc w:val="left"/>
+      <w:lvlText w:val="%1)"/>
+      <w:numFmt w:val="upperLetter"/>
+      <w:pPr>
+        <w:pBdr/>
+        <w:spacing/>
+        <w:ind w:hanging="360" w:left="709"/>
+      </w:pPr>
+      <w:rPr/>
+      <w:start w:val="1"/>
+      <w:suff w:val="tab"/>
+    </w:lvl>
+    <w:lvl w:ilvl="1">
+      <w:isLgl w:val="false"/>
+      <w:lvlJc w:val="left"/>
+      <w:lvlText w:val="%2."/>
+      <w:numFmt w:val="lowerLetter"/>
+      <w:pPr>
+        <w:pBdr/>
+        <w:spacing/>
+        <w:ind w:hanging="360" w:left="1429"/>
+      </w:pPr>
+      <w:rPr/>
+      <w:start w:val="1"/>
+      <w:suff w:val="tab"/>
+    </w:lvl>
+    <w:lvl w:ilvl="2">
+      <w:isLgl w:val="false"/>
+      <w:lvlJc w:val="right"/>
+      <w:lvlText w:val="%3."/>
+      <w:numFmt w:val="lowerRoman"/>
+      <w:pPr>
+        <w:pBdr/>
+        <w:spacing/>
+        <w:ind w:hanging="180" w:left="2149"/>
+      </w:pPr>
+      <w:rPr/>
+      <w:start w:val="1"/>
+      <w:suff w:val="tab"/>
+    </w:lvl>
+    <w:lvl w:ilvl="3">
+      <w:isLgl w:val="false"/>
+      <w:lvlJc w:val="left"/>
+      <w:lvlText w:val="%4."/>
+      <w:numFmt w:val="decimal"/>
+      <w:pPr>
+        <w:pBdr/>
+        <w:spacing/>
+        <w:ind w:hanging="360" w:left="2869"/>
+      </w:pPr>
+      <w:rPr/>
+      <w:start w:val="1"/>
+      <w:suff w:val="tab"/>
+    </w:lvl>
+    <w:lvl w:ilvl="4">
+      <w:isLgl w:val="false"/>
+      <w:lvlJc w:val="left"/>
+      <w:lvlText w:val="%5."/>
+      <w:numFmt w:val="lowerLetter"/>
+      <w:pPr>
+        <w:pBdr/>
+        <w:spacing/>
+        <w:ind w:hanging="360" w:left="3589"/>
+      </w:pPr>
+      <w:rPr/>
+      <w:start w:val="1"/>
+      <w:suff w:val="tab"/>
+    </w:lvl>
+    <w:lvl w:ilvl="5">
+      <w:isLgl w:val="false"/>
+      <w:lvlJc w:val="right"/>
+      <w:lvlText w:val="%6."/>
+      <w:numFmt w:val="lowerRoman"/>
+      <w:pPr>
+        <w:pBdr/>
+        <w:spacing/>
+        <w:ind w:hanging="180" w:left="4309"/>
+      </w:pPr>
+      <w:rPr/>
+      <w:start w:val="1"/>
+      <w:suff w:val="tab"/>
+    </w:lvl>
+    <w:lvl w:ilvl="6">
+      <w:isLgl w:val="false"/>
+      <w:lvlJc w:val="left"/>
+      <w:lvlText w:val="%7."/>
+      <w:numFmt w:val="decimal"/>
+      <w:pPr>
+        <w:pBdr/>
+        <w:spacing/>
+        <w:ind w:hanging="360" w:left="5029"/>
+      </w:pPr>
+      <w:rPr/>
+      <w:start w:val="1"/>
+      <w:suff w:val="tab"/>
+    </w:lvl>
+    <w:lvl w:ilvl="7">
+      <w:isLgl w:val="false"/>
+      <w:lvlJc w:val="left"/>
+      <w:lvlText w:val="%8."/>
+      <w:numFmt w:val="lowerLetter"/>
+      <w:pPr>
+        <w:pBdr/>
+        <w:spacing/>
+        <w:ind w:hanging="360" w:left="5749"/>
+      </w:pPr>
+      <w:rPr/>
+      <w:start w:val="1"/>
+      <w:suff w:val="tab"/>
+    </w:lvl>
+    <w:lvl w:ilvl="8">
+      <w:isLgl w:val="false"/>
+      <w:lvlJc w:val="right"/>
+      <w:lvlText w:val="%9."/>
+      <w:numFmt w:val="lowerRoman"/>
+      <w:pPr>
+        <w:pBdr/>
+        <w:spacing/>
+        <w:ind w:hanging="180" w:left="6469"/>
+      </w:pPr>
+      <w:rPr/>
+      <w:start w:val="1"/>
+      <w:suff w:val="tab"/>
+    </w:lvl>
+  </w:abstractNum>
+  <w:abstractNum w:abstractNumId="8">
+    <w:nsid w:val="239B1E0C"/>
+    <w:lvl w:ilvl="0">
+      <w:isLgl w:val="false"/>
+      <w:lvlJc w:val="left"/>
+      <w:lvlText w:val="%1)"/>
+      <w:numFmt w:val="upperLetter"/>
+      <w:pPr>
+        <w:pBdr/>
+        <w:spacing/>
+        <w:ind w:hanging="360" w:left="709"/>
+      </w:pPr>
+      <w:rPr/>
+      <w:start w:val="1"/>
+      <w:suff w:val="tab"/>
+    </w:lvl>
+    <w:lvl w:ilvl="1">
+      <w:isLgl w:val="false"/>
+      <w:lvlJc w:val="left"/>
+      <w:lvlText w:val="%2."/>
+      <w:numFmt w:val="lowerLetter"/>
+      <w:pPr>
+        <w:pBdr/>
+        <w:spacing/>
+        <w:ind w:hanging="360" w:left="1429"/>
+      </w:pPr>
+      <w:rPr/>
+      <w:start w:val="1"/>
+      <w:suff w:val="tab"/>
+    </w:lvl>
+    <w:lvl w:ilvl="2">
+      <w:isLgl w:val="false"/>
+      <w:lvlJc w:val="right"/>
+      <w:lvlText w:val="%3."/>
+      <w:numFmt w:val="lowerRoman"/>
+      <w:pPr>
+        <w:pBdr/>
+        <w:spacing/>
+        <w:ind w:hanging="180" w:left="2149"/>
+      </w:pPr>
+      <w:rPr/>
+      <w:start w:val="1"/>
+      <w:suff w:val="tab"/>
+    </w:lvl>
+    <w:lvl w:ilvl="3">
+      <w:isLgl w:val="false"/>
+      <w:lvlJc w:val="left"/>
+      <w:lvlText w:val="%4."/>
+      <w:numFmt w:val="decimal"/>
+      <w:pPr>
+        <w:pBdr/>
+        <w:spacing/>
+        <w:ind w:hanging="360" w:left="2869"/>
+      </w:pPr>
+      <w:rPr/>
+      <w:start w:val="1"/>
+      <w:suff w:val="tab"/>
+    </w:lvl>
+    <w:lvl w:ilvl="4">
+      <w:isLgl w:val="false"/>
+      <w:lvlJc w:val="left"/>
+      <w:lvlText w:val="%5."/>
+      <w:numFmt w:val="lowerLetter"/>
+      <w:pPr>
+        <w:pBdr/>
+        <w:spacing/>
+        <w:ind w:hanging="360" w:left="3589"/>
+      </w:pPr>
+      <w:rPr/>
+      <w:start w:val="1"/>
+      <w:suff w:val="tab"/>
+    </w:lvl>
+    <w:lvl w:ilvl="5">
+      <w:isLgl w:val="false"/>
+      <w:lvlJc w:val="right"/>
+      <w:lvlText w:val="%6."/>
+      <w:numFmt w:val="lowerRoman"/>
+      <w:pPr>
+        <w:pBdr/>
+        <w:spacing/>
+        <w:ind w:hanging="180" w:left="4309"/>
+      </w:pPr>
+      <w:rPr/>
+      <w:start w:val="1"/>
+      <w:suff w:val="tab"/>
+    </w:lvl>
+    <w:lvl w:ilvl="6">
+      <w:isLgl w:val="false"/>
+      <w:lvlJc w:val="left"/>
+      <w:lvlText w:val="%7."/>
+      <w:numFmt w:val="decimal"/>
+      <w:pPr>
+        <w:pBdr/>
+        <w:spacing/>
+        <w:ind w:hanging="360" w:left="5029"/>
+      </w:pPr>
+      <w:rPr/>
+      <w:start w:val="1"/>
+      <w:suff w:val="tab"/>
+    </w:lvl>
+    <w:lvl w:ilvl="7">
+      <w:isLgl w:val="false"/>
+      <w:lvlJc w:val="left"/>
+      <w:lvlText w:val="%8."/>
+      <w:numFmt w:val="lowerLetter"/>
+      <w:pPr>
+        <w:pBdr/>
+        <w:spacing/>
+        <w:ind w:hanging="360" w:left="5749"/>
+      </w:pPr>
+      <w:rPr/>
+      <w:start w:val="1"/>
+      <w:suff w:val="tab"/>
+    </w:lvl>
+    <w:lvl w:ilvl="8">
+      <w:isLgl w:val="false"/>
+      <w:lvlJc w:val="right"/>
+      <w:lvlText w:val="%9."/>
+      <w:numFmt w:val="lowerRoman"/>
+      <w:pPr>
+        <w:pBdr/>
+        <w:spacing/>
+        <w:ind w:hanging="180" w:left="6469"/>
+      </w:pPr>
+      <w:rPr/>
+      <w:start w:val="1"/>
+      <w:suff w:val="tab"/>
+    </w:lvl>
+  </w:abstractNum>
+  <w:abstractNum w:abstractNumId="9">
+    <w:nsid w:val="731729F1"/>
+    <w:lvl w:ilvl="0">
+      <w:isLgl w:val="false"/>
+      <w:lvlJc w:val="left"/>
+      <w:lvlText w:val="%1)"/>
+      <w:numFmt w:val="upperLetter"/>
+      <w:pPr>
+        <w:pBdr/>
+        <w:spacing/>
+        <w:ind w:hanging="360" w:left="709"/>
+      </w:pPr>
+      <w:rPr/>
+      <w:start w:val="1"/>
+      <w:suff w:val="tab"/>
+    </w:lvl>
+    <w:lvl w:ilvl="1">
+      <w:isLgl w:val="false"/>
+      <w:lvlJc w:val="left"/>
+      <w:lvlText w:val="%2."/>
+      <w:numFmt w:val="lowerLetter"/>
+      <w:pPr>
+        <w:pBdr/>
+        <w:spacing/>
+        <w:ind w:hanging="360" w:left="1429"/>
+      </w:pPr>
+      <w:rPr/>
+      <w:start w:val="1"/>
+      <w:suff w:val="tab"/>
+    </w:lvl>
+    <w:lvl w:ilvl="2">
+      <w:isLgl w:val="false"/>
+      <w:lvlJc w:val="right"/>
+      <w:lvlText w:val="%3."/>
+      <w:numFmt w:val="lowerRoman"/>
+      <w:pPr>
+        <w:pBdr/>
+        <w:spacing/>
+        <w:ind w:hanging="180" w:left="2149"/>
+      </w:pPr>
+      <w:rPr/>
+      <w:start w:val="1"/>
+      <w:suff w:val="tab"/>
+    </w:lvl>
+    <w:lvl w:ilvl="3">
+      <w:isLgl w:val="false"/>
+      <w:lvlJc w:val="left"/>
+      <w:lvlText w:val="%4."/>
+      <w:numFmt w:val="decimal"/>
+      <w:pPr>
+        <w:pBdr/>
+        <w:spacing/>
+        <w:ind w:hanging="360" w:left="2869"/>
+      </w:pPr>
+      <w:rPr/>
+      <w:start w:val="1"/>
+      <w:suff w:val="tab"/>
+    </w:lvl>
+    <w:lvl w:ilvl="4">
+      <w:isLgl w:val="false"/>
+      <w:lvlJc w:val="left"/>
+      <w:lvlText w:val="%5."/>
+      <w:numFmt w:val="lowerLetter"/>
+      <w:pPr>
+        <w:pBdr/>
+        <w:spacing/>
+        <w:ind w:hanging="360" w:left="3589"/>
+      </w:pPr>
+      <w:rPr/>
+      <w:start w:val="1"/>
+      <w:suff w:val="tab"/>
+    </w:lvl>
+    <w:lvl w:ilvl="5">
+      <w:isLgl w:val="false"/>
+      <w:lvlJc w:val="right"/>
+      <w:lvlText w:val="%6."/>
+      <w:numFmt w:val="lowerRoman"/>
+      <w:pPr>
+        <w:pBdr/>
+        <w:spacing/>
+        <w:ind w:hanging="180" w:left="4309"/>
+      </w:pPr>
+      <w:rPr/>
+      <w:start w:val="1"/>
+      <w:suff w:val="tab"/>
+    </w:lvl>
+    <w:lvl w:ilvl="6">
+      <w:isLgl w:val="false"/>
+      <w:lvlJc w:val="left"/>
+      <w:lvlText w:val="%7."/>
+      <w:numFmt w:val="decimal"/>
+      <w:pPr>
+        <w:pBdr/>
+        <w:spacing/>
+        <w:ind w:hanging="360" w:left="5029"/>
+      </w:pPr>
+      <w:rPr/>
+      <w:start w:val="1"/>
+      <w:suff w:val="tab"/>
+    </w:lvl>
+    <w:lvl w:ilvl="7">
+      <w:isLgl w:val="false"/>
+      <w:lvlJc w:val="left"/>
+      <w:lvlText w:val="%8."/>
+      <w:numFmt w:val="lowerLetter"/>
+      <w:pPr>
+        <w:pBdr/>
+        <w:spacing/>
+        <w:ind w:hanging="360" w:left="5749"/>
+      </w:pPr>
+      <w:rPr/>
+      <w:start w:val="1"/>
+      <w:suff w:val="tab"/>
+    </w:lvl>
+    <w:lvl w:ilvl="8">
+      <w:isLgl w:val="false"/>
+      <w:lvlJc w:val="right"/>
+      <w:lvlText w:val="%9."/>
+      <w:numFmt w:val="lowerRoman"/>
+      <w:pPr>
+        <w:pBdr/>
+        <w:spacing/>
+        <w:ind w:hanging="180" w:left="6469"/>
+      </w:pPr>
+      <w:rPr/>
+      <w:start w:val="1"/>
+      <w:suff w:val="tab"/>
+    </w:lvl>
+  </w:abstractNum>
+  <w:abstractNum w:abstractNumId="10">
+    <w:nsid w:val="2ECF38D2"/>
+    <w:lvl w:ilvl="0">
+      <w:isLgl w:val="false"/>
+      <w:lvlJc w:val="left"/>
+      <w:lvlText w:val="%1)"/>
+      <w:numFmt w:val="upperLetter"/>
+      <w:pPr>
+        <w:pBdr/>
+        <w:spacing/>
+        <w:ind w:hanging="360" w:left="709"/>
+      </w:pPr>
+      <w:rPr/>
+      <w:start w:val="1"/>
+      <w:suff w:val="tab"/>
+    </w:lvl>
+    <w:lvl w:ilvl="1">
+      <w:isLgl w:val="false"/>
+      <w:lvlJc w:val="left"/>
+      <w:lvlText w:val="%2."/>
+      <w:numFmt w:val="lowerLetter"/>
+      <w:pPr>
+        <w:pBdr/>
+        <w:spacing/>
+        <w:ind w:hanging="360" w:left="1429"/>
+      </w:pPr>
+      <w:rPr/>
+      <w:start w:val="1"/>
+      <w:suff w:val="tab"/>
+    </w:lvl>
+    <w:lvl w:ilvl="2">
+      <w:isLgl w:val="false"/>
+      <w:lvlJc w:val="right"/>
+      <w:lvlText w:val="%3."/>
+      <w:numFmt w:val="lowerRoman"/>
+      <w:pPr>
+        <w:pBdr/>
+        <w:spacing/>
+        <w:ind w:hanging="180" w:left="2149"/>
+      </w:pPr>
+      <w:rPr/>
+      <w:start w:val="1"/>
+      <w:suff w:val="tab"/>
+    </w:lvl>
+    <w:lvl w:ilvl="3">
+      <w:isLgl w:val="false"/>
+      <w:lvlJc w:val="left"/>
+      <w:lvlText w:val="%4."/>
+      <w:numFmt w:val="decimal"/>
+      <w:pPr>
+        <w:pBdr/>
+        <w:spacing/>
+        <w:ind w:hanging="360" w:left="2869"/>
+      </w:pPr>
+      <w:rPr/>
+      <w:start w:val="1"/>
+      <w:suff w:val="tab"/>
+    </w:lvl>
+    <w:lvl w:ilvl="4">
+      <w:isLgl w:val="false"/>
+      <w:lvlJc w:val="left"/>
+      <w:lvlText w:val="%5."/>
+      <w:numFmt w:val="lowerLetter"/>
+      <w:pPr>
+        <w:pBdr/>
+        <w:spacing/>
+        <w:ind w:hanging="360" w:left="3589"/>
+      </w:pPr>
+      <w:rPr/>
+      <w:start w:val="1"/>
+      <w:suff w:val="tab"/>
+    </w:lvl>
+    <w:lvl w:ilvl="5">
+      <w:isLgl w:val="false"/>
+      <w:lvlJc w:val="right"/>
+      <w:lvlText w:val="%6."/>
+      <w:numFmt w:val="lowerRoman"/>
+      <w:pPr>
+        <w:pBdr/>
+        <w:spacing/>
+        <w:ind w:hanging="180" w:left="4309"/>
+      </w:pPr>
+      <w:rPr/>
+      <w:start w:val="1"/>
+      <w:suff w:val="tab"/>
+    </w:lvl>
+    <w:lvl w:ilvl="6">
+      <w:isLgl w:val="false"/>
+      <w:lvlJc w:val="left"/>
+      <w:lvlText w:val="%7."/>
+      <w:numFmt w:val="decimal"/>
+      <w:pPr>
+        <w:pBdr/>
+        <w:spacing/>
+        <w:ind w:hanging="360" w:left="5029"/>
+      </w:pPr>
+      <w:rPr/>
+      <w:start w:val="1"/>
+      <w:suff w:val="tab"/>
+    </w:lvl>
+    <w:lvl w:ilvl="7">
+      <w:isLgl w:val="false"/>
+      <w:lvlJc w:val="left"/>
+      <w:lvlText w:val="%8."/>
+      <w:numFmt w:val="lowerLetter"/>
+      <w:pPr>
+        <w:pBdr/>
+        <w:spacing/>
+        <w:ind w:hanging="360" w:left="5749"/>
+      </w:pPr>
+      <w:rPr/>
+      <w:start w:val="1"/>
+      <w:suff w:val="tab"/>
+    </w:lvl>
+    <w:lvl w:ilvl="8">
+      <w:isLgl w:val="false"/>
+      <w:lvlJc w:val="right"/>
+      <w:lvlText w:val="%9."/>
+      <w:numFmt w:val="lowerRoman"/>
+      <w:pPr>
+        <w:pBdr/>
+        <w:spacing/>
+        <w:ind w:hanging="180" w:left="6469"/>
+      </w:pPr>
+      <w:rPr/>
+      <w:start w:val="1"/>
+      <w:suff w:val="tab"/>
+    </w:lvl>
+  </w:abstractNum>
   <w:num w:numId="1">
     <w:abstractNumId w:val="0"/>
   </w:num>
@@ -901,6 +2728,30 @@
   </w:num>
   <w:num w:numId="3">
     <w:abstractNumId w:val="2"/>
+  </w:num>
+  <w:num w:numId="4">
+    <w:abstractNumId w:val="3"/>
+  </w:num>
+  <w:num w:numId="5">
+    <w:abstractNumId w:val="4"/>
+  </w:num>
+  <w:num w:numId="6">
+    <w:abstractNumId w:val="5"/>
+  </w:num>
+  <w:num w:numId="7">
+    <w:abstractNumId w:val="6"/>
+  </w:num>
+  <w:num w:numId="8">
+    <w:abstractNumId w:val="7"/>
+  </w:num>
+  <w:num w:numId="9">
+    <w:abstractNumId w:val="8"/>
+  </w:num>
+  <w:num w:numId="10">
+    <w:abstractNumId w:val="9"/>
+  </w:num>
+  <w:num w:numId="11">
+    <w:abstractNumId w:val="10"/>
   </w:num>
 </w:numbering>
 </file>
@@ -1063,9 +2914,9 @@
     <w:lsdException w:name="Bibliography" w:uiPriority="37"/>
     <w:lsdException w:name="TOC Heading" w:uiPriority="39" w:qFormat="1"/>
   </w:latentStyles>
-  <w:style w:type="table" w:styleId="12">
+  <w:style w:type="table" w:styleId="709">
     <w:name w:val="Table Grid"/>
-    <w:basedOn w:val="665"/>
+    <w:basedOn w:val="895"/>
     <w:uiPriority w:val="59"/>
     <w:pPr>
       <w:pBdr/>
@@ -1262,9 +3113,9 @@
       </w:tcPr>
     </w:tblStylePr>
   </w:style>
-  <w:style w:type="table" w:styleId="13">
+  <w:style w:type="table" w:styleId="710">
     <w:name w:val="Table Grid Light"/>
-    <w:basedOn w:val="665"/>
+    <w:basedOn w:val="895"/>
     <w:uiPriority w:val="59"/>
     <w:pPr>
       <w:pBdr/>
@@ -1461,9 +3312,9 @@
       </w:tcPr>
     </w:tblStylePr>
   </w:style>
-  <w:style w:type="table" w:styleId="14">
+  <w:style w:type="table" w:styleId="711">
     <w:name w:val="Plain Table 1"/>
-    <w:basedOn w:val="665"/>
+    <w:basedOn w:val="895"/>
     <w:uiPriority w:val="59"/>
     <w:pPr>
       <w:pBdr/>
@@ -1686,9 +3537,9 @@
       </w:tcPr>
     </w:tblStylePr>
   </w:style>
-  <w:style w:type="table" w:styleId="15">
+  <w:style w:type="table" w:styleId="712">
     <w:name w:val="Plain Table 2"/>
-    <w:basedOn w:val="665"/>
+    <w:basedOn w:val="895"/>
     <w:uiPriority w:val="59"/>
     <w:pPr>
       <w:pBdr/>
@@ -1919,9 +3770,9 @@
       </w:tcPr>
     </w:tblStylePr>
   </w:style>
-  <w:style w:type="table" w:styleId="16">
+  <w:style w:type="table" w:styleId="713">
     <w:name w:val="Plain Table 3"/>
-    <w:basedOn w:val="665"/>
+    <w:basedOn w:val="895"/>
     <w:uiPriority w:val="99"/>
     <w:pPr>
       <w:pBdr/>
@@ -2149,9 +4000,9 @@
       </w:tcPr>
     </w:tblStylePr>
   </w:style>
-  <w:style w:type="table" w:styleId="17">
+  <w:style w:type="table" w:styleId="714">
     <w:name w:val="Plain Table 4"/>
-    <w:basedOn w:val="665"/>
+    <w:basedOn w:val="895"/>
     <w:uiPriority w:val="99"/>
     <w:pPr>
       <w:pBdr/>
@@ -2365,9 +4216,9 @@
       </w:tcPr>
     </w:tblStylePr>
   </w:style>
-  <w:style w:type="table" w:styleId="18">
+  <w:style w:type="table" w:styleId="715">
     <w:name w:val="Plain Table 5"/>
-    <w:basedOn w:val="665"/>
+    <w:basedOn w:val="895"/>
     <w:uiPriority w:val="99"/>
     <w:pPr>
       <w:pBdr/>
@@ -2598,9 +4449,9 @@
       </w:tcPr>
     </w:tblStylePr>
   </w:style>
-  <w:style w:type="table" w:styleId="19">
+  <w:style w:type="table" w:styleId="716">
     <w:name w:val="Grid Table 1 Light"/>
-    <w:basedOn w:val="665"/>
+    <w:basedOn w:val="895"/>
     <w:uiPriority w:val="99"/>
     <w:pPr>
       <w:pBdr/>
@@ -2821,9 +4672,9 @@
       </w:tcPr>
     </w:tblStylePr>
   </w:style>
-  <w:style w:type="table" w:styleId="20">
+  <w:style w:type="table" w:styleId="717">
     <w:name w:val="Grid Table 1 Light - Accent 1"/>
-    <w:basedOn w:val="665"/>
+    <w:basedOn w:val="895"/>
     <w:uiPriority w:val="99"/>
     <w:pPr>
       <w:pBdr/>
@@ -3044,9 +4895,9 @@
       </w:tcPr>
     </w:tblStylePr>
   </w:style>
-  <w:style w:type="table" w:styleId="21">
+  <w:style w:type="table" w:styleId="718">
     <w:name w:val="Grid Table 1 Light - Accent 2"/>
-    <w:basedOn w:val="665"/>
+    <w:basedOn w:val="895"/>
     <w:uiPriority w:val="99"/>
     <w:pPr>
       <w:pBdr/>
@@ -3267,9 +5118,9 @@
       </w:tcPr>
     </w:tblStylePr>
   </w:style>
-  <w:style w:type="table" w:styleId="22">
+  <w:style w:type="table" w:styleId="719">
     <w:name w:val="Grid Table 1 Light - Accent 3"/>
-    <w:basedOn w:val="665"/>
+    <w:basedOn w:val="895"/>
     <w:uiPriority w:val="99"/>
     <w:pPr>
       <w:pBdr/>
@@ -3490,9 +5341,9 @@
       </w:tcPr>
     </w:tblStylePr>
   </w:style>
-  <w:style w:type="table" w:styleId="23">
+  <w:style w:type="table" w:styleId="720">
     <w:name w:val="Grid Table 1 Light - Accent 4"/>
-    <w:basedOn w:val="665"/>
+    <w:basedOn w:val="895"/>
     <w:uiPriority w:val="99"/>
     <w:pPr>
       <w:pBdr/>
@@ -3713,9 +5564,9 @@
       </w:tcPr>
     </w:tblStylePr>
   </w:style>
-  <w:style w:type="table" w:styleId="24">
+  <w:style w:type="table" w:styleId="721">
     <w:name w:val="Grid Table 1 Light - Accent 5"/>
-    <w:basedOn w:val="665"/>
+    <w:basedOn w:val="895"/>
     <w:uiPriority w:val="99"/>
     <w:pPr>
       <w:pBdr/>
@@ -3936,9 +5787,9 @@
       </w:tcPr>
     </w:tblStylePr>
   </w:style>
-  <w:style w:type="table" w:styleId="25">
+  <w:style w:type="table" w:styleId="722">
     <w:name w:val="Grid Table 1 Light - Accent 6"/>
-    <w:basedOn w:val="665"/>
+    <w:basedOn w:val="895"/>
     <w:uiPriority w:val="99"/>
     <w:pPr>
       <w:pBdr/>
@@ -4159,9 +6010,9 @@
       </w:tcPr>
     </w:tblStylePr>
   </w:style>
-  <w:style w:type="table" w:styleId="26">
+  <w:style w:type="table" w:styleId="723">
     <w:name w:val="Grid Table 2"/>
-    <w:basedOn w:val="665"/>
+    <w:basedOn w:val="895"/>
     <w:uiPriority w:val="99"/>
     <w:pPr>
       <w:pBdr/>
@@ -4391,9 +6242,9 @@
       </w:tcPr>
     </w:tblStylePr>
   </w:style>
-  <w:style w:type="table" w:styleId="27">
+  <w:style w:type="table" w:styleId="724">
     <w:name w:val="Grid Table 2 - Accent 1"/>
-    <w:basedOn w:val="665"/>
+    <w:basedOn w:val="895"/>
     <w:uiPriority w:val="99"/>
     <w:pPr>
       <w:pBdr/>
@@ -4623,9 +6474,9 @@
       </w:tcPr>
     </w:tblStylePr>
   </w:style>
-  <w:style w:type="table" w:styleId="28">
+  <w:style w:type="table" w:styleId="725">
     <w:name w:val="Grid Table 2 - Accent 2"/>
-    <w:basedOn w:val="665"/>
+    <w:basedOn w:val="895"/>
     <w:uiPriority w:val="99"/>
     <w:pPr>
       <w:pBdr/>
@@ -4855,9 +6706,9 @@
       </w:tcPr>
     </w:tblStylePr>
   </w:style>
-  <w:style w:type="table" w:styleId="29">
+  <w:style w:type="table" w:styleId="726">
     <w:name w:val="Grid Table 2 - Accent 3"/>
-    <w:basedOn w:val="665"/>
+    <w:basedOn w:val="895"/>
     <w:uiPriority w:val="99"/>
     <w:pPr>
       <w:pBdr/>
@@ -5087,9 +6938,9 @@
       </w:tcPr>
     </w:tblStylePr>
   </w:style>
-  <w:style w:type="table" w:styleId="30">
+  <w:style w:type="table" w:styleId="727">
     <w:name w:val="Grid Table 2 - Accent 4"/>
-    <w:basedOn w:val="665"/>
+    <w:basedOn w:val="895"/>
     <w:uiPriority w:val="99"/>
     <w:pPr>
       <w:pBdr/>
@@ -5319,9 +7170,9 @@
       </w:tcPr>
     </w:tblStylePr>
   </w:style>
-  <w:style w:type="table" w:styleId="31">
+  <w:style w:type="table" w:styleId="728">
     <w:name w:val="Grid Table 2 - Accent 5"/>
-    <w:basedOn w:val="665"/>
+    <w:basedOn w:val="895"/>
     <w:uiPriority w:val="99"/>
     <w:pPr>
       <w:pBdr/>
@@ -5551,9 +7402,9 @@
       </w:tcPr>
     </w:tblStylePr>
   </w:style>
-  <w:style w:type="table" w:styleId="32">
+  <w:style w:type="table" w:styleId="729">
     <w:name w:val="Grid Table 2 - Accent 6"/>
-    <w:basedOn w:val="665"/>
+    <w:basedOn w:val="895"/>
     <w:uiPriority w:val="99"/>
     <w:pPr>
       <w:pBdr/>
@@ -5783,9 +7634,9 @@
       </w:tcPr>
     </w:tblStylePr>
   </w:style>
-  <w:style w:type="table" w:styleId="33">
+  <w:style w:type="table" w:styleId="730">
     <w:name w:val="Grid Table 3"/>
-    <w:basedOn w:val="665"/>
+    <w:basedOn w:val="895"/>
     <w:uiPriority w:val="99"/>
     <w:pPr>
       <w:pBdr/>
@@ -5884,29 +7735,6 @@
         <w:tblBorders/>
       </w:tblPr>
       <w:tcPr>
-        <w:shd w:color="ffffff"/>
-        <w:tcBorders>
-          <w:top w:val="none" w:color="000000" w:sz="4" w:space="0"/>
-          <w:left w:val="none" w:color="000000" w:sz="4" w:space="0"/>
-          <w:bottom w:val="none" w:color="000000" w:sz="4" w:space="0"/>
-          <w:right w:val="none" w:color="000000" w:sz="4" w:space="0"/>
-        </w:tcBorders>
-      </w:tcPr>
-    </w:tblStylePr>
-    <w:tblStylePr w:type="firstRow">
-      <w:rPr>
-        <w:b/>
-        <w:color w:val="404040"/>
-      </w:rPr>
-      <w:pPr>
-        <w:pBdr/>
-        <w:spacing/>
-        <w:ind/>
-      </w:pPr>
-      <w:tblPr>
-        <w:tblBorders/>
-      </w:tblPr>
-      <w:tcPr>
         <w:shd w:val="clear" w:color="ffffff"/>
         <w:tcBorders>
           <w:top w:val="none" w:color="000000" w:sz="4" w:space="0"/>
@@ -5916,30 +7744,7 @@
         </w:tcBorders>
       </w:tcPr>
     </w:tblStylePr>
-    <w:tblStylePr w:type="lastCol">
-      <w:rPr>
-        <w:i/>
-        <w:color w:val="404040"/>
-      </w:rPr>
-      <w:pPr>
-        <w:pBdr/>
-        <w:spacing/>
-        <w:ind/>
-      </w:pPr>
-      <w:tblPr>
-        <w:tblBorders/>
-      </w:tblPr>
-      <w:tcPr>
-        <w:shd w:color="ffffff"/>
-        <w:tcBorders>
-          <w:top w:val="none" w:color="000000" w:sz="4" w:space="0"/>
-          <w:left w:val="none" w:color="000000" w:sz="4" w:space="0"/>
-          <w:bottom w:val="none" w:color="000000" w:sz="4" w:space="0"/>
-          <w:right w:val="none" w:color="000000" w:sz="4" w:space="0"/>
-        </w:tcBorders>
-      </w:tcPr>
-    </w:tblStylePr>
-    <w:tblStylePr w:type="lastRow">
+    <w:tblStylePr w:type="firstRow">
       <w:rPr>
         <w:b/>
         <w:color w:val="404040"/>
@@ -5962,6 +7767,52 @@
         </w:tcBorders>
       </w:tcPr>
     </w:tblStylePr>
+    <w:tblStylePr w:type="lastCol">
+      <w:rPr>
+        <w:i/>
+        <w:color w:val="404040"/>
+      </w:rPr>
+      <w:pPr>
+        <w:pBdr/>
+        <w:spacing/>
+        <w:ind/>
+      </w:pPr>
+      <w:tblPr>
+        <w:tblBorders/>
+      </w:tblPr>
+      <w:tcPr>
+        <w:shd w:val="clear" w:color="ffffff"/>
+        <w:tcBorders>
+          <w:top w:val="none" w:color="000000" w:sz="4" w:space="0"/>
+          <w:left w:val="none" w:color="000000" w:sz="4" w:space="0"/>
+          <w:bottom w:val="none" w:color="000000" w:sz="4" w:space="0"/>
+          <w:right w:val="none" w:color="000000" w:sz="4" w:space="0"/>
+        </w:tcBorders>
+      </w:tcPr>
+    </w:tblStylePr>
+    <w:tblStylePr w:type="lastRow">
+      <w:rPr>
+        <w:b/>
+        <w:color w:val="404040"/>
+      </w:rPr>
+      <w:pPr>
+        <w:pBdr/>
+        <w:spacing/>
+        <w:ind/>
+      </w:pPr>
+      <w:tblPr>
+        <w:tblBorders/>
+      </w:tblPr>
+      <w:tcPr>
+        <w:shd w:val="clear" w:color="ffffff"/>
+        <w:tcBorders>
+          <w:top w:val="none" w:color="000000" w:sz="4" w:space="0"/>
+          <w:left w:val="none" w:color="000000" w:sz="4" w:space="0"/>
+          <w:bottom w:val="none" w:color="000000" w:sz="4" w:space="0"/>
+          <w:right w:val="none" w:color="000000" w:sz="4" w:space="0"/>
+        </w:tcBorders>
+      </w:tcPr>
+    </w:tblStylePr>
     <w:tblStylePr w:type="nwCell">
       <w:pPr>
         <w:pBdr/>
@@ -6028,9 +7879,9 @@
       </w:tcPr>
     </w:tblStylePr>
   </w:style>
-  <w:style w:type="table" w:styleId="34">
+  <w:style w:type="table" w:styleId="731">
     <w:name w:val="Grid Table 3 - Accent 1"/>
-    <w:basedOn w:val="665"/>
+    <w:basedOn w:val="895"/>
     <w:uiPriority w:val="99"/>
     <w:pPr>
       <w:pBdr/>
@@ -6129,29 +7980,6 @@
         <w:tblBorders/>
       </w:tblPr>
       <w:tcPr>
-        <w:shd w:color="ffffff"/>
-        <w:tcBorders>
-          <w:top w:val="none" w:color="000000" w:sz="4" w:space="0"/>
-          <w:left w:val="none" w:color="000000" w:sz="4" w:space="0"/>
-          <w:bottom w:val="none" w:color="000000" w:sz="4" w:space="0"/>
-          <w:right w:val="none" w:color="000000" w:sz="4" w:space="0"/>
-        </w:tcBorders>
-      </w:tcPr>
-    </w:tblStylePr>
-    <w:tblStylePr w:type="firstRow">
-      <w:rPr>
-        <w:b/>
-        <w:color w:val="404040"/>
-      </w:rPr>
-      <w:pPr>
-        <w:pBdr/>
-        <w:spacing/>
-        <w:ind/>
-      </w:pPr>
-      <w:tblPr>
-        <w:tblBorders/>
-      </w:tblPr>
-      <w:tcPr>
         <w:shd w:val="clear" w:color="ffffff"/>
         <w:tcBorders>
           <w:top w:val="none" w:color="000000" w:sz="4" w:space="0"/>
@@ -6161,30 +7989,7 @@
         </w:tcBorders>
       </w:tcPr>
     </w:tblStylePr>
-    <w:tblStylePr w:type="lastCol">
-      <w:rPr>
-        <w:i/>
-        <w:color w:val="404040"/>
-      </w:rPr>
-      <w:pPr>
-        <w:pBdr/>
-        <w:spacing/>
-        <w:ind/>
-      </w:pPr>
-      <w:tblPr>
-        <w:tblBorders/>
-      </w:tblPr>
-      <w:tcPr>
-        <w:shd w:color="ffffff"/>
-        <w:tcBorders>
-          <w:top w:val="none" w:color="000000" w:sz="4" w:space="0"/>
-          <w:left w:val="none" w:color="000000" w:sz="4" w:space="0"/>
-          <w:bottom w:val="none" w:color="000000" w:sz="4" w:space="0"/>
-          <w:right w:val="none" w:color="000000" w:sz="4" w:space="0"/>
-        </w:tcBorders>
-      </w:tcPr>
-    </w:tblStylePr>
-    <w:tblStylePr w:type="lastRow">
+    <w:tblStylePr w:type="firstRow">
       <w:rPr>
         <w:b/>
         <w:color w:val="404040"/>
@@ -6207,6 +8012,52 @@
         </w:tcBorders>
       </w:tcPr>
     </w:tblStylePr>
+    <w:tblStylePr w:type="lastCol">
+      <w:rPr>
+        <w:i/>
+        <w:color w:val="404040"/>
+      </w:rPr>
+      <w:pPr>
+        <w:pBdr/>
+        <w:spacing/>
+        <w:ind/>
+      </w:pPr>
+      <w:tblPr>
+        <w:tblBorders/>
+      </w:tblPr>
+      <w:tcPr>
+        <w:shd w:val="clear" w:color="ffffff"/>
+        <w:tcBorders>
+          <w:top w:val="none" w:color="000000" w:sz="4" w:space="0"/>
+          <w:left w:val="none" w:color="000000" w:sz="4" w:space="0"/>
+          <w:bottom w:val="none" w:color="000000" w:sz="4" w:space="0"/>
+          <w:right w:val="none" w:color="000000" w:sz="4" w:space="0"/>
+        </w:tcBorders>
+      </w:tcPr>
+    </w:tblStylePr>
+    <w:tblStylePr w:type="lastRow">
+      <w:rPr>
+        <w:b/>
+        <w:color w:val="404040"/>
+      </w:rPr>
+      <w:pPr>
+        <w:pBdr/>
+        <w:spacing/>
+        <w:ind/>
+      </w:pPr>
+      <w:tblPr>
+        <w:tblBorders/>
+      </w:tblPr>
+      <w:tcPr>
+        <w:shd w:val="clear" w:color="ffffff"/>
+        <w:tcBorders>
+          <w:top w:val="none" w:color="000000" w:sz="4" w:space="0"/>
+          <w:left w:val="none" w:color="000000" w:sz="4" w:space="0"/>
+          <w:bottom w:val="none" w:color="000000" w:sz="4" w:space="0"/>
+          <w:right w:val="none" w:color="000000" w:sz="4" w:space="0"/>
+        </w:tcBorders>
+      </w:tcPr>
+    </w:tblStylePr>
     <w:tblStylePr w:type="nwCell">
       <w:pPr>
         <w:pBdr/>
@@ -6273,9 +8124,9 @@
       </w:tcPr>
     </w:tblStylePr>
   </w:style>
-  <w:style w:type="table" w:styleId="35">
+  <w:style w:type="table" w:styleId="732">
     <w:name w:val="Grid Table 3 - Accent 2"/>
-    <w:basedOn w:val="665"/>
+    <w:basedOn w:val="895"/>
     <w:uiPriority w:val="99"/>
     <w:pPr>
       <w:pBdr/>
@@ -6374,29 +8225,6 @@
         <w:tblBorders/>
       </w:tblPr>
       <w:tcPr>
-        <w:shd w:color="ffffff"/>
-        <w:tcBorders>
-          <w:top w:val="none" w:color="000000" w:sz="4" w:space="0"/>
-          <w:left w:val="none" w:color="000000" w:sz="4" w:space="0"/>
-          <w:bottom w:val="none" w:color="000000" w:sz="4" w:space="0"/>
-          <w:right w:val="none" w:color="000000" w:sz="4" w:space="0"/>
-        </w:tcBorders>
-      </w:tcPr>
-    </w:tblStylePr>
-    <w:tblStylePr w:type="firstRow">
-      <w:rPr>
-        <w:b/>
-        <w:color w:val="404040"/>
-      </w:rPr>
-      <w:pPr>
-        <w:pBdr/>
-        <w:spacing/>
-        <w:ind/>
-      </w:pPr>
-      <w:tblPr>
-        <w:tblBorders/>
-      </w:tblPr>
-      <w:tcPr>
         <w:shd w:val="clear" w:color="ffffff"/>
         <w:tcBorders>
           <w:top w:val="none" w:color="000000" w:sz="4" w:space="0"/>
@@ -6406,30 +8234,7 @@
         </w:tcBorders>
       </w:tcPr>
     </w:tblStylePr>
-    <w:tblStylePr w:type="lastCol">
-      <w:rPr>
-        <w:i/>
-        <w:color w:val="404040"/>
-      </w:rPr>
-      <w:pPr>
-        <w:pBdr/>
-        <w:spacing/>
-        <w:ind/>
-      </w:pPr>
-      <w:tblPr>
-        <w:tblBorders/>
-      </w:tblPr>
-      <w:tcPr>
-        <w:shd w:color="ffffff"/>
-        <w:tcBorders>
-          <w:top w:val="none" w:color="000000" w:sz="4" w:space="0"/>
-          <w:left w:val="none" w:color="000000" w:sz="4" w:space="0"/>
-          <w:bottom w:val="none" w:color="000000" w:sz="4" w:space="0"/>
-          <w:right w:val="none" w:color="000000" w:sz="4" w:space="0"/>
-        </w:tcBorders>
-      </w:tcPr>
-    </w:tblStylePr>
-    <w:tblStylePr w:type="lastRow">
+    <w:tblStylePr w:type="firstRow">
       <w:rPr>
         <w:b/>
         <w:color w:val="404040"/>
@@ -6452,6 +8257,52 @@
         </w:tcBorders>
       </w:tcPr>
     </w:tblStylePr>
+    <w:tblStylePr w:type="lastCol">
+      <w:rPr>
+        <w:i/>
+        <w:color w:val="404040"/>
+      </w:rPr>
+      <w:pPr>
+        <w:pBdr/>
+        <w:spacing/>
+        <w:ind/>
+      </w:pPr>
+      <w:tblPr>
+        <w:tblBorders/>
+      </w:tblPr>
+      <w:tcPr>
+        <w:shd w:val="clear" w:color="ffffff"/>
+        <w:tcBorders>
+          <w:top w:val="none" w:color="000000" w:sz="4" w:space="0"/>
+          <w:left w:val="none" w:color="000000" w:sz="4" w:space="0"/>
+          <w:bottom w:val="none" w:color="000000" w:sz="4" w:space="0"/>
+          <w:right w:val="none" w:color="000000" w:sz="4" w:space="0"/>
+        </w:tcBorders>
+      </w:tcPr>
+    </w:tblStylePr>
+    <w:tblStylePr w:type="lastRow">
+      <w:rPr>
+        <w:b/>
+        <w:color w:val="404040"/>
+      </w:rPr>
+      <w:pPr>
+        <w:pBdr/>
+        <w:spacing/>
+        <w:ind/>
+      </w:pPr>
+      <w:tblPr>
+        <w:tblBorders/>
+      </w:tblPr>
+      <w:tcPr>
+        <w:shd w:val="clear" w:color="ffffff"/>
+        <w:tcBorders>
+          <w:top w:val="none" w:color="000000" w:sz="4" w:space="0"/>
+          <w:left w:val="none" w:color="000000" w:sz="4" w:space="0"/>
+          <w:bottom w:val="none" w:color="000000" w:sz="4" w:space="0"/>
+          <w:right w:val="none" w:color="000000" w:sz="4" w:space="0"/>
+        </w:tcBorders>
+      </w:tcPr>
+    </w:tblStylePr>
     <w:tblStylePr w:type="nwCell">
       <w:pPr>
         <w:pBdr/>
@@ -6518,9 +8369,9 @@
       </w:tcPr>
     </w:tblStylePr>
   </w:style>
-  <w:style w:type="table" w:styleId="36">
+  <w:style w:type="table" w:styleId="733">
     <w:name w:val="Grid Table 3 - Accent 3"/>
-    <w:basedOn w:val="665"/>
+    <w:basedOn w:val="895"/>
     <w:uiPriority w:val="99"/>
     <w:pPr>
       <w:pBdr/>
@@ -6619,29 +8470,6 @@
         <w:tblBorders/>
       </w:tblPr>
       <w:tcPr>
-        <w:shd w:color="ffffff"/>
-        <w:tcBorders>
-          <w:top w:val="none" w:color="000000" w:sz="4" w:space="0"/>
-          <w:left w:val="none" w:color="000000" w:sz="4" w:space="0"/>
-          <w:bottom w:val="none" w:color="000000" w:sz="4" w:space="0"/>
-          <w:right w:val="none" w:color="000000" w:sz="4" w:space="0"/>
-        </w:tcBorders>
-      </w:tcPr>
-    </w:tblStylePr>
-    <w:tblStylePr w:type="firstRow">
-      <w:rPr>
-        <w:b/>
-        <w:color w:val="404040"/>
-      </w:rPr>
-      <w:pPr>
-        <w:pBdr/>
-        <w:spacing/>
-        <w:ind/>
-      </w:pPr>
-      <w:tblPr>
-        <w:tblBorders/>
-      </w:tblPr>
-      <w:tcPr>
         <w:shd w:val="clear" w:color="ffffff"/>
         <w:tcBorders>
           <w:top w:val="none" w:color="000000" w:sz="4" w:space="0"/>
@@ -6651,30 +8479,7 @@
         </w:tcBorders>
       </w:tcPr>
     </w:tblStylePr>
-    <w:tblStylePr w:type="lastCol">
-      <w:rPr>
-        <w:i/>
-        <w:color w:val="404040"/>
-      </w:rPr>
-      <w:pPr>
-        <w:pBdr/>
-        <w:spacing/>
-        <w:ind/>
-      </w:pPr>
-      <w:tblPr>
-        <w:tblBorders/>
-      </w:tblPr>
-      <w:tcPr>
-        <w:shd w:color="ffffff"/>
-        <w:tcBorders>
-          <w:top w:val="none" w:color="000000" w:sz="4" w:space="0"/>
-          <w:left w:val="none" w:color="000000" w:sz="4" w:space="0"/>
-          <w:bottom w:val="none" w:color="000000" w:sz="4" w:space="0"/>
-          <w:right w:val="none" w:color="000000" w:sz="4" w:space="0"/>
-        </w:tcBorders>
-      </w:tcPr>
-    </w:tblStylePr>
-    <w:tblStylePr w:type="lastRow">
+    <w:tblStylePr w:type="firstRow">
       <w:rPr>
         <w:b/>
         <w:color w:val="404040"/>
@@ -6697,6 +8502,52 @@
         </w:tcBorders>
       </w:tcPr>
     </w:tblStylePr>
+    <w:tblStylePr w:type="lastCol">
+      <w:rPr>
+        <w:i/>
+        <w:color w:val="404040"/>
+      </w:rPr>
+      <w:pPr>
+        <w:pBdr/>
+        <w:spacing/>
+        <w:ind/>
+      </w:pPr>
+      <w:tblPr>
+        <w:tblBorders/>
+      </w:tblPr>
+      <w:tcPr>
+        <w:shd w:val="clear" w:color="ffffff"/>
+        <w:tcBorders>
+          <w:top w:val="none" w:color="000000" w:sz="4" w:space="0"/>
+          <w:left w:val="none" w:color="000000" w:sz="4" w:space="0"/>
+          <w:bottom w:val="none" w:color="000000" w:sz="4" w:space="0"/>
+          <w:right w:val="none" w:color="000000" w:sz="4" w:space="0"/>
+        </w:tcBorders>
+      </w:tcPr>
+    </w:tblStylePr>
+    <w:tblStylePr w:type="lastRow">
+      <w:rPr>
+        <w:b/>
+        <w:color w:val="404040"/>
+      </w:rPr>
+      <w:pPr>
+        <w:pBdr/>
+        <w:spacing/>
+        <w:ind/>
+      </w:pPr>
+      <w:tblPr>
+        <w:tblBorders/>
+      </w:tblPr>
+      <w:tcPr>
+        <w:shd w:val="clear" w:color="ffffff"/>
+        <w:tcBorders>
+          <w:top w:val="none" w:color="000000" w:sz="4" w:space="0"/>
+          <w:left w:val="none" w:color="000000" w:sz="4" w:space="0"/>
+          <w:bottom w:val="none" w:color="000000" w:sz="4" w:space="0"/>
+          <w:right w:val="none" w:color="000000" w:sz="4" w:space="0"/>
+        </w:tcBorders>
+      </w:tcPr>
+    </w:tblStylePr>
     <w:tblStylePr w:type="nwCell">
       <w:pPr>
         <w:pBdr/>
@@ -6763,9 +8614,9 @@
       </w:tcPr>
     </w:tblStylePr>
   </w:style>
-  <w:style w:type="table" w:styleId="37">
+  <w:style w:type="table" w:styleId="734">
     <w:name w:val="Grid Table 3 - Accent 4"/>
-    <w:basedOn w:val="665"/>
+    <w:basedOn w:val="895"/>
     <w:uiPriority w:val="99"/>
     <w:pPr>
       <w:pBdr/>
@@ -6864,29 +8715,6 @@
         <w:tblBorders/>
       </w:tblPr>
       <w:tcPr>
-        <w:shd w:color="ffffff"/>
-        <w:tcBorders>
-          <w:top w:val="none" w:color="000000" w:sz="4" w:space="0"/>
-          <w:left w:val="none" w:color="000000" w:sz="4" w:space="0"/>
-          <w:bottom w:val="none" w:color="000000" w:sz="4" w:space="0"/>
-          <w:right w:val="none" w:color="000000" w:sz="4" w:space="0"/>
-        </w:tcBorders>
-      </w:tcPr>
-    </w:tblStylePr>
-    <w:tblStylePr w:type="firstRow">
-      <w:rPr>
-        <w:b/>
-        <w:color w:val="404040"/>
-      </w:rPr>
-      <w:pPr>
-        <w:pBdr/>
-        <w:spacing/>
-        <w:ind/>
-      </w:pPr>
-      <w:tblPr>
-        <w:tblBorders/>
-      </w:tblPr>
-      <w:tcPr>
         <w:shd w:val="clear" w:color="ffffff"/>
         <w:tcBorders>
           <w:top w:val="none" w:color="000000" w:sz="4" w:space="0"/>
@@ -6896,30 +8724,7 @@
         </w:tcBorders>
       </w:tcPr>
     </w:tblStylePr>
-    <w:tblStylePr w:type="lastCol">
-      <w:rPr>
-        <w:i/>
-        <w:color w:val="404040"/>
-      </w:rPr>
-      <w:pPr>
-        <w:pBdr/>
-        <w:spacing/>
-        <w:ind/>
-      </w:pPr>
-      <w:tblPr>
-        <w:tblBorders/>
-      </w:tblPr>
-      <w:tcPr>
-        <w:shd w:color="ffffff"/>
-        <w:tcBorders>
-          <w:top w:val="none" w:color="000000" w:sz="4" w:space="0"/>
-          <w:left w:val="none" w:color="000000" w:sz="4" w:space="0"/>
-          <w:bottom w:val="none" w:color="000000" w:sz="4" w:space="0"/>
-          <w:right w:val="none" w:color="000000" w:sz="4" w:space="0"/>
-        </w:tcBorders>
-      </w:tcPr>
-    </w:tblStylePr>
-    <w:tblStylePr w:type="lastRow">
+    <w:tblStylePr w:type="firstRow">
       <w:rPr>
         <w:b/>
         <w:color w:val="404040"/>
@@ -6942,6 +8747,52 @@
         </w:tcBorders>
       </w:tcPr>
     </w:tblStylePr>
+    <w:tblStylePr w:type="lastCol">
+      <w:rPr>
+        <w:i/>
+        <w:color w:val="404040"/>
+      </w:rPr>
+      <w:pPr>
+        <w:pBdr/>
+        <w:spacing/>
+        <w:ind/>
+      </w:pPr>
+      <w:tblPr>
+        <w:tblBorders/>
+      </w:tblPr>
+      <w:tcPr>
+        <w:shd w:val="clear" w:color="ffffff"/>
+        <w:tcBorders>
+          <w:top w:val="none" w:color="000000" w:sz="4" w:space="0"/>
+          <w:left w:val="none" w:color="000000" w:sz="4" w:space="0"/>
+          <w:bottom w:val="none" w:color="000000" w:sz="4" w:space="0"/>
+          <w:right w:val="none" w:color="000000" w:sz="4" w:space="0"/>
+        </w:tcBorders>
+      </w:tcPr>
+    </w:tblStylePr>
+    <w:tblStylePr w:type="lastRow">
+      <w:rPr>
+        <w:b/>
+        <w:color w:val="404040"/>
+      </w:rPr>
+      <w:pPr>
+        <w:pBdr/>
+        <w:spacing/>
+        <w:ind/>
+      </w:pPr>
+      <w:tblPr>
+        <w:tblBorders/>
+      </w:tblPr>
+      <w:tcPr>
+        <w:shd w:val="clear" w:color="ffffff"/>
+        <w:tcBorders>
+          <w:top w:val="none" w:color="000000" w:sz="4" w:space="0"/>
+          <w:left w:val="none" w:color="000000" w:sz="4" w:space="0"/>
+          <w:bottom w:val="none" w:color="000000" w:sz="4" w:space="0"/>
+          <w:right w:val="none" w:color="000000" w:sz="4" w:space="0"/>
+        </w:tcBorders>
+      </w:tcPr>
+    </w:tblStylePr>
     <w:tblStylePr w:type="nwCell">
       <w:pPr>
         <w:pBdr/>
@@ -7008,9 +8859,9 @@
       </w:tcPr>
     </w:tblStylePr>
   </w:style>
-  <w:style w:type="table" w:styleId="38">
+  <w:style w:type="table" w:styleId="735">
     <w:name w:val="Grid Table 3 - Accent 5"/>
-    <w:basedOn w:val="665"/>
+    <w:basedOn w:val="895"/>
     <w:uiPriority w:val="99"/>
     <w:pPr>
       <w:pBdr/>
@@ -7109,29 +8960,6 @@
         <w:tblBorders/>
       </w:tblPr>
       <w:tcPr>
-        <w:shd w:color="ffffff"/>
-        <w:tcBorders>
-          <w:top w:val="none" w:color="000000" w:sz="4" w:space="0"/>
-          <w:left w:val="none" w:color="000000" w:sz="4" w:space="0"/>
-          <w:bottom w:val="none" w:color="000000" w:sz="4" w:space="0"/>
-          <w:right w:val="none" w:color="000000" w:sz="4" w:space="0"/>
-        </w:tcBorders>
-      </w:tcPr>
-    </w:tblStylePr>
-    <w:tblStylePr w:type="firstRow">
-      <w:rPr>
-        <w:b/>
-        <w:color w:val="404040"/>
-      </w:rPr>
-      <w:pPr>
-        <w:pBdr/>
-        <w:spacing/>
-        <w:ind/>
-      </w:pPr>
-      <w:tblPr>
-        <w:tblBorders/>
-      </w:tblPr>
-      <w:tcPr>
         <w:shd w:val="clear" w:color="ffffff"/>
         <w:tcBorders>
           <w:top w:val="none" w:color="000000" w:sz="4" w:space="0"/>
@@ -7141,30 +8969,7 @@
         </w:tcBorders>
       </w:tcPr>
     </w:tblStylePr>
-    <w:tblStylePr w:type="lastCol">
-      <w:rPr>
-        <w:i/>
-        <w:color w:val="404040"/>
-      </w:rPr>
-      <w:pPr>
-        <w:pBdr/>
-        <w:spacing/>
-        <w:ind/>
-      </w:pPr>
-      <w:tblPr>
-        <w:tblBorders/>
-      </w:tblPr>
-      <w:tcPr>
-        <w:shd w:color="ffffff"/>
-        <w:tcBorders>
-          <w:top w:val="none" w:color="000000" w:sz="4" w:space="0"/>
-          <w:left w:val="none" w:color="000000" w:sz="4" w:space="0"/>
-          <w:bottom w:val="none" w:color="000000" w:sz="4" w:space="0"/>
-          <w:right w:val="none" w:color="000000" w:sz="4" w:space="0"/>
-        </w:tcBorders>
-      </w:tcPr>
-    </w:tblStylePr>
-    <w:tblStylePr w:type="lastRow">
+    <w:tblStylePr w:type="firstRow">
       <w:rPr>
         <w:b/>
         <w:color w:val="404040"/>
@@ -7187,6 +8992,52 @@
         </w:tcBorders>
       </w:tcPr>
     </w:tblStylePr>
+    <w:tblStylePr w:type="lastCol">
+      <w:rPr>
+        <w:i/>
+        <w:color w:val="404040"/>
+      </w:rPr>
+      <w:pPr>
+        <w:pBdr/>
+        <w:spacing/>
+        <w:ind/>
+      </w:pPr>
+      <w:tblPr>
+        <w:tblBorders/>
+      </w:tblPr>
+      <w:tcPr>
+        <w:shd w:val="clear" w:color="ffffff"/>
+        <w:tcBorders>
+          <w:top w:val="none" w:color="000000" w:sz="4" w:space="0"/>
+          <w:left w:val="none" w:color="000000" w:sz="4" w:space="0"/>
+          <w:bottom w:val="none" w:color="000000" w:sz="4" w:space="0"/>
+          <w:right w:val="none" w:color="000000" w:sz="4" w:space="0"/>
+        </w:tcBorders>
+      </w:tcPr>
+    </w:tblStylePr>
+    <w:tblStylePr w:type="lastRow">
+      <w:rPr>
+        <w:b/>
+        <w:color w:val="404040"/>
+      </w:rPr>
+      <w:pPr>
+        <w:pBdr/>
+        <w:spacing/>
+        <w:ind/>
+      </w:pPr>
+      <w:tblPr>
+        <w:tblBorders/>
+      </w:tblPr>
+      <w:tcPr>
+        <w:shd w:val="clear" w:color="ffffff"/>
+        <w:tcBorders>
+          <w:top w:val="none" w:color="000000" w:sz="4" w:space="0"/>
+          <w:left w:val="none" w:color="000000" w:sz="4" w:space="0"/>
+          <w:bottom w:val="none" w:color="000000" w:sz="4" w:space="0"/>
+          <w:right w:val="none" w:color="000000" w:sz="4" w:space="0"/>
+        </w:tcBorders>
+      </w:tcPr>
+    </w:tblStylePr>
     <w:tblStylePr w:type="nwCell">
       <w:pPr>
         <w:pBdr/>
@@ -7253,9 +9104,9 @@
       </w:tcPr>
     </w:tblStylePr>
   </w:style>
-  <w:style w:type="table" w:styleId="39">
+  <w:style w:type="table" w:styleId="736">
     <w:name w:val="Grid Table 3 - Accent 6"/>
-    <w:basedOn w:val="665"/>
+    <w:basedOn w:val="895"/>
     <w:uiPriority w:val="99"/>
     <w:pPr>
       <w:pBdr/>
@@ -7354,29 +9205,6 @@
         <w:tblBorders/>
       </w:tblPr>
       <w:tcPr>
-        <w:shd w:color="ffffff"/>
-        <w:tcBorders>
-          <w:top w:val="none" w:color="000000" w:sz="4" w:space="0"/>
-          <w:left w:val="none" w:color="000000" w:sz="4" w:space="0"/>
-          <w:bottom w:val="none" w:color="000000" w:sz="4" w:space="0"/>
-          <w:right w:val="none" w:color="000000" w:sz="4" w:space="0"/>
-        </w:tcBorders>
-      </w:tcPr>
-    </w:tblStylePr>
-    <w:tblStylePr w:type="firstRow">
-      <w:rPr>
-        <w:b/>
-        <w:color w:val="404040"/>
-      </w:rPr>
-      <w:pPr>
-        <w:pBdr/>
-        <w:spacing/>
-        <w:ind/>
-      </w:pPr>
-      <w:tblPr>
-        <w:tblBorders/>
-      </w:tblPr>
-      <w:tcPr>
         <w:shd w:val="clear" w:color="ffffff"/>
         <w:tcBorders>
           <w:top w:val="none" w:color="000000" w:sz="4" w:space="0"/>
@@ -7386,30 +9214,7 @@
         </w:tcBorders>
       </w:tcPr>
     </w:tblStylePr>
-    <w:tblStylePr w:type="lastCol">
-      <w:rPr>
-        <w:i/>
-        <w:color w:val="404040"/>
-      </w:rPr>
-      <w:pPr>
-        <w:pBdr/>
-        <w:spacing/>
-        <w:ind/>
-      </w:pPr>
-      <w:tblPr>
-        <w:tblBorders/>
-      </w:tblPr>
-      <w:tcPr>
-        <w:shd w:color="ffffff"/>
-        <w:tcBorders>
-          <w:top w:val="none" w:color="000000" w:sz="4" w:space="0"/>
-          <w:left w:val="none" w:color="000000" w:sz="4" w:space="0"/>
-          <w:bottom w:val="none" w:color="000000" w:sz="4" w:space="0"/>
-          <w:right w:val="none" w:color="000000" w:sz="4" w:space="0"/>
-        </w:tcBorders>
-      </w:tcPr>
-    </w:tblStylePr>
-    <w:tblStylePr w:type="lastRow">
+    <w:tblStylePr w:type="firstRow">
       <w:rPr>
         <w:b/>
         <w:color w:val="404040"/>
@@ -7432,6 +9237,52 @@
         </w:tcBorders>
       </w:tcPr>
     </w:tblStylePr>
+    <w:tblStylePr w:type="lastCol">
+      <w:rPr>
+        <w:i/>
+        <w:color w:val="404040"/>
+      </w:rPr>
+      <w:pPr>
+        <w:pBdr/>
+        <w:spacing/>
+        <w:ind/>
+      </w:pPr>
+      <w:tblPr>
+        <w:tblBorders/>
+      </w:tblPr>
+      <w:tcPr>
+        <w:shd w:val="clear" w:color="ffffff"/>
+        <w:tcBorders>
+          <w:top w:val="none" w:color="000000" w:sz="4" w:space="0"/>
+          <w:left w:val="none" w:color="000000" w:sz="4" w:space="0"/>
+          <w:bottom w:val="none" w:color="000000" w:sz="4" w:space="0"/>
+          <w:right w:val="none" w:color="000000" w:sz="4" w:space="0"/>
+        </w:tcBorders>
+      </w:tcPr>
+    </w:tblStylePr>
+    <w:tblStylePr w:type="lastRow">
+      <w:rPr>
+        <w:b/>
+        <w:color w:val="404040"/>
+      </w:rPr>
+      <w:pPr>
+        <w:pBdr/>
+        <w:spacing/>
+        <w:ind/>
+      </w:pPr>
+      <w:tblPr>
+        <w:tblBorders/>
+      </w:tblPr>
+      <w:tcPr>
+        <w:shd w:val="clear" w:color="ffffff"/>
+        <w:tcBorders>
+          <w:top w:val="none" w:color="000000" w:sz="4" w:space="0"/>
+          <w:left w:val="none" w:color="000000" w:sz="4" w:space="0"/>
+          <w:bottom w:val="none" w:color="000000" w:sz="4" w:space="0"/>
+          <w:right w:val="none" w:color="000000" w:sz="4" w:space="0"/>
+        </w:tcBorders>
+      </w:tcPr>
+    </w:tblStylePr>
     <w:tblStylePr w:type="nwCell">
       <w:pPr>
         <w:pBdr/>
@@ -7498,9 +9349,9 @@
       </w:tcPr>
     </w:tblStylePr>
   </w:style>
-  <w:style w:type="table" w:styleId="40">
+  <w:style w:type="table" w:styleId="737">
     <w:name w:val="Grid Table 4"/>
-    <w:basedOn w:val="665"/>
+    <w:basedOn w:val="895"/>
     <w:uiPriority w:val="59"/>
     <w:pPr>
       <w:pBdr/>
@@ -7731,9 +9582,9 @@
       </w:tcPr>
     </w:tblStylePr>
   </w:style>
-  <w:style w:type="table" w:styleId="41">
+  <w:style w:type="table" w:styleId="738">
     <w:name w:val="Grid Table 4 - Accent 1"/>
-    <w:basedOn w:val="665"/>
+    <w:basedOn w:val="895"/>
     <w:uiPriority w:val="59"/>
     <w:pPr>
       <w:pBdr/>
@@ -7964,9 +9815,9 @@
       </w:tcPr>
     </w:tblStylePr>
   </w:style>
-  <w:style w:type="table" w:styleId="42">
+  <w:style w:type="table" w:styleId="739">
     <w:name w:val="Grid Table 4 - Accent 2"/>
-    <w:basedOn w:val="665"/>
+    <w:basedOn w:val="895"/>
     <w:uiPriority w:val="59"/>
     <w:pPr>
       <w:pBdr/>
@@ -8197,9 +10048,9 @@
       </w:tcPr>
     </w:tblStylePr>
   </w:style>
-  <w:style w:type="table" w:styleId="43">
+  <w:style w:type="table" w:styleId="740">
     <w:name w:val="Grid Table 4 - Accent 3"/>
-    <w:basedOn w:val="665"/>
+    <w:basedOn w:val="895"/>
     <w:uiPriority w:val="59"/>
     <w:pPr>
       <w:pBdr/>
@@ -8430,9 +10281,9 @@
       </w:tcPr>
     </w:tblStylePr>
   </w:style>
-  <w:style w:type="table" w:styleId="44">
+  <w:style w:type="table" w:styleId="741">
     <w:name w:val="Grid Table 4 - Accent 4"/>
-    <w:basedOn w:val="665"/>
+    <w:basedOn w:val="895"/>
     <w:uiPriority w:val="59"/>
     <w:pPr>
       <w:pBdr/>
@@ -8663,9 +10514,9 @@
       </w:tcPr>
     </w:tblStylePr>
   </w:style>
-  <w:style w:type="table" w:styleId="45">
+  <w:style w:type="table" w:styleId="742">
     <w:name w:val="Grid Table 4 - Accent 5"/>
-    <w:basedOn w:val="665"/>
+    <w:basedOn w:val="895"/>
     <w:uiPriority w:val="59"/>
     <w:pPr>
       <w:pBdr/>
@@ -8896,9 +10747,9 @@
       </w:tcPr>
     </w:tblStylePr>
   </w:style>
-  <w:style w:type="table" w:styleId="46">
+  <w:style w:type="table" w:styleId="743">
     <w:name w:val="Grid Table 4 - Accent 6"/>
-    <w:basedOn w:val="665"/>
+    <w:basedOn w:val="895"/>
     <w:uiPriority w:val="59"/>
     <w:pPr>
       <w:pBdr/>
@@ -9129,9 +10980,9 @@
       </w:tcPr>
     </w:tblStylePr>
   </w:style>
-  <w:style w:type="table" w:styleId="47">
+  <w:style w:type="table" w:styleId="744">
     <w:name w:val="Grid Table 5 Dark"/>
-    <w:basedOn w:val="665"/>
+    <w:basedOn w:val="895"/>
     <w:uiPriority w:val="99"/>
     <w:pPr>
       <w:pBdr/>
@@ -9357,9 +11208,9 @@
       </w:tcPr>
     </w:tblStylePr>
   </w:style>
-  <w:style w:type="table" w:styleId="48">
+  <w:style w:type="table" w:styleId="745">
     <w:name w:val="Grid Table 5 Dark- Accent 1"/>
-    <w:basedOn w:val="665"/>
+    <w:basedOn w:val="895"/>
     <w:uiPriority w:val="99"/>
     <w:pPr>
       <w:pBdr/>
@@ -9585,9 +11436,9 @@
       </w:tcPr>
     </w:tblStylePr>
   </w:style>
-  <w:style w:type="table" w:styleId="49">
+  <w:style w:type="table" w:styleId="746">
     <w:name w:val="Grid Table 5 Dark - Accent 2"/>
-    <w:basedOn w:val="665"/>
+    <w:basedOn w:val="895"/>
     <w:uiPriority w:val="99"/>
     <w:pPr>
       <w:pBdr/>
@@ -9813,9 +11664,9 @@
       </w:tcPr>
     </w:tblStylePr>
   </w:style>
-  <w:style w:type="table" w:styleId="50">
+  <w:style w:type="table" w:styleId="747">
     <w:name w:val="Grid Table 5 Dark - Accent 3"/>
-    <w:basedOn w:val="665"/>
+    <w:basedOn w:val="895"/>
     <w:uiPriority w:val="99"/>
     <w:pPr>
       <w:pBdr/>
@@ -10041,9 +11892,9 @@
       </w:tcPr>
     </w:tblStylePr>
   </w:style>
-  <w:style w:type="table" w:styleId="51">
+  <w:style w:type="table" w:styleId="748">
     <w:name w:val="Grid Table 5 Dark- Accent 4"/>
-    <w:basedOn w:val="665"/>
+    <w:basedOn w:val="895"/>
     <w:uiPriority w:val="99"/>
     <w:pPr>
       <w:pBdr/>
@@ -10269,9 +12120,9 @@
       </w:tcPr>
     </w:tblStylePr>
   </w:style>
-  <w:style w:type="table" w:styleId="52">
+  <w:style w:type="table" w:styleId="749">
     <w:name w:val="Grid Table 5 Dark - Accent 5"/>
-    <w:basedOn w:val="665"/>
+    <w:basedOn w:val="895"/>
     <w:uiPriority w:val="99"/>
     <w:pPr>
       <w:pBdr/>
@@ -10497,9 +12348,9 @@
       </w:tcPr>
     </w:tblStylePr>
   </w:style>
-  <w:style w:type="table" w:styleId="53">
+  <w:style w:type="table" w:styleId="750">
     <w:name w:val="Grid Table 5 Dark - Accent 6"/>
-    <w:basedOn w:val="665"/>
+    <w:basedOn w:val="895"/>
     <w:uiPriority w:val="99"/>
     <w:pPr>
       <w:pBdr/>
@@ -10725,9 +12576,9 @@
       </w:tcPr>
     </w:tblStylePr>
   </w:style>
-  <w:style w:type="table" w:styleId="54">
+  <w:style w:type="table" w:styleId="751">
     <w:name w:val="Grid Table 6 Colorful"/>
-    <w:basedOn w:val="665"/>
+    <w:basedOn w:val="895"/>
     <w:uiPriority w:val="99"/>
     <w:pPr>
       <w:pBdr/>
@@ -10955,9 +12806,9 @@
       </w:tcPr>
     </w:tblStylePr>
   </w:style>
-  <w:style w:type="table" w:styleId="55">
+  <w:style w:type="table" w:styleId="752">
     <w:name w:val="Grid Table 6 Colorful - Accent 1"/>
-    <w:basedOn w:val="665"/>
+    <w:basedOn w:val="895"/>
     <w:uiPriority w:val="99"/>
     <w:pPr>
       <w:pBdr/>
@@ -11185,9 +13036,9 @@
       </w:tcPr>
     </w:tblStylePr>
   </w:style>
-  <w:style w:type="table" w:styleId="56">
+  <w:style w:type="table" w:styleId="753">
     <w:name w:val="Grid Table 6 Colorful - Accent 2"/>
-    <w:basedOn w:val="665"/>
+    <w:basedOn w:val="895"/>
     <w:uiPriority w:val="99"/>
     <w:pPr>
       <w:pBdr/>
@@ -11415,9 +13266,9 @@
       </w:tcPr>
     </w:tblStylePr>
   </w:style>
-  <w:style w:type="table" w:styleId="57">
+  <w:style w:type="table" w:styleId="754">
     <w:name w:val="Grid Table 6 Colorful - Accent 3"/>
-    <w:basedOn w:val="665"/>
+    <w:basedOn w:val="895"/>
     <w:uiPriority w:val="99"/>
     <w:pPr>
       <w:pBdr/>
@@ -11645,9 +13496,9 @@
       </w:tcPr>
     </w:tblStylePr>
   </w:style>
-  <w:style w:type="table" w:styleId="58">
+  <w:style w:type="table" w:styleId="755">
     <w:name w:val="Grid Table 6 Colorful - Accent 4"/>
-    <w:basedOn w:val="665"/>
+    <w:basedOn w:val="895"/>
     <w:uiPriority w:val="99"/>
     <w:pPr>
       <w:pBdr/>
@@ -11875,9 +13726,9 @@
       </w:tcPr>
     </w:tblStylePr>
   </w:style>
-  <w:style w:type="table" w:styleId="59">
+  <w:style w:type="table" w:styleId="756">
     <w:name w:val="Grid Table 6 Colorful - Accent 5"/>
-    <w:basedOn w:val="665"/>
+    <w:basedOn w:val="895"/>
     <w:uiPriority w:val="99"/>
     <w:pPr>
       <w:pBdr/>
@@ -12105,9 +13956,9 @@
       </w:tcPr>
     </w:tblStylePr>
   </w:style>
-  <w:style w:type="table" w:styleId="60">
+  <w:style w:type="table" w:styleId="757">
     <w:name w:val="Grid Table 6 Colorful - Accent 6"/>
-    <w:basedOn w:val="665"/>
+    <w:basedOn w:val="895"/>
     <w:uiPriority w:val="99"/>
     <w:pPr>
       <w:pBdr/>
@@ -12335,9 +14186,9 @@
       </w:tcPr>
     </w:tblStylePr>
   </w:style>
-  <w:style w:type="table" w:styleId="61">
+  <w:style w:type="table" w:styleId="758">
     <w:name w:val="Grid Table 7 Colorful"/>
-    <w:basedOn w:val="665"/>
+    <w:basedOn w:val="895"/>
     <w:uiPriority w:val="99"/>
     <w:pPr>
       <w:pBdr/>
@@ -12439,11 +14290,11 @@
         <w:tblBorders/>
       </w:tblPr>
       <w:tcPr>
-        <w:shd w:color="ffffff"/>
+        <w:shd w:val="clear" w:color="ffffff"/>
         <w:tcBorders>
-          <w:top w:val="none"/>
-          <w:left w:val="none"/>
-          <w:bottom w:val="none"/>
+          <w:top w:val="none" w:color="000000" w:sz="4" w:space="0"/>
+          <w:left w:val="none" w:color="000000" w:sz="4" w:space="0"/>
+          <w:bottom w:val="none" w:color="000000" w:sz="4" w:space="0"/>
           <w:right w:val="single" w:color="000000" w:themeColor="text1" w:themeTint="80" w:sz="4" w:space="0"/>
         </w:tcBorders>
       </w:tcPr>
@@ -12466,10 +14317,10 @@
       <w:tcPr>
         <w:shd w:val="clear" w:color="ffffff" w:themeColor="light1" w:fill="ffffff" w:themeFill="light1"/>
         <w:tcBorders>
-          <w:top w:val="none"/>
-          <w:left w:val="none"/>
+          <w:top w:val="none" w:color="000000" w:sz="4" w:space="0"/>
+          <w:left w:val="none" w:color="000000" w:sz="4" w:space="0"/>
           <w:bottom w:val="single" w:color="000000" w:themeColor="text1" w:themeTint="80" w:sz="4" w:space="0"/>
-          <w:right w:val="none"/>
+          <w:right w:val="none" w:color="000000" w:sz="4" w:space="0"/>
         </w:tcBorders>
       </w:tcPr>
     </w:tblStylePr>
@@ -12489,12 +14340,12 @@
         <w:tblBorders/>
       </w:tblPr>
       <w:tcPr>
-        <w:shd w:color="ffffff"/>
+        <w:shd w:val="clear" w:color="ffffff"/>
         <w:tcBorders>
-          <w:top w:val="none"/>
+          <w:top w:val="none" w:color="000000" w:sz="4" w:space="0"/>
           <w:left w:val="single" w:color="000000" w:themeColor="text1" w:themeTint="80" w:sz="4" w:space="0"/>
-          <w:bottom w:val="none"/>
-          <w:right w:val="none"/>
+          <w:bottom w:val="none" w:color="000000" w:sz="4" w:space="0"/>
+          <w:right w:val="none" w:color="000000" w:sz="4" w:space="0"/>
         </w:tcBorders>
       </w:tcPr>
     </w:tblStylePr>
@@ -12517,9 +14368,9 @@
         <w:shd w:val="clear" w:color="ffffff" w:themeColor="light1" w:fill="ffffff" w:themeFill="light1"/>
         <w:tcBorders>
           <w:top w:val="single" w:color="000000" w:themeColor="text1" w:themeTint="80" w:sz="4" w:space="0"/>
-          <w:left w:val="none"/>
-          <w:bottom w:val="none"/>
-          <w:right w:val="none"/>
+          <w:left w:val="none" w:color="000000" w:sz="4" w:space="0"/>
+          <w:bottom w:val="none" w:color="000000" w:sz="4" w:space="0"/>
+          <w:right w:val="none" w:color="000000" w:sz="4" w:space="0"/>
         </w:tcBorders>
       </w:tcPr>
     </w:tblStylePr>
@@ -12589,9 +14440,9 @@
       </w:tcPr>
     </w:tblStylePr>
   </w:style>
-  <w:style w:type="table" w:styleId="62">
+  <w:style w:type="table" w:styleId="759">
     <w:name w:val="Grid Table 7 Colorful - Accent 1"/>
-    <w:basedOn w:val="665"/>
+    <w:basedOn w:val="895"/>
     <w:uiPriority w:val="99"/>
     <w:pPr>
       <w:pBdr/>
@@ -12693,11 +14544,11 @@
         <w:tblBorders/>
       </w:tblPr>
       <w:tcPr>
-        <w:shd w:color="ffffff"/>
+        <w:shd w:val="clear" w:color="ffffff"/>
         <w:tcBorders>
-          <w:top w:val="none"/>
-          <w:left w:val="none"/>
-          <w:bottom w:val="none"/>
+          <w:top w:val="none" w:color="000000" w:sz="4" w:space="0"/>
+          <w:left w:val="none" w:color="000000" w:sz="4" w:space="0"/>
+          <w:bottom w:val="none" w:color="000000" w:sz="4" w:space="0"/>
           <w:right w:val="single" w:color="000000" w:themeColor="accent1" w:themeTint="80" w:sz="4" w:space="0"/>
         </w:tcBorders>
       </w:tcPr>
@@ -12720,10 +14571,10 @@
       <w:tcPr>
         <w:shd w:val="clear" w:color="ffffff" w:themeColor="light1" w:fill="ffffff" w:themeFill="light1"/>
         <w:tcBorders>
-          <w:top w:val="none"/>
-          <w:left w:val="none"/>
+          <w:top w:val="none" w:color="000000" w:sz="4" w:space="0"/>
+          <w:left w:val="none" w:color="000000" w:sz="4" w:space="0"/>
           <w:bottom w:val="single" w:color="000000" w:themeColor="accent1" w:themeTint="80" w:sz="4" w:space="0"/>
-          <w:right w:val="none"/>
+          <w:right w:val="none" w:color="000000" w:sz="4" w:space="0"/>
         </w:tcBorders>
       </w:tcPr>
     </w:tblStylePr>
@@ -12743,12 +14594,12 @@
         <w:tblBorders/>
       </w:tblPr>
       <w:tcPr>
-        <w:shd w:color="ffffff"/>
+        <w:shd w:val="clear" w:color="ffffff"/>
         <w:tcBorders>
-          <w:top w:val="none"/>
+          <w:top w:val="none" w:color="000000" w:sz="4" w:space="0"/>
           <w:left w:val="single" w:color="000000" w:themeColor="accent1" w:themeTint="80" w:sz="4" w:space="0"/>
-          <w:bottom w:val="none"/>
-          <w:right w:val="none"/>
+          <w:bottom w:val="none" w:color="000000" w:sz="4" w:space="0"/>
+          <w:right w:val="none" w:color="000000" w:sz="4" w:space="0"/>
         </w:tcBorders>
       </w:tcPr>
     </w:tblStylePr>
@@ -12771,9 +14622,9 @@
         <w:shd w:val="clear" w:color="ffffff" w:themeColor="light1" w:fill="ffffff" w:themeFill="light1"/>
         <w:tcBorders>
           <w:top w:val="single" w:color="000000" w:themeColor="accent1" w:themeTint="80" w:sz="4" w:space="0"/>
-          <w:left w:val="none"/>
-          <w:bottom w:val="none"/>
-          <w:right w:val="none"/>
+          <w:left w:val="none" w:color="000000" w:sz="4" w:space="0"/>
+          <w:bottom w:val="none" w:color="000000" w:sz="4" w:space="0"/>
+          <w:right w:val="none" w:color="000000" w:sz="4" w:space="0"/>
         </w:tcBorders>
       </w:tcPr>
     </w:tblStylePr>
@@ -12843,9 +14694,9 @@
       </w:tcPr>
     </w:tblStylePr>
   </w:style>
-  <w:style w:type="table" w:styleId="63">
+  <w:style w:type="table" w:styleId="760">
     <w:name w:val="Grid Table 7 Colorful - Accent 2"/>
-    <w:basedOn w:val="665"/>
+    <w:basedOn w:val="895"/>
     <w:uiPriority w:val="99"/>
     <w:pPr>
       <w:pBdr/>
@@ -12947,11 +14798,11 @@
         <w:tblBorders/>
       </w:tblPr>
       <w:tcPr>
-        <w:shd w:color="ffffff"/>
+        <w:shd w:val="clear" w:color="ffffff"/>
         <w:tcBorders>
-          <w:top w:val="none"/>
-          <w:left w:val="none"/>
-          <w:bottom w:val="none"/>
+          <w:top w:val="none" w:color="000000" w:sz="4" w:space="0"/>
+          <w:left w:val="none" w:color="000000" w:sz="4" w:space="0"/>
+          <w:bottom w:val="none" w:color="000000" w:sz="4" w:space="0"/>
           <w:right w:val="single" w:color="000000" w:themeColor="accent2" w:themeTint="97" w:sz="4" w:space="0"/>
         </w:tcBorders>
       </w:tcPr>
@@ -12974,10 +14825,10 @@
       <w:tcPr>
         <w:shd w:val="clear" w:color="ffffff" w:themeColor="light1" w:fill="ffffff" w:themeFill="light1"/>
         <w:tcBorders>
-          <w:top w:val="none"/>
-          <w:left w:val="none"/>
+          <w:top w:val="none" w:color="000000" w:sz="4" w:space="0"/>
+          <w:left w:val="none" w:color="000000" w:sz="4" w:space="0"/>
           <w:bottom w:val="single" w:color="000000" w:themeColor="accent2" w:themeTint="97" w:sz="4" w:space="0"/>
-          <w:right w:val="none"/>
+          <w:right w:val="none" w:color="000000" w:sz="4" w:space="0"/>
         </w:tcBorders>
       </w:tcPr>
     </w:tblStylePr>
@@ -12997,12 +14848,12 @@
         <w:tblBorders/>
       </w:tblPr>
       <w:tcPr>
-        <w:shd w:color="ffffff"/>
+        <w:shd w:val="clear" w:color="ffffff"/>
         <w:tcBorders>
-          <w:top w:val="none"/>
+          <w:top w:val="none" w:color="000000" w:sz="4" w:space="0"/>
           <w:left w:val="single" w:color="000000" w:themeColor="accent2" w:themeTint="97" w:sz="4" w:space="0"/>
-          <w:bottom w:val="none"/>
-          <w:right w:val="none"/>
+          <w:bottom w:val="none" w:color="000000" w:sz="4" w:space="0"/>
+          <w:right w:val="none" w:color="000000" w:sz="4" w:space="0"/>
         </w:tcBorders>
       </w:tcPr>
     </w:tblStylePr>
@@ -13025,9 +14876,9 @@
         <w:shd w:val="clear" w:color="ffffff" w:themeColor="light1" w:fill="ffffff" w:themeFill="light1"/>
         <w:tcBorders>
           <w:top w:val="single" w:color="000000" w:themeColor="accent2" w:themeTint="97" w:sz="4" w:space="0"/>
-          <w:left w:val="none"/>
-          <w:bottom w:val="none"/>
-          <w:right w:val="none"/>
+          <w:left w:val="none" w:color="000000" w:sz="4" w:space="0"/>
+          <w:bottom w:val="none" w:color="000000" w:sz="4" w:space="0"/>
+          <w:right w:val="none" w:color="000000" w:sz="4" w:space="0"/>
         </w:tcBorders>
       </w:tcPr>
     </w:tblStylePr>
@@ -13097,9 +14948,9 @@
       </w:tcPr>
     </w:tblStylePr>
   </w:style>
-  <w:style w:type="table" w:styleId="64">
+  <w:style w:type="table" w:styleId="761">
     <w:name w:val="Grid Table 7 Colorful - Accent 3"/>
-    <w:basedOn w:val="665"/>
+    <w:basedOn w:val="895"/>
     <w:uiPriority w:val="99"/>
     <w:pPr>
       <w:pBdr/>
@@ -13201,11 +15052,11 @@
         <w:tblBorders/>
       </w:tblPr>
       <w:tcPr>
-        <w:shd w:color="ffffff"/>
+        <w:shd w:val="clear" w:color="ffffff"/>
         <w:tcBorders>
-          <w:top w:val="none"/>
-          <w:left w:val="none"/>
-          <w:bottom w:val="none"/>
+          <w:top w:val="none" w:color="000000" w:sz="4" w:space="0"/>
+          <w:left w:val="none" w:color="000000" w:sz="4" w:space="0"/>
+          <w:bottom w:val="none" w:color="000000" w:sz="4" w:space="0"/>
           <w:right w:val="single" w:color="000000" w:themeColor="accent3" w:themeTint="FE" w:sz="4" w:space="0"/>
         </w:tcBorders>
       </w:tcPr>
@@ -13228,10 +15079,10 @@
       <w:tcPr>
         <w:shd w:val="clear" w:color="ffffff" w:themeColor="light1" w:fill="ffffff" w:themeFill="light1"/>
         <w:tcBorders>
-          <w:top w:val="none"/>
-          <w:left w:val="none"/>
+          <w:top w:val="none" w:color="000000" w:sz="4" w:space="0"/>
+          <w:left w:val="none" w:color="000000" w:sz="4" w:space="0"/>
           <w:bottom w:val="single" w:color="000000" w:themeColor="accent3" w:themeTint="FE" w:sz="4" w:space="0"/>
-          <w:right w:val="none"/>
+          <w:right w:val="none" w:color="000000" w:sz="4" w:space="0"/>
         </w:tcBorders>
       </w:tcPr>
     </w:tblStylePr>
@@ -13251,12 +15102,12 @@
         <w:tblBorders/>
       </w:tblPr>
       <w:tcPr>
-        <w:shd w:color="ffffff"/>
+        <w:shd w:val="clear" w:color="ffffff"/>
         <w:tcBorders>
-          <w:top w:val="none"/>
+          <w:top w:val="none" w:color="000000" w:sz="4" w:space="0"/>
           <w:left w:val="single" w:color="000000" w:themeColor="accent3" w:themeTint="FE" w:sz="4" w:space="0"/>
-          <w:bottom w:val="none"/>
-          <w:right w:val="none"/>
+          <w:bottom w:val="none" w:color="000000" w:sz="4" w:space="0"/>
+          <w:right w:val="none" w:color="000000" w:sz="4" w:space="0"/>
         </w:tcBorders>
       </w:tcPr>
     </w:tblStylePr>
@@ -13279,9 +15130,9 @@
         <w:shd w:val="clear" w:color="ffffff" w:themeColor="light1" w:fill="ffffff" w:themeFill="light1"/>
         <w:tcBorders>
           <w:top w:val="single" w:color="000000" w:themeColor="accent3" w:themeTint="FE" w:sz="4" w:space="0"/>
-          <w:left w:val="none"/>
-          <w:bottom w:val="none"/>
-          <w:right w:val="none"/>
+          <w:left w:val="none" w:color="000000" w:sz="4" w:space="0"/>
+          <w:bottom w:val="none" w:color="000000" w:sz="4" w:space="0"/>
+          <w:right w:val="none" w:color="000000" w:sz="4" w:space="0"/>
         </w:tcBorders>
       </w:tcPr>
     </w:tblStylePr>
@@ -13351,9 +15202,9 @@
       </w:tcPr>
     </w:tblStylePr>
   </w:style>
-  <w:style w:type="table" w:styleId="65">
+  <w:style w:type="table" w:styleId="762">
     <w:name w:val="Grid Table 7 Colorful - Accent 4"/>
-    <w:basedOn w:val="665"/>
+    <w:basedOn w:val="895"/>
     <w:uiPriority w:val="99"/>
     <w:pPr>
       <w:pBdr/>
@@ -13455,11 +15306,11 @@
         <w:tblBorders/>
       </w:tblPr>
       <w:tcPr>
-        <w:shd w:color="ffffff"/>
+        <w:shd w:val="clear" w:color="ffffff"/>
         <w:tcBorders>
-          <w:top w:val="none"/>
-          <w:left w:val="none"/>
-          <w:bottom w:val="none"/>
+          <w:top w:val="none" w:color="000000" w:sz="4" w:space="0"/>
+          <w:left w:val="none" w:color="000000" w:sz="4" w:space="0"/>
+          <w:bottom w:val="none" w:color="000000" w:sz="4" w:space="0"/>
           <w:right w:val="single" w:color="000000" w:themeColor="accent4" w:themeTint="9A" w:sz="4" w:space="0"/>
         </w:tcBorders>
       </w:tcPr>
@@ -13482,10 +15333,10 @@
       <w:tcPr>
         <w:shd w:val="clear" w:color="ffffff" w:themeColor="light1" w:fill="ffffff" w:themeFill="light1"/>
         <w:tcBorders>
-          <w:top w:val="none"/>
-          <w:left w:val="none"/>
+          <w:top w:val="none" w:color="000000" w:sz="4" w:space="0"/>
+          <w:left w:val="none" w:color="000000" w:sz="4" w:space="0"/>
           <w:bottom w:val="single" w:color="000000" w:themeColor="accent4" w:themeTint="9A" w:sz="4" w:space="0"/>
-          <w:right w:val="none"/>
+          <w:right w:val="none" w:color="000000" w:sz="4" w:space="0"/>
         </w:tcBorders>
       </w:tcPr>
     </w:tblStylePr>
@@ -13505,12 +15356,12 @@
         <w:tblBorders/>
       </w:tblPr>
       <w:tcPr>
-        <w:shd w:color="ffffff"/>
+        <w:shd w:val="clear" w:color="ffffff"/>
         <w:tcBorders>
-          <w:top w:val="none"/>
+          <w:top w:val="none" w:color="000000" w:sz="4" w:space="0"/>
           <w:left w:val="single" w:color="000000" w:themeColor="accent4" w:themeTint="9A" w:sz="4" w:space="0"/>
-          <w:bottom w:val="none"/>
-          <w:right w:val="none"/>
+          <w:bottom w:val="none" w:color="000000" w:sz="4" w:space="0"/>
+          <w:right w:val="none" w:color="000000" w:sz="4" w:space="0"/>
         </w:tcBorders>
       </w:tcPr>
     </w:tblStylePr>
@@ -13533,9 +15384,9 @@
         <w:shd w:val="clear" w:color="ffffff" w:themeColor="light1" w:fill="ffffff" w:themeFill="light1"/>
         <w:tcBorders>
           <w:top w:val="single" w:color="000000" w:themeColor="accent4" w:themeTint="9A" w:sz="4" w:space="0"/>
-          <w:left w:val="none"/>
-          <w:bottom w:val="none"/>
-          <w:right w:val="none"/>
+          <w:left w:val="none" w:color="000000" w:sz="4" w:space="0"/>
+          <w:bottom w:val="none" w:color="000000" w:sz="4" w:space="0"/>
+          <w:right w:val="none" w:color="000000" w:sz="4" w:space="0"/>
         </w:tcBorders>
       </w:tcPr>
     </w:tblStylePr>
@@ -13605,9 +15456,9 @@
       </w:tcPr>
     </w:tblStylePr>
   </w:style>
-  <w:style w:type="table" w:styleId="66">
+  <w:style w:type="table" w:styleId="763">
     <w:name w:val="Grid Table 7 Colorful - Accent 5"/>
-    <w:basedOn w:val="665"/>
+    <w:basedOn w:val="895"/>
     <w:uiPriority w:val="99"/>
     <w:pPr>
       <w:pBdr/>
@@ -13709,11 +15560,11 @@
         <w:tblBorders/>
       </w:tblPr>
       <w:tcPr>
-        <w:shd w:color="ffffff"/>
+        <w:shd w:val="clear" w:color="ffffff"/>
         <w:tcBorders>
-          <w:top w:val="none"/>
-          <w:left w:val="none"/>
-          <w:bottom w:val="none"/>
+          <w:top w:val="none" w:color="000000" w:sz="4" w:space="0"/>
+          <w:left w:val="none" w:color="000000" w:sz="4" w:space="0"/>
+          <w:bottom w:val="none" w:color="000000" w:sz="4" w:space="0"/>
           <w:right w:val="single" w:color="000000" w:themeColor="accent5" w:themeTint="90" w:sz="4" w:space="0"/>
         </w:tcBorders>
       </w:tcPr>
@@ -13736,10 +15587,10 @@
       <w:tcPr>
         <w:shd w:val="clear" w:color="ffffff" w:themeColor="light1" w:fill="ffffff" w:themeFill="light1"/>
         <w:tcBorders>
-          <w:top w:val="none"/>
-          <w:left w:val="none"/>
+          <w:top w:val="none" w:color="000000" w:sz="4" w:space="0"/>
+          <w:left w:val="none" w:color="000000" w:sz="4" w:space="0"/>
           <w:bottom w:val="single" w:color="000000" w:themeColor="accent5" w:themeTint="90" w:sz="4" w:space="0"/>
-          <w:right w:val="none"/>
+          <w:right w:val="none" w:color="000000" w:sz="4" w:space="0"/>
         </w:tcBorders>
       </w:tcPr>
     </w:tblStylePr>
@@ -13759,12 +15610,12 @@
         <w:tblBorders/>
       </w:tblPr>
       <w:tcPr>
-        <w:shd w:color="ffffff"/>
+        <w:shd w:val="clear" w:color="ffffff"/>
         <w:tcBorders>
-          <w:top w:val="none"/>
+          <w:top w:val="none" w:color="000000" w:sz="4" w:space="0"/>
           <w:left w:val="single" w:color="000000" w:themeColor="accent5" w:themeTint="90" w:sz="4" w:space="0"/>
-          <w:bottom w:val="none"/>
-          <w:right w:val="none"/>
+          <w:bottom w:val="none" w:color="000000" w:sz="4" w:space="0"/>
+          <w:right w:val="none" w:color="000000" w:sz="4" w:space="0"/>
         </w:tcBorders>
       </w:tcPr>
     </w:tblStylePr>
@@ -13787,9 +15638,9 @@
         <w:shd w:val="clear" w:color="ffffff" w:themeColor="light1" w:fill="ffffff" w:themeFill="light1"/>
         <w:tcBorders>
           <w:top w:val="single" w:color="000000" w:themeColor="accent5" w:themeTint="90" w:sz="4" w:space="0"/>
-          <w:left w:val="none"/>
-          <w:bottom w:val="none"/>
-          <w:right w:val="none"/>
+          <w:left w:val="none" w:color="000000" w:sz="4" w:space="0"/>
+          <w:bottom w:val="none" w:color="000000" w:sz="4" w:space="0"/>
+          <w:right w:val="none" w:color="000000" w:sz="4" w:space="0"/>
         </w:tcBorders>
       </w:tcPr>
     </w:tblStylePr>
@@ -13859,9 +15710,9 @@
       </w:tcPr>
     </w:tblStylePr>
   </w:style>
-  <w:style w:type="table" w:styleId="67">
+  <w:style w:type="table" w:styleId="764">
     <w:name w:val="Grid Table 7 Colorful - Accent 6"/>
-    <w:basedOn w:val="665"/>
+    <w:basedOn w:val="895"/>
     <w:uiPriority w:val="99"/>
     <w:pPr>
       <w:pBdr/>
@@ -13963,11 +15814,11 @@
         <w:tblBorders/>
       </w:tblPr>
       <w:tcPr>
-        <w:shd w:color="ffffff"/>
+        <w:shd w:val="clear" w:color="ffffff"/>
         <w:tcBorders>
-          <w:top w:val="none"/>
-          <w:left w:val="none"/>
-          <w:bottom w:val="none"/>
+          <w:top w:val="none" w:color="000000" w:sz="4" w:space="0"/>
+          <w:left w:val="none" w:color="000000" w:sz="4" w:space="0"/>
+          <w:bottom w:val="none" w:color="000000" w:sz="4" w:space="0"/>
           <w:right w:val="single" w:color="000000" w:themeColor="accent6" w:themeTint="90" w:sz="4" w:space="0"/>
         </w:tcBorders>
       </w:tcPr>
@@ -13990,10 +15841,10 @@
       <w:tcPr>
         <w:shd w:val="clear" w:color="ffffff" w:themeColor="light1" w:fill="ffffff" w:themeFill="light1"/>
         <w:tcBorders>
-          <w:top w:val="none"/>
-          <w:left w:val="none"/>
+          <w:top w:val="none" w:color="000000" w:sz="4" w:space="0"/>
+          <w:left w:val="none" w:color="000000" w:sz="4" w:space="0"/>
           <w:bottom w:val="single" w:color="000000" w:themeColor="accent6" w:themeTint="90" w:sz="4" w:space="0"/>
-          <w:right w:val="none"/>
+          <w:right w:val="none" w:color="000000" w:sz="4" w:space="0"/>
         </w:tcBorders>
       </w:tcPr>
     </w:tblStylePr>
@@ -14013,12 +15864,12 @@
         <w:tblBorders/>
       </w:tblPr>
       <w:tcPr>
-        <w:shd w:color="ffffff"/>
+        <w:shd w:val="clear" w:color="ffffff"/>
         <w:tcBorders>
-          <w:top w:val="none"/>
+          <w:top w:val="none" w:color="000000" w:sz="4" w:space="0"/>
           <w:left w:val="single" w:color="000000" w:themeColor="accent6" w:themeTint="90" w:sz="4" w:space="0"/>
-          <w:bottom w:val="none"/>
-          <w:right w:val="none"/>
+          <w:bottom w:val="none" w:color="000000" w:sz="4" w:space="0"/>
+          <w:right w:val="none" w:color="000000" w:sz="4" w:space="0"/>
         </w:tcBorders>
       </w:tcPr>
     </w:tblStylePr>
@@ -14041,9 +15892,9 @@
         <w:shd w:val="clear" w:color="ffffff" w:themeColor="light1" w:fill="ffffff" w:themeFill="light1"/>
         <w:tcBorders>
           <w:top w:val="single" w:color="000000" w:themeColor="accent6" w:themeTint="90" w:sz="4" w:space="0"/>
-          <w:left w:val="none"/>
-          <w:bottom w:val="none"/>
-          <w:right w:val="none"/>
+          <w:left w:val="none" w:color="000000" w:sz="4" w:space="0"/>
+          <w:bottom w:val="none" w:color="000000" w:sz="4" w:space="0"/>
+          <w:right w:val="none" w:color="000000" w:sz="4" w:space="0"/>
         </w:tcBorders>
       </w:tcPr>
     </w:tblStylePr>
@@ -14113,9 +15964,9 @@
       </w:tcPr>
     </w:tblStylePr>
   </w:style>
-  <w:style w:type="table" w:styleId="68">
+  <w:style w:type="table" w:styleId="765">
     <w:name w:val="List Table 1 Light"/>
-    <w:basedOn w:val="665"/>
+    <w:basedOn w:val="895"/>
     <w:uiPriority w:val="99"/>
     <w:pPr>
       <w:pBdr/>
@@ -14329,9 +16180,9 @@
       </w:tcPr>
     </w:tblStylePr>
   </w:style>
-  <w:style w:type="table" w:styleId="69">
+  <w:style w:type="table" w:styleId="766">
     <w:name w:val="List Table 1 Light - Accent 1"/>
-    <w:basedOn w:val="665"/>
+    <w:basedOn w:val="895"/>
     <w:uiPriority w:val="99"/>
     <w:pPr>
       <w:pBdr/>
@@ -14545,9 +16396,9 @@
       </w:tcPr>
     </w:tblStylePr>
   </w:style>
-  <w:style w:type="table" w:styleId="70">
+  <w:style w:type="table" w:styleId="767">
     <w:name w:val="List Table 1 Light - Accent 2"/>
-    <w:basedOn w:val="665"/>
+    <w:basedOn w:val="895"/>
     <w:uiPriority w:val="99"/>
     <w:pPr>
       <w:pBdr/>
@@ -14761,9 +16612,9 @@
       </w:tcPr>
     </w:tblStylePr>
   </w:style>
-  <w:style w:type="table" w:styleId="71">
+  <w:style w:type="table" w:styleId="768">
     <w:name w:val="List Table 1 Light - Accent 3"/>
-    <w:basedOn w:val="665"/>
+    <w:basedOn w:val="895"/>
     <w:uiPriority w:val="99"/>
     <w:pPr>
       <w:pBdr/>
@@ -14977,9 +16828,9 @@
       </w:tcPr>
     </w:tblStylePr>
   </w:style>
-  <w:style w:type="table" w:styleId="72">
+  <w:style w:type="table" w:styleId="769">
     <w:name w:val="List Table 1 Light - Accent 4"/>
-    <w:basedOn w:val="665"/>
+    <w:basedOn w:val="895"/>
     <w:uiPriority w:val="99"/>
     <w:pPr>
       <w:pBdr/>
@@ -15193,9 +17044,9 @@
       </w:tcPr>
     </w:tblStylePr>
   </w:style>
-  <w:style w:type="table" w:styleId="73">
+  <w:style w:type="table" w:styleId="770">
     <w:name w:val="List Table 1 Light - Accent 5"/>
-    <w:basedOn w:val="665"/>
+    <w:basedOn w:val="895"/>
     <w:uiPriority w:val="99"/>
     <w:pPr>
       <w:pBdr/>
@@ -15409,9 +17260,9 @@
       </w:tcPr>
     </w:tblStylePr>
   </w:style>
-  <w:style w:type="table" w:styleId="74">
+  <w:style w:type="table" w:styleId="771">
     <w:name w:val="List Table 1 Light - Accent 6"/>
-    <w:basedOn w:val="665"/>
+    <w:basedOn w:val="895"/>
     <w:uiPriority w:val="99"/>
     <w:pPr>
       <w:pBdr/>
@@ -15625,9 +17476,9 @@
       </w:tcPr>
     </w:tblStylePr>
   </w:style>
-  <w:style w:type="table" w:styleId="75">
+  <w:style w:type="table" w:styleId="772">
     <w:name w:val="List Table 2"/>
-    <w:basedOn w:val="665"/>
+    <w:basedOn w:val="895"/>
     <w:uiPriority w:val="99"/>
     <w:pPr>
       <w:pBdr/>
@@ -15863,9 +17714,9 @@
       </w:tcPr>
     </w:tblStylePr>
   </w:style>
-  <w:style w:type="table" w:styleId="76">
+  <w:style w:type="table" w:styleId="773">
     <w:name w:val="List Table 2 - Accent 1"/>
-    <w:basedOn w:val="665"/>
+    <w:basedOn w:val="895"/>
     <w:uiPriority w:val="99"/>
     <w:pPr>
       <w:pBdr/>
@@ -16101,9 +17952,9 @@
       </w:tcPr>
     </w:tblStylePr>
   </w:style>
-  <w:style w:type="table" w:styleId="77">
+  <w:style w:type="table" w:styleId="774">
     <w:name w:val="List Table 2 - Accent 2"/>
-    <w:basedOn w:val="665"/>
+    <w:basedOn w:val="895"/>
     <w:uiPriority w:val="99"/>
     <w:pPr>
       <w:pBdr/>
@@ -16339,9 +18190,9 @@
       </w:tcPr>
     </w:tblStylePr>
   </w:style>
-  <w:style w:type="table" w:styleId="78">
+  <w:style w:type="table" w:styleId="775">
     <w:name w:val="List Table 2 - Accent 3"/>
-    <w:basedOn w:val="665"/>
+    <w:basedOn w:val="895"/>
     <w:uiPriority w:val="99"/>
     <w:pPr>
       <w:pBdr/>
@@ -16577,9 +18428,9 @@
       </w:tcPr>
     </w:tblStylePr>
   </w:style>
-  <w:style w:type="table" w:styleId="79">
+  <w:style w:type="table" w:styleId="776">
     <w:name w:val="List Table 2 - Accent 4"/>
-    <w:basedOn w:val="665"/>
+    <w:basedOn w:val="895"/>
     <w:uiPriority w:val="99"/>
     <w:pPr>
       <w:pBdr/>
@@ -16815,9 +18666,9 @@
       </w:tcPr>
     </w:tblStylePr>
   </w:style>
-  <w:style w:type="table" w:styleId="80">
+  <w:style w:type="table" w:styleId="777">
     <w:name w:val="List Table 2 - Accent 5"/>
-    <w:basedOn w:val="665"/>
+    <w:basedOn w:val="895"/>
     <w:uiPriority w:val="99"/>
     <w:pPr>
       <w:pBdr/>
@@ -17053,9 +18904,9 @@
       </w:tcPr>
     </w:tblStylePr>
   </w:style>
-  <w:style w:type="table" w:styleId="81">
+  <w:style w:type="table" w:styleId="778">
     <w:name w:val="List Table 2 - Accent 6"/>
-    <w:basedOn w:val="665"/>
+    <w:basedOn w:val="895"/>
     <w:uiPriority w:val="99"/>
     <w:pPr>
       <w:pBdr/>
@@ -17291,9 +19142,9 @@
       </w:tcPr>
     </w:tblStylePr>
   </w:style>
-  <w:style w:type="table" w:styleId="82">
+  <w:style w:type="table" w:styleId="779">
     <w:name w:val="List Table 3"/>
-    <w:basedOn w:val="665"/>
+    <w:basedOn w:val="895"/>
     <w:uiPriority w:val="99"/>
     <w:pPr>
       <w:pBdr/>
@@ -17519,9 +19370,9 @@
       </w:tcPr>
     </w:tblStylePr>
   </w:style>
-  <w:style w:type="table" w:styleId="83">
+  <w:style w:type="table" w:styleId="780">
     <w:name w:val="List Table 3 - Accent 1"/>
-    <w:basedOn w:val="665"/>
+    <w:basedOn w:val="895"/>
     <w:uiPriority w:val="99"/>
     <w:pPr>
       <w:pBdr/>
@@ -17747,9 +19598,9 @@
       </w:tcPr>
     </w:tblStylePr>
   </w:style>
-  <w:style w:type="table" w:styleId="84">
+  <w:style w:type="table" w:styleId="781">
     <w:name w:val="List Table 3 - Accent 2"/>
-    <w:basedOn w:val="665"/>
+    <w:basedOn w:val="895"/>
     <w:uiPriority w:val="99"/>
     <w:pPr>
       <w:pBdr/>
@@ -17975,9 +19826,9 @@
       </w:tcPr>
     </w:tblStylePr>
   </w:style>
-  <w:style w:type="table" w:styleId="85">
+  <w:style w:type="table" w:styleId="782">
     <w:name w:val="List Table 3 - Accent 3"/>
-    <w:basedOn w:val="665"/>
+    <w:basedOn w:val="895"/>
     <w:uiPriority w:val="99"/>
     <w:pPr>
       <w:pBdr/>
@@ -18203,9 +20054,9 @@
       </w:tcPr>
     </w:tblStylePr>
   </w:style>
-  <w:style w:type="table" w:styleId="86">
+  <w:style w:type="table" w:styleId="783">
     <w:name w:val="List Table 3 - Accent 4"/>
-    <w:basedOn w:val="665"/>
+    <w:basedOn w:val="895"/>
     <w:uiPriority w:val="99"/>
     <w:pPr>
       <w:pBdr/>
@@ -18431,9 +20282,9 @@
       </w:tcPr>
     </w:tblStylePr>
   </w:style>
-  <w:style w:type="table" w:styleId="87">
+  <w:style w:type="table" w:styleId="784">
     <w:name w:val="List Table 3 - Accent 5"/>
-    <w:basedOn w:val="665"/>
+    <w:basedOn w:val="895"/>
     <w:uiPriority w:val="99"/>
     <w:pPr>
       <w:pBdr/>
@@ -18659,9 +20510,9 @@
       </w:tcPr>
     </w:tblStylePr>
   </w:style>
-  <w:style w:type="table" w:styleId="88">
+  <w:style w:type="table" w:styleId="785">
     <w:name w:val="List Table 3 - Accent 6"/>
-    <w:basedOn w:val="665"/>
+    <w:basedOn w:val="895"/>
     <w:uiPriority w:val="99"/>
     <w:pPr>
       <w:pBdr/>
@@ -18887,9 +20738,9 @@
       </w:tcPr>
     </w:tblStylePr>
   </w:style>
-  <w:style w:type="table" w:styleId="89">
+  <w:style w:type="table" w:styleId="786">
     <w:name w:val="List Table 4"/>
-    <w:basedOn w:val="665"/>
+    <w:basedOn w:val="895"/>
     <w:uiPriority w:val="99"/>
     <w:pPr>
       <w:pBdr/>
@@ -19112,9 +20963,9 @@
       </w:tcPr>
     </w:tblStylePr>
   </w:style>
-  <w:style w:type="table" w:styleId="90">
+  <w:style w:type="table" w:styleId="787">
     <w:name w:val="List Table 4 - Accent 1"/>
-    <w:basedOn w:val="665"/>
+    <w:basedOn w:val="895"/>
     <w:uiPriority w:val="99"/>
     <w:pPr>
       <w:pBdr/>
@@ -19337,9 +21188,9 @@
       </w:tcPr>
     </w:tblStylePr>
   </w:style>
-  <w:style w:type="table" w:styleId="91">
+  <w:style w:type="table" w:styleId="788">
     <w:name w:val="List Table 4 - Accent 2"/>
-    <w:basedOn w:val="665"/>
+    <w:basedOn w:val="895"/>
     <w:uiPriority w:val="99"/>
     <w:pPr>
       <w:pBdr/>
@@ -19562,9 +21413,9 @@
       </w:tcPr>
     </w:tblStylePr>
   </w:style>
-  <w:style w:type="table" w:styleId="92">
+  <w:style w:type="table" w:styleId="789">
     <w:name w:val="List Table 4 - Accent 3"/>
-    <w:basedOn w:val="665"/>
+    <w:basedOn w:val="895"/>
     <w:uiPriority w:val="99"/>
     <w:pPr>
       <w:pBdr/>
@@ -19787,9 +21638,9 @@
       </w:tcPr>
     </w:tblStylePr>
   </w:style>
-  <w:style w:type="table" w:styleId="93">
+  <w:style w:type="table" w:styleId="790">
     <w:name w:val="List Table 4 - Accent 4"/>
-    <w:basedOn w:val="665"/>
+    <w:basedOn w:val="895"/>
     <w:uiPriority w:val="99"/>
     <w:pPr>
       <w:pBdr/>
@@ -20012,9 +21863,9 @@
       </w:tcPr>
     </w:tblStylePr>
   </w:style>
-  <w:style w:type="table" w:styleId="94">
+  <w:style w:type="table" w:styleId="791">
     <w:name w:val="List Table 4 - Accent 5"/>
-    <w:basedOn w:val="665"/>
+    <w:basedOn w:val="895"/>
     <w:uiPriority w:val="99"/>
     <w:pPr>
       <w:pBdr/>
@@ -20237,9 +22088,9 @@
       </w:tcPr>
     </w:tblStylePr>
   </w:style>
-  <w:style w:type="table" w:styleId="95">
+  <w:style w:type="table" w:styleId="792">
     <w:name w:val="List Table 4 - Accent 6"/>
-    <w:basedOn w:val="665"/>
+    <w:basedOn w:val="895"/>
     <w:uiPriority w:val="99"/>
     <w:pPr>
       <w:pBdr/>
@@ -20462,9 +22313,9 @@
       </w:tcPr>
     </w:tblStylePr>
   </w:style>
-  <w:style w:type="table" w:styleId="96">
+  <w:style w:type="table" w:styleId="793">
     <w:name w:val="List Table 5 Dark"/>
-    <w:basedOn w:val="665"/>
+    <w:basedOn w:val="895"/>
     <w:uiPriority w:val="99"/>
     <w:pPr>
       <w:pBdr/>
@@ -20704,9 +22555,9 @@
       </w:tcPr>
     </w:tblStylePr>
   </w:style>
-  <w:style w:type="table" w:styleId="97">
+  <w:style w:type="table" w:styleId="794">
     <w:name w:val="List Table 5 Dark - Accent 1"/>
-    <w:basedOn w:val="665"/>
+    <w:basedOn w:val="895"/>
     <w:uiPriority w:val="99"/>
     <w:pPr>
       <w:pBdr/>
@@ -20946,9 +22797,9 @@
       </w:tcPr>
     </w:tblStylePr>
   </w:style>
-  <w:style w:type="table" w:styleId="98">
+  <w:style w:type="table" w:styleId="795">
     <w:name w:val="List Table 5 Dark - Accent 2"/>
-    <w:basedOn w:val="665"/>
+    <w:basedOn w:val="895"/>
     <w:uiPriority w:val="99"/>
     <w:pPr>
       <w:pBdr/>
@@ -21188,9 +23039,9 @@
       </w:tcPr>
     </w:tblStylePr>
   </w:style>
-  <w:style w:type="table" w:styleId="99">
+  <w:style w:type="table" w:styleId="796">
     <w:name w:val="List Table 5 Dark - Accent 3"/>
-    <w:basedOn w:val="665"/>
+    <w:basedOn w:val="895"/>
     <w:uiPriority w:val="99"/>
     <w:pPr>
       <w:pBdr/>
@@ -21430,9 +23281,9 @@
       </w:tcPr>
     </w:tblStylePr>
   </w:style>
-  <w:style w:type="table" w:styleId="100">
+  <w:style w:type="table" w:styleId="797">
     <w:name w:val="List Table 5 Dark - Accent 4"/>
-    <w:basedOn w:val="665"/>
+    <w:basedOn w:val="895"/>
     <w:uiPriority w:val="99"/>
     <w:pPr>
       <w:pBdr/>
@@ -21672,9 +23523,9 @@
       </w:tcPr>
     </w:tblStylePr>
   </w:style>
-  <w:style w:type="table" w:styleId="101">
+  <w:style w:type="table" w:styleId="798">
     <w:name w:val="List Table 5 Dark - Accent 5"/>
-    <w:basedOn w:val="665"/>
+    <w:basedOn w:val="895"/>
     <w:uiPriority w:val="99"/>
     <w:pPr>
       <w:pBdr/>
@@ -21914,9 +23765,9 @@
       </w:tcPr>
     </w:tblStylePr>
   </w:style>
-  <w:style w:type="table" w:styleId="102">
+  <w:style w:type="table" w:styleId="799">
     <w:name w:val="List Table 5 Dark - Accent 6"/>
-    <w:basedOn w:val="665"/>
+    <w:basedOn w:val="895"/>
     <w:uiPriority w:val="99"/>
     <w:pPr>
       <w:pBdr/>
@@ -22156,9 +24007,9 @@
       </w:tcPr>
     </w:tblStylePr>
   </w:style>
-  <w:style w:type="table" w:styleId="103">
+  <w:style w:type="table" w:styleId="800">
     <w:name w:val="List Table 6 Colorful"/>
-    <w:basedOn w:val="665"/>
+    <w:basedOn w:val="895"/>
     <w:uiPriority w:val="99"/>
     <w:pPr>
       <w:pBdr/>
@@ -22379,9 +24230,9 @@
       </w:tcPr>
     </w:tblStylePr>
   </w:style>
-  <w:style w:type="table" w:styleId="104">
+  <w:style w:type="table" w:styleId="801">
     <w:name w:val="List Table 6 Colorful - Accent 1"/>
-    <w:basedOn w:val="665"/>
+    <w:basedOn w:val="895"/>
     <w:uiPriority w:val="99"/>
     <w:pPr>
       <w:pBdr/>
@@ -22602,9 +24453,9 @@
       </w:tcPr>
     </w:tblStylePr>
   </w:style>
-  <w:style w:type="table" w:styleId="105">
+  <w:style w:type="table" w:styleId="802">
     <w:name w:val="List Table 6 Colorful - Accent 2"/>
-    <w:basedOn w:val="665"/>
+    <w:basedOn w:val="895"/>
     <w:uiPriority w:val="99"/>
     <w:pPr>
       <w:pBdr/>
@@ -22825,9 +24676,9 @@
       </w:tcPr>
     </w:tblStylePr>
   </w:style>
-  <w:style w:type="table" w:styleId="106">
+  <w:style w:type="table" w:styleId="803">
     <w:name w:val="List Table 6 Colorful - Accent 3"/>
-    <w:basedOn w:val="665"/>
+    <w:basedOn w:val="895"/>
     <w:uiPriority w:val="99"/>
     <w:pPr>
       <w:pBdr/>
@@ -23048,9 +24899,9 @@
       </w:tcPr>
     </w:tblStylePr>
   </w:style>
-  <w:style w:type="table" w:styleId="107">
+  <w:style w:type="table" w:styleId="804">
     <w:name w:val="List Table 6 Colorful - Accent 4"/>
-    <w:basedOn w:val="665"/>
+    <w:basedOn w:val="895"/>
     <w:uiPriority w:val="99"/>
     <w:pPr>
       <w:pBdr/>
@@ -23271,9 +25122,9 @@
       </w:tcPr>
     </w:tblStylePr>
   </w:style>
-  <w:style w:type="table" w:styleId="108">
+  <w:style w:type="table" w:styleId="805">
     <w:name w:val="List Table 6 Colorful - Accent 5"/>
-    <w:basedOn w:val="665"/>
+    <w:basedOn w:val="895"/>
     <w:uiPriority w:val="99"/>
     <w:pPr>
       <w:pBdr/>
@@ -23494,9 +25345,9 @@
       </w:tcPr>
     </w:tblStylePr>
   </w:style>
-  <w:style w:type="table" w:styleId="109">
+  <w:style w:type="table" w:styleId="806">
     <w:name w:val="List Table 6 Colorful - Accent 6"/>
-    <w:basedOn w:val="665"/>
+    <w:basedOn w:val="895"/>
     <w:uiPriority w:val="99"/>
     <w:pPr>
       <w:pBdr/>
@@ -23717,9 +25568,9 @@
       </w:tcPr>
     </w:tblStylePr>
   </w:style>
-  <w:style w:type="table" w:styleId="110">
+  <w:style w:type="table" w:styleId="807">
     <w:name w:val="List Table 7 Colorful"/>
-    <w:basedOn w:val="665"/>
+    <w:basedOn w:val="895"/>
     <w:uiPriority w:val="99"/>
     <w:pPr>
       <w:pBdr/>
@@ -23818,11 +25669,11 @@
         <w:tblBorders/>
       </w:tblPr>
       <w:tcPr>
-        <w:shd w:color="ffffff"/>
+        <w:shd w:val="clear" w:color="ffffff"/>
         <w:tcBorders>
-          <w:top w:val="none"/>
-          <w:left w:val="none"/>
-          <w:bottom w:val="none"/>
+          <w:top w:val="none" w:color="000000" w:sz="4" w:space="0"/>
+          <w:left w:val="none" w:color="000000" w:sz="4" w:space="0"/>
+          <w:bottom w:val="none" w:color="000000" w:sz="4" w:space="0"/>
           <w:right w:val="single" w:color="000000" w:themeColor="text1" w:themeTint="80" w:sz="4" w:space="0"/>
         </w:tcBorders>
       </w:tcPr>
@@ -23845,10 +25696,10 @@
       <w:tcPr>
         <w:shd w:val="clear" w:color="ffffff" w:themeColor="light1" w:fill="ffffff" w:themeFill="light1"/>
         <w:tcBorders>
-          <w:top w:val="none"/>
-          <w:left w:val="none"/>
+          <w:top w:val="none" w:color="000000" w:sz="4" w:space="0"/>
+          <w:left w:val="none" w:color="000000" w:sz="4" w:space="0"/>
           <w:bottom w:val="single" w:color="000000" w:themeColor="text1" w:themeTint="80" w:sz="4" w:space="0"/>
-          <w:right w:val="none"/>
+          <w:right w:val="none" w:color="000000" w:sz="4" w:space="0"/>
         </w:tcBorders>
       </w:tcPr>
     </w:tblStylePr>
@@ -23868,12 +25719,12 @@
         <w:tblBorders/>
       </w:tblPr>
       <w:tcPr>
-        <w:shd w:color="ffffff"/>
+        <w:shd w:val="clear" w:color="ffffff"/>
         <w:tcBorders>
-          <w:top w:val="none"/>
+          <w:top w:val="none" w:color="000000" w:sz="4" w:space="0"/>
           <w:left w:val="single" w:color="000000" w:themeColor="text1" w:themeTint="80" w:sz="4" w:space="0"/>
-          <w:bottom w:val="none"/>
-          <w:right w:val="none"/>
+          <w:bottom w:val="none" w:color="000000" w:sz="4" w:space="0"/>
+          <w:right w:val="none" w:color="000000" w:sz="4" w:space="0"/>
         </w:tcBorders>
       </w:tcPr>
     </w:tblStylePr>
@@ -23896,9 +25747,9 @@
         <w:shd w:val="clear" w:color="ffffff" w:themeColor="light1" w:fill="ffffff" w:themeFill="light1"/>
         <w:tcBorders>
           <w:top w:val="single" w:color="000000" w:themeColor="text1" w:themeTint="80" w:sz="4" w:space="0"/>
-          <w:left w:val="none"/>
-          <w:bottom w:val="none"/>
-          <w:right w:val="none"/>
+          <w:left w:val="none" w:color="000000" w:sz="4" w:space="0"/>
+          <w:bottom w:val="none" w:color="000000" w:sz="4" w:space="0"/>
+          <w:right w:val="none" w:color="000000" w:sz="4" w:space="0"/>
         </w:tcBorders>
       </w:tcPr>
     </w:tblStylePr>
@@ -23973,9 +25824,9 @@
       </w:tcPr>
     </w:tblStylePr>
   </w:style>
-  <w:style w:type="table" w:styleId="111">
+  <w:style w:type="table" w:styleId="808">
     <w:name w:val="List Table 7 Colorful - Accent 1"/>
-    <w:basedOn w:val="665"/>
+    <w:basedOn w:val="895"/>
     <w:uiPriority w:val="99"/>
     <w:pPr>
       <w:pBdr/>
@@ -24074,11 +25925,11 @@
         <w:tblBorders/>
       </w:tblPr>
       <w:tcPr>
-        <w:shd w:color="ffffff"/>
+        <w:shd w:val="clear" w:color="ffffff"/>
         <w:tcBorders>
-          <w:top w:val="none"/>
-          <w:left w:val="none"/>
-          <w:bottom w:val="none"/>
+          <w:top w:val="none" w:color="000000" w:sz="4" w:space="0"/>
+          <w:left w:val="none" w:color="000000" w:sz="4" w:space="0"/>
+          <w:bottom w:val="none" w:color="000000" w:sz="4" w:space="0"/>
           <w:right w:val="single" w:color="000000" w:themeColor="accent1" w:sz="4" w:space="0"/>
         </w:tcBorders>
       </w:tcPr>
@@ -24101,10 +25952,10 @@
       <w:tcPr>
         <w:shd w:val="clear" w:color="ffffff" w:themeColor="light1" w:fill="ffffff" w:themeFill="light1"/>
         <w:tcBorders>
-          <w:top w:val="none"/>
-          <w:left w:val="none"/>
+          <w:top w:val="none" w:color="000000" w:sz="4" w:space="0"/>
+          <w:left w:val="none" w:color="000000" w:sz="4" w:space="0"/>
           <w:bottom w:val="single" w:color="000000" w:themeColor="accent1" w:sz="4" w:space="0"/>
-          <w:right w:val="none"/>
+          <w:right w:val="none" w:color="000000" w:sz="4" w:space="0"/>
         </w:tcBorders>
       </w:tcPr>
     </w:tblStylePr>
@@ -24124,12 +25975,12 @@
         <w:tblBorders/>
       </w:tblPr>
       <w:tcPr>
-        <w:shd w:color="ffffff"/>
+        <w:shd w:val="clear" w:color="ffffff"/>
         <w:tcBorders>
-          <w:top w:val="none"/>
+          <w:top w:val="none" w:color="000000" w:sz="4" w:space="0"/>
           <w:left w:val="single" w:color="000000" w:themeColor="accent1" w:sz="4" w:space="0"/>
-          <w:bottom w:val="none"/>
-          <w:right w:val="none"/>
+          <w:bottom w:val="none" w:color="000000" w:sz="4" w:space="0"/>
+          <w:right w:val="none" w:color="000000" w:sz="4" w:space="0"/>
         </w:tcBorders>
       </w:tcPr>
     </w:tblStylePr>
@@ -24152,9 +26003,9 @@
         <w:shd w:val="clear" w:color="ffffff" w:themeColor="light1" w:fill="ffffff" w:themeFill="light1"/>
         <w:tcBorders>
           <w:top w:val="single" w:color="000000" w:themeColor="accent1" w:sz="4" w:space="0"/>
-          <w:left w:val="none"/>
-          <w:bottom w:val="none"/>
-          <w:right w:val="none"/>
+          <w:left w:val="none" w:color="000000" w:sz="4" w:space="0"/>
+          <w:bottom w:val="none" w:color="000000" w:sz="4" w:space="0"/>
+          <w:right w:val="none" w:color="000000" w:sz="4" w:space="0"/>
         </w:tcBorders>
       </w:tcPr>
     </w:tblStylePr>
@@ -24229,9 +26080,9 @@
       </w:tcPr>
     </w:tblStylePr>
   </w:style>
-  <w:style w:type="table" w:styleId="112">
+  <w:style w:type="table" w:styleId="809">
     <w:name w:val="List Table 7 Colorful - Accent 2"/>
-    <w:basedOn w:val="665"/>
+    <w:basedOn w:val="895"/>
     <w:uiPriority w:val="99"/>
     <w:pPr>
       <w:pBdr/>
@@ -24330,11 +26181,11 @@
         <w:tblBorders/>
       </w:tblPr>
       <w:tcPr>
-        <w:shd w:color="ffffff"/>
+        <w:shd w:val="clear" w:color="ffffff"/>
         <w:tcBorders>
-          <w:top w:val="none"/>
-          <w:left w:val="none"/>
-          <w:bottom w:val="none"/>
+          <w:top w:val="none" w:color="000000" w:sz="4" w:space="0"/>
+          <w:left w:val="none" w:color="000000" w:sz="4" w:space="0"/>
+          <w:bottom w:val="none" w:color="000000" w:sz="4" w:space="0"/>
           <w:right w:val="single" w:color="000000" w:themeColor="accent2" w:themeTint="97" w:sz="4" w:space="0"/>
         </w:tcBorders>
       </w:tcPr>
@@ -24357,10 +26208,10 @@
       <w:tcPr>
         <w:shd w:val="clear" w:color="ffffff" w:themeColor="light1" w:fill="ffffff" w:themeFill="light1"/>
         <w:tcBorders>
-          <w:top w:val="none"/>
-          <w:left w:val="none"/>
+          <w:top w:val="none" w:color="000000" w:sz="4" w:space="0"/>
+          <w:left w:val="none" w:color="000000" w:sz="4" w:space="0"/>
           <w:bottom w:val="single" w:color="000000" w:themeColor="accent2" w:themeTint="97" w:sz="4" w:space="0"/>
-          <w:right w:val="none"/>
+          <w:right w:val="none" w:color="000000" w:sz="4" w:space="0"/>
         </w:tcBorders>
       </w:tcPr>
     </w:tblStylePr>
@@ -24380,12 +26231,12 @@
         <w:tblBorders/>
       </w:tblPr>
       <w:tcPr>
-        <w:shd w:color="ffffff"/>
+        <w:shd w:val="clear" w:color="ffffff"/>
         <w:tcBorders>
-          <w:top w:val="none"/>
+          <w:top w:val="none" w:color="000000" w:sz="4" w:space="0"/>
           <w:left w:val="single" w:color="000000" w:themeColor="accent2" w:themeTint="97" w:sz="4" w:space="0"/>
-          <w:bottom w:val="none"/>
-          <w:right w:val="none"/>
+          <w:bottom w:val="none" w:color="000000" w:sz="4" w:space="0"/>
+          <w:right w:val="none" w:color="000000" w:sz="4" w:space="0"/>
         </w:tcBorders>
       </w:tcPr>
     </w:tblStylePr>
@@ -24408,9 +26259,9 @@
         <w:shd w:val="clear" w:color="ffffff" w:themeColor="light1" w:fill="ffffff" w:themeFill="light1"/>
         <w:tcBorders>
           <w:top w:val="single" w:color="000000" w:themeColor="accent2" w:themeTint="97" w:sz="4" w:space="0"/>
-          <w:left w:val="none"/>
-          <w:bottom w:val="none"/>
-          <w:right w:val="none"/>
+          <w:left w:val="none" w:color="000000" w:sz="4" w:space="0"/>
+          <w:bottom w:val="none" w:color="000000" w:sz="4" w:space="0"/>
+          <w:right w:val="none" w:color="000000" w:sz="4" w:space="0"/>
         </w:tcBorders>
       </w:tcPr>
     </w:tblStylePr>
@@ -24485,9 +26336,9 @@
       </w:tcPr>
     </w:tblStylePr>
   </w:style>
-  <w:style w:type="table" w:styleId="113">
+  <w:style w:type="table" w:styleId="810">
     <w:name w:val="List Table 7 Colorful - Accent 3"/>
-    <w:basedOn w:val="665"/>
+    <w:basedOn w:val="895"/>
     <w:uiPriority w:val="99"/>
     <w:pPr>
       <w:pBdr/>
@@ -24586,11 +26437,11 @@
         <w:tblBorders/>
       </w:tblPr>
       <w:tcPr>
-        <w:shd w:color="ffffff"/>
+        <w:shd w:val="clear" w:color="ffffff"/>
         <w:tcBorders>
-          <w:top w:val="none"/>
-          <w:left w:val="none"/>
-          <w:bottom w:val="none"/>
+          <w:top w:val="none" w:color="000000" w:sz="4" w:space="0"/>
+          <w:left w:val="none" w:color="000000" w:sz="4" w:space="0"/>
+          <w:bottom w:val="none" w:color="000000" w:sz="4" w:space="0"/>
           <w:right w:val="single" w:color="000000" w:themeColor="accent3" w:themeTint="98" w:sz="4" w:space="0"/>
         </w:tcBorders>
       </w:tcPr>
@@ -24613,10 +26464,10 @@
       <w:tcPr>
         <w:shd w:val="clear" w:color="ffffff" w:themeColor="light1" w:fill="ffffff" w:themeFill="light1"/>
         <w:tcBorders>
-          <w:top w:val="none"/>
-          <w:left w:val="none"/>
+          <w:top w:val="none" w:color="000000" w:sz="4" w:space="0"/>
+          <w:left w:val="none" w:color="000000" w:sz="4" w:space="0"/>
           <w:bottom w:val="single" w:color="000000" w:themeColor="accent3" w:themeTint="98" w:sz="4" w:space="0"/>
-          <w:right w:val="none"/>
+          <w:right w:val="none" w:color="000000" w:sz="4" w:space="0"/>
         </w:tcBorders>
       </w:tcPr>
     </w:tblStylePr>
@@ -24636,12 +26487,12 @@
         <w:tblBorders/>
       </w:tblPr>
       <w:tcPr>
-        <w:shd w:color="ffffff"/>
+        <w:shd w:val="clear" w:color="ffffff"/>
         <w:tcBorders>
-          <w:top w:val="none"/>
+          <w:top w:val="none" w:color="000000" w:sz="4" w:space="0"/>
           <w:left w:val="single" w:color="000000" w:themeColor="accent3" w:themeTint="98" w:sz="4" w:space="0"/>
-          <w:bottom w:val="none"/>
-          <w:right w:val="none"/>
+          <w:bottom w:val="none" w:color="000000" w:sz="4" w:space="0"/>
+          <w:right w:val="none" w:color="000000" w:sz="4" w:space="0"/>
         </w:tcBorders>
       </w:tcPr>
     </w:tblStylePr>
@@ -24664,9 +26515,9 @@
         <w:shd w:val="clear" w:color="ffffff" w:themeColor="light1" w:fill="ffffff" w:themeFill="light1"/>
         <w:tcBorders>
           <w:top w:val="single" w:color="000000" w:themeColor="accent3" w:themeTint="98" w:sz="4" w:space="0"/>
-          <w:left w:val="none"/>
-          <w:bottom w:val="none"/>
-          <w:right w:val="none"/>
+          <w:left w:val="none" w:color="000000" w:sz="4" w:space="0"/>
+          <w:bottom w:val="none" w:color="000000" w:sz="4" w:space="0"/>
+          <w:right w:val="none" w:color="000000" w:sz="4" w:space="0"/>
         </w:tcBorders>
       </w:tcPr>
     </w:tblStylePr>
@@ -24741,9 +26592,9 @@
       </w:tcPr>
     </w:tblStylePr>
   </w:style>
-  <w:style w:type="table" w:styleId="114">
+  <w:style w:type="table" w:styleId="811">
     <w:name w:val="List Table 7 Colorful - Accent 4"/>
-    <w:basedOn w:val="665"/>
+    <w:basedOn w:val="895"/>
     <w:uiPriority w:val="99"/>
     <w:pPr>
       <w:pBdr/>
@@ -24842,11 +26693,11 @@
         <w:tblBorders/>
       </w:tblPr>
       <w:tcPr>
-        <w:shd w:color="ffffff"/>
+        <w:shd w:val="clear" w:color="ffffff"/>
         <w:tcBorders>
-          <w:top w:val="none"/>
-          <w:left w:val="none"/>
-          <w:bottom w:val="none"/>
+          <w:top w:val="none" w:color="000000" w:sz="4" w:space="0"/>
+          <w:left w:val="none" w:color="000000" w:sz="4" w:space="0"/>
+          <w:bottom w:val="none" w:color="000000" w:sz="4" w:space="0"/>
           <w:right w:val="single" w:color="000000" w:themeColor="accent4" w:themeTint="9A" w:sz="4" w:space="0"/>
         </w:tcBorders>
       </w:tcPr>
@@ -24869,10 +26720,10 @@
       <w:tcPr>
         <w:shd w:val="clear" w:color="ffffff" w:themeColor="light1" w:fill="ffffff" w:themeFill="light1"/>
         <w:tcBorders>
-          <w:top w:val="none"/>
-          <w:left w:val="none"/>
+          <w:top w:val="none" w:color="000000" w:sz="4" w:space="0"/>
+          <w:left w:val="none" w:color="000000" w:sz="4" w:space="0"/>
           <w:bottom w:val="single" w:color="000000" w:themeColor="accent4" w:themeTint="9A" w:sz="4" w:space="0"/>
-          <w:right w:val="none"/>
+          <w:right w:val="none" w:color="000000" w:sz="4" w:space="0"/>
         </w:tcBorders>
       </w:tcPr>
     </w:tblStylePr>
@@ -24892,12 +26743,12 @@
         <w:tblBorders/>
       </w:tblPr>
       <w:tcPr>
-        <w:shd w:color="ffffff"/>
+        <w:shd w:val="clear" w:color="ffffff"/>
         <w:tcBorders>
-          <w:top w:val="none"/>
+          <w:top w:val="none" w:color="000000" w:sz="4" w:space="0"/>
           <w:left w:val="single" w:color="000000" w:themeColor="accent4" w:themeTint="9A" w:sz="4" w:space="0"/>
-          <w:bottom w:val="none"/>
-          <w:right w:val="none"/>
+          <w:bottom w:val="none" w:color="000000" w:sz="4" w:space="0"/>
+          <w:right w:val="none" w:color="000000" w:sz="4" w:space="0"/>
         </w:tcBorders>
       </w:tcPr>
     </w:tblStylePr>
@@ -24920,9 +26771,9 @@
         <w:shd w:val="clear" w:color="ffffff" w:themeColor="light1" w:fill="ffffff" w:themeFill="light1"/>
         <w:tcBorders>
           <w:top w:val="single" w:color="000000" w:themeColor="accent4" w:themeTint="9A" w:sz="4" w:space="0"/>
-          <w:left w:val="none"/>
-          <w:bottom w:val="none"/>
-          <w:right w:val="none"/>
+          <w:left w:val="none" w:color="000000" w:sz="4" w:space="0"/>
+          <w:bottom w:val="none" w:color="000000" w:sz="4" w:space="0"/>
+          <w:right w:val="none" w:color="000000" w:sz="4" w:space="0"/>
         </w:tcBorders>
       </w:tcPr>
     </w:tblStylePr>
@@ -24997,9 +26848,9 @@
       </w:tcPr>
     </w:tblStylePr>
   </w:style>
-  <w:style w:type="table" w:styleId="115">
+  <w:style w:type="table" w:styleId="812">
     <w:name w:val="List Table 7 Colorful - Accent 5"/>
-    <w:basedOn w:val="665"/>
+    <w:basedOn w:val="895"/>
     <w:uiPriority w:val="99"/>
     <w:pPr>
       <w:pBdr/>
@@ -25098,11 +26949,11 @@
         <w:tblBorders/>
       </w:tblPr>
       <w:tcPr>
-        <w:shd w:color="ffffff"/>
+        <w:shd w:val="clear" w:color="ffffff"/>
         <w:tcBorders>
-          <w:top w:val="none"/>
-          <w:left w:val="none"/>
-          <w:bottom w:val="none"/>
+          <w:top w:val="none" w:color="000000" w:sz="4" w:space="0"/>
+          <w:left w:val="none" w:color="000000" w:sz="4" w:space="0"/>
+          <w:bottom w:val="none" w:color="000000" w:sz="4" w:space="0"/>
           <w:right w:val="single" w:color="000000" w:themeColor="accent5" w:themeTint="9A" w:sz="4" w:space="0"/>
         </w:tcBorders>
       </w:tcPr>
@@ -25125,10 +26976,10 @@
       <w:tcPr>
         <w:shd w:val="clear" w:color="ffffff" w:themeColor="light1" w:fill="ffffff" w:themeFill="light1"/>
         <w:tcBorders>
-          <w:top w:val="none"/>
-          <w:left w:val="none"/>
+          <w:top w:val="none" w:color="000000" w:sz="4" w:space="0"/>
+          <w:left w:val="none" w:color="000000" w:sz="4" w:space="0"/>
           <w:bottom w:val="single" w:color="000000" w:themeColor="accent5" w:themeTint="9A" w:sz="4" w:space="0"/>
-          <w:right w:val="none"/>
+          <w:right w:val="none" w:color="000000" w:sz="4" w:space="0"/>
         </w:tcBorders>
       </w:tcPr>
     </w:tblStylePr>
@@ -25148,12 +26999,12 @@
         <w:tblBorders/>
       </w:tblPr>
       <w:tcPr>
-        <w:shd w:color="ffffff"/>
+        <w:shd w:val="clear" w:color="ffffff"/>
         <w:tcBorders>
-          <w:top w:val="none"/>
+          <w:top w:val="none" w:color="000000" w:sz="4" w:space="0"/>
           <w:left w:val="single" w:color="000000" w:themeColor="accent5" w:themeTint="9A" w:sz="4" w:space="0"/>
-          <w:bottom w:val="none"/>
-          <w:right w:val="none"/>
+          <w:bottom w:val="none" w:color="000000" w:sz="4" w:space="0"/>
+          <w:right w:val="none" w:color="000000" w:sz="4" w:space="0"/>
         </w:tcBorders>
       </w:tcPr>
     </w:tblStylePr>
@@ -25176,9 +27027,9 @@
         <w:shd w:val="clear" w:color="ffffff" w:themeColor="light1" w:fill="ffffff" w:themeFill="light1"/>
         <w:tcBorders>
           <w:top w:val="single" w:color="000000" w:themeColor="accent5" w:themeTint="9A" w:sz="4" w:space="0"/>
-          <w:left w:val="none"/>
-          <w:bottom w:val="none"/>
-          <w:right w:val="none"/>
+          <w:left w:val="none" w:color="000000" w:sz="4" w:space="0"/>
+          <w:bottom w:val="none" w:color="000000" w:sz="4" w:space="0"/>
+          <w:right w:val="none" w:color="000000" w:sz="4" w:space="0"/>
         </w:tcBorders>
       </w:tcPr>
     </w:tblStylePr>
@@ -25253,9 +27104,9 @@
       </w:tcPr>
     </w:tblStylePr>
   </w:style>
-  <w:style w:type="table" w:styleId="116">
+  <w:style w:type="table" w:styleId="813">
     <w:name w:val="List Table 7 Colorful - Accent 6"/>
-    <w:basedOn w:val="665"/>
+    <w:basedOn w:val="895"/>
     <w:uiPriority w:val="99"/>
     <w:pPr>
       <w:pBdr/>
@@ -25354,11 +27205,11 @@
         <w:tblBorders/>
       </w:tblPr>
       <w:tcPr>
-        <w:shd w:color="ffffff"/>
+        <w:shd w:val="clear" w:color="ffffff"/>
         <w:tcBorders>
-          <w:top w:val="none"/>
-          <w:left w:val="none"/>
-          <w:bottom w:val="none"/>
+          <w:top w:val="none" w:color="000000" w:sz="4" w:space="0"/>
+          <w:left w:val="none" w:color="000000" w:sz="4" w:space="0"/>
+          <w:bottom w:val="none" w:color="000000" w:sz="4" w:space="0"/>
           <w:right w:val="single" w:color="000000" w:themeColor="accent6" w:themeTint="98" w:sz="4" w:space="0"/>
         </w:tcBorders>
       </w:tcPr>
@@ -25381,10 +27232,10 @@
       <w:tcPr>
         <w:shd w:val="clear" w:color="ffffff" w:themeColor="light1" w:fill="ffffff" w:themeFill="light1"/>
         <w:tcBorders>
-          <w:top w:val="none"/>
-          <w:left w:val="none"/>
+          <w:top w:val="none" w:color="000000" w:sz="4" w:space="0"/>
+          <w:left w:val="none" w:color="000000" w:sz="4" w:space="0"/>
           <w:bottom w:val="single" w:color="000000" w:themeColor="accent6" w:themeTint="98" w:sz="4" w:space="0"/>
-          <w:right w:val="none"/>
+          <w:right w:val="none" w:color="000000" w:sz="4" w:space="0"/>
         </w:tcBorders>
       </w:tcPr>
     </w:tblStylePr>
@@ -25404,12 +27255,12 @@
         <w:tblBorders/>
       </w:tblPr>
       <w:tcPr>
-        <w:shd w:color="ffffff"/>
+        <w:shd w:val="clear" w:color="ffffff"/>
         <w:tcBorders>
-          <w:top w:val="none"/>
+          <w:top w:val="none" w:color="000000" w:sz="4" w:space="0"/>
           <w:left w:val="single" w:color="000000" w:themeColor="accent6" w:themeTint="98" w:sz="4" w:space="0"/>
-          <w:bottom w:val="none"/>
-          <w:right w:val="none"/>
+          <w:bottom w:val="none" w:color="000000" w:sz="4" w:space="0"/>
+          <w:right w:val="none" w:color="000000" w:sz="4" w:space="0"/>
         </w:tcBorders>
       </w:tcPr>
     </w:tblStylePr>
@@ -25432,9 +27283,9 @@
         <w:shd w:val="clear" w:color="ffffff" w:themeColor="light1" w:fill="ffffff" w:themeFill="light1"/>
         <w:tcBorders>
           <w:top w:val="single" w:color="000000" w:themeColor="accent6" w:themeTint="98" w:sz="4" w:space="0"/>
-          <w:left w:val="none"/>
-          <w:bottom w:val="none"/>
-          <w:right w:val="none"/>
+          <w:left w:val="none" w:color="000000" w:sz="4" w:space="0"/>
+          <w:bottom w:val="none" w:color="000000" w:sz="4" w:space="0"/>
+          <w:right w:val="none" w:color="000000" w:sz="4" w:space="0"/>
         </w:tcBorders>
       </w:tcPr>
     </w:tblStylePr>
@@ -25509,9 +27360,9 @@
       </w:tcPr>
     </w:tblStylePr>
   </w:style>
-  <w:style w:type="table" w:styleId="117">
+  <w:style w:type="table" w:styleId="814">
     <w:name w:val="Lined - Accent"/>
-    <w:basedOn w:val="665"/>
+    <w:basedOn w:val="895"/>
     <w:uiPriority w:val="99"/>
     <w:pPr>
       <w:pBdr/>
@@ -25746,9 +27597,9 @@
       </w:tcPr>
     </w:tblStylePr>
   </w:style>
-  <w:style w:type="table" w:styleId="118">
+  <w:style w:type="table" w:styleId="815">
     <w:name w:val="Lined - Accent 1"/>
-    <w:basedOn w:val="665"/>
+    <w:basedOn w:val="895"/>
     <w:uiPriority w:val="99"/>
     <w:pPr>
       <w:pBdr/>
@@ -25983,9 +27834,9 @@
       </w:tcPr>
     </w:tblStylePr>
   </w:style>
-  <w:style w:type="table" w:styleId="119">
+  <w:style w:type="table" w:styleId="816">
     <w:name w:val="Lined - Accent 2"/>
-    <w:basedOn w:val="665"/>
+    <w:basedOn w:val="895"/>
     <w:uiPriority w:val="99"/>
     <w:pPr>
       <w:pBdr/>
@@ -26220,9 +28071,9 @@
       </w:tcPr>
     </w:tblStylePr>
   </w:style>
-  <w:style w:type="table" w:styleId="120">
+  <w:style w:type="table" w:styleId="817">
     <w:name w:val="Lined - Accent 3"/>
-    <w:basedOn w:val="665"/>
+    <w:basedOn w:val="895"/>
     <w:uiPriority w:val="99"/>
     <w:pPr>
       <w:pBdr/>
@@ -26457,9 +28308,9 @@
       </w:tcPr>
     </w:tblStylePr>
   </w:style>
-  <w:style w:type="table" w:styleId="121">
+  <w:style w:type="table" w:styleId="818">
     <w:name w:val="Lined - Accent 4"/>
-    <w:basedOn w:val="665"/>
+    <w:basedOn w:val="895"/>
     <w:uiPriority w:val="99"/>
     <w:pPr>
       <w:pBdr/>
@@ -26694,9 +28545,9 @@
       </w:tcPr>
     </w:tblStylePr>
   </w:style>
-  <w:style w:type="table" w:styleId="122">
+  <w:style w:type="table" w:styleId="819">
     <w:name w:val="Lined - Accent 5"/>
-    <w:basedOn w:val="665"/>
+    <w:basedOn w:val="895"/>
     <w:uiPriority w:val="99"/>
     <w:pPr>
       <w:pBdr/>
@@ -26931,9 +28782,9 @@
       </w:tcPr>
     </w:tblStylePr>
   </w:style>
-  <w:style w:type="table" w:styleId="123">
+  <w:style w:type="table" w:styleId="820">
     <w:name w:val="Lined - Accent 6"/>
-    <w:basedOn w:val="665"/>
+    <w:basedOn w:val="895"/>
     <w:uiPriority w:val="99"/>
     <w:pPr>
       <w:pBdr/>
@@ -27168,9 +29019,9 @@
       </w:tcPr>
     </w:tblStylePr>
   </w:style>
-  <w:style w:type="table" w:styleId="124">
+  <w:style w:type="table" w:styleId="821">
     <w:name w:val="Bordered &amp; Lined - Accent"/>
-    <w:basedOn w:val="665"/>
+    <w:basedOn w:val="895"/>
     <w:uiPriority w:val="99"/>
     <w:pPr>
       <w:pBdr/>
@@ -27412,9 +29263,9 @@
       </w:tcPr>
     </w:tblStylePr>
   </w:style>
-  <w:style w:type="table" w:styleId="125">
+  <w:style w:type="table" w:styleId="822">
     <w:name w:val="Bordered &amp; Lined - Accent 1"/>
-    <w:basedOn w:val="665"/>
+    <w:basedOn w:val="895"/>
     <w:uiPriority w:val="99"/>
     <w:pPr>
       <w:pBdr/>
@@ -27656,9 +29507,9 @@
       </w:tcPr>
     </w:tblStylePr>
   </w:style>
-  <w:style w:type="table" w:styleId="126">
+  <w:style w:type="table" w:styleId="823">
     <w:name w:val="Bordered &amp; Lined - Accent 2"/>
-    <w:basedOn w:val="665"/>
+    <w:basedOn w:val="895"/>
     <w:uiPriority w:val="99"/>
     <w:pPr>
       <w:pBdr/>
@@ -27900,9 +29751,9 @@
       </w:tcPr>
     </w:tblStylePr>
   </w:style>
-  <w:style w:type="table" w:styleId="127">
+  <w:style w:type="table" w:styleId="824">
     <w:name w:val="Bordered &amp; Lined - Accent 3"/>
-    <w:basedOn w:val="665"/>
+    <w:basedOn w:val="895"/>
     <w:uiPriority w:val="99"/>
     <w:pPr>
       <w:pBdr/>
@@ -28144,9 +29995,9 @@
       </w:tcPr>
     </w:tblStylePr>
   </w:style>
-  <w:style w:type="table" w:styleId="128">
+  <w:style w:type="table" w:styleId="825">
     <w:name w:val="Bordered &amp; Lined - Accent 4"/>
-    <w:basedOn w:val="665"/>
+    <w:basedOn w:val="895"/>
     <w:uiPriority w:val="99"/>
     <w:pPr>
       <w:pBdr/>
@@ -28388,9 +30239,9 @@
       </w:tcPr>
     </w:tblStylePr>
   </w:style>
-  <w:style w:type="table" w:styleId="129">
+  <w:style w:type="table" w:styleId="826">
     <w:name w:val="Bordered &amp; Lined - Accent 5"/>
-    <w:basedOn w:val="665"/>
+    <w:basedOn w:val="895"/>
     <w:uiPriority w:val="99"/>
     <w:pPr>
       <w:pBdr/>
@@ -28632,9 +30483,9 @@
       </w:tcPr>
     </w:tblStylePr>
   </w:style>
-  <w:style w:type="table" w:styleId="130">
+  <w:style w:type="table" w:styleId="827">
     <w:name w:val="Bordered &amp; Lined - Accent 6"/>
-    <w:basedOn w:val="665"/>
+    <w:basedOn w:val="895"/>
     <w:uiPriority w:val="99"/>
     <w:pPr>
       <w:pBdr/>
@@ -28876,9 +30727,9 @@
       </w:tcPr>
     </w:tblStylePr>
   </w:style>
-  <w:style w:type="table" w:styleId="131">
+  <w:style w:type="table" w:styleId="828">
     <w:name w:val="Bordered"/>
-    <w:basedOn w:val="665"/>
+    <w:basedOn w:val="895"/>
     <w:uiPriority w:val="99"/>
     <w:pPr>
       <w:pBdr/>
@@ -29107,9 +30958,9 @@
       </w:tcPr>
     </w:tblStylePr>
   </w:style>
-  <w:style w:type="table" w:styleId="132">
+  <w:style w:type="table" w:styleId="829">
     <w:name w:val="Bordered - Accent 1"/>
-    <w:basedOn w:val="665"/>
+    <w:basedOn w:val="895"/>
     <w:uiPriority w:val="99"/>
     <w:pPr>
       <w:pBdr/>
@@ -29338,9 +31189,9 @@
       </w:tcPr>
     </w:tblStylePr>
   </w:style>
-  <w:style w:type="table" w:styleId="133">
+  <w:style w:type="table" w:styleId="830">
     <w:name w:val="Bordered - Accent 2"/>
-    <w:basedOn w:val="665"/>
+    <w:basedOn w:val="895"/>
     <w:uiPriority w:val="99"/>
     <w:pPr>
       <w:pBdr/>
@@ -29569,9 +31420,9 @@
       </w:tcPr>
     </w:tblStylePr>
   </w:style>
-  <w:style w:type="table" w:styleId="134">
+  <w:style w:type="table" w:styleId="831">
     <w:name w:val="Bordered - Accent 3"/>
-    <w:basedOn w:val="665"/>
+    <w:basedOn w:val="895"/>
     <w:uiPriority w:val="99"/>
     <w:pPr>
       <w:pBdr/>
@@ -29800,9 +31651,9 @@
       </w:tcPr>
     </w:tblStylePr>
   </w:style>
-  <w:style w:type="table" w:styleId="135">
+  <w:style w:type="table" w:styleId="832">
     <w:name w:val="Bordered - Accent 4"/>
-    <w:basedOn w:val="665"/>
+    <w:basedOn w:val="895"/>
     <w:uiPriority w:val="99"/>
     <w:pPr>
       <w:pBdr/>
@@ -30031,9 +31882,9 @@
       </w:tcPr>
     </w:tblStylePr>
   </w:style>
-  <w:style w:type="table" w:styleId="136">
+  <w:style w:type="table" w:styleId="833">
     <w:name w:val="Bordered - Accent 5"/>
-    <w:basedOn w:val="665"/>
+    <w:basedOn w:val="895"/>
     <w:uiPriority w:val="99"/>
     <w:pPr>
       <w:pBdr/>
@@ -30262,9 +32113,9 @@
       </w:tcPr>
     </w:tblStylePr>
   </w:style>
-  <w:style w:type="table" w:styleId="137">
+  <w:style w:type="table" w:styleId="834">
     <w:name w:val="Bordered - Accent 6"/>
-    <w:basedOn w:val="665"/>
+    <w:basedOn w:val="895"/>
     <w:uiPriority w:val="99"/>
     <w:pPr>
       <w:pBdr/>
@@ -30493,11 +32344,11 @@
       </w:tcPr>
     </w:tblStylePr>
   </w:style>
-  <w:style w:type="paragraph" w:styleId="139">
+  <w:style w:type="paragraph" w:styleId="835">
     <w:name w:val="Heading 1"/>
-    <w:basedOn w:val="664"/>
-    <w:next w:val="664"/>
-    <w:link w:val="150"/>
+    <w:basedOn w:val="894"/>
+    <w:next w:val="894"/>
+    <w:link w:val="845"/>
     <w:uiPriority w:val="9"/>
     <w:qFormat/>
     <w:pPr>
@@ -30515,11 +32366,11 @@
       <w:szCs w:val="40"/>
     </w:rPr>
   </w:style>
-  <w:style w:type="paragraph" w:styleId="140">
+  <w:style w:type="paragraph" w:styleId="836">
     <w:name w:val="Heading 2"/>
-    <w:basedOn w:val="664"/>
-    <w:next w:val="664"/>
-    <w:link w:val="151"/>
+    <w:basedOn w:val="894"/>
+    <w:next w:val="894"/>
+    <w:link w:val="846"/>
     <w:uiPriority w:val="9"/>
     <w:unhideWhenUsed/>
     <w:qFormat/>
@@ -30538,11 +32389,11 @@
       <w:szCs w:val="32"/>
     </w:rPr>
   </w:style>
-  <w:style w:type="paragraph" w:styleId="141">
+  <w:style w:type="paragraph" w:styleId="837">
     <w:name w:val="Heading 3"/>
-    <w:basedOn w:val="664"/>
-    <w:next w:val="664"/>
-    <w:link w:val="152"/>
+    <w:basedOn w:val="894"/>
+    <w:next w:val="894"/>
+    <w:link w:val="847"/>
     <w:uiPriority w:val="9"/>
     <w:unhideWhenUsed/>
     <w:qFormat/>
@@ -30561,11 +32412,11 @@
       <w:szCs w:val="28"/>
     </w:rPr>
   </w:style>
-  <w:style w:type="paragraph" w:styleId="142">
+  <w:style w:type="paragraph" w:styleId="838">
     <w:name w:val="Heading 4"/>
-    <w:basedOn w:val="664"/>
-    <w:next w:val="664"/>
-    <w:link w:val="153"/>
+    <w:basedOn w:val="894"/>
+    <w:next w:val="894"/>
+    <w:link w:val="848"/>
     <w:uiPriority w:val="9"/>
     <w:unhideWhenUsed/>
     <w:qFormat/>
@@ -30584,11 +32435,11 @@
       <w:color w:val="0f4761" w:themeColor="accent1" w:themeShade="BF"/>
     </w:rPr>
   </w:style>
-  <w:style w:type="paragraph" w:styleId="143">
+  <w:style w:type="paragraph" w:styleId="839">
     <w:name w:val="Heading 5"/>
-    <w:basedOn w:val="664"/>
-    <w:next w:val="664"/>
-    <w:link w:val="154"/>
+    <w:basedOn w:val="894"/>
+    <w:next w:val="894"/>
+    <w:link w:val="849"/>
     <w:uiPriority w:val="9"/>
     <w:unhideWhenUsed/>
     <w:qFormat/>
@@ -30605,11 +32456,11 @@
       <w:color w:val="0f4761" w:themeColor="accent1" w:themeShade="BF"/>
     </w:rPr>
   </w:style>
-  <w:style w:type="paragraph" w:styleId="144">
+  <w:style w:type="paragraph" w:styleId="840">
     <w:name w:val="Heading 6"/>
-    <w:basedOn w:val="664"/>
-    <w:next w:val="664"/>
-    <w:link w:val="155"/>
+    <w:basedOn w:val="894"/>
+    <w:next w:val="894"/>
+    <w:link w:val="850"/>
     <w:uiPriority w:val="9"/>
     <w:unhideWhenUsed/>
     <w:qFormat/>
@@ -30628,11 +32479,11 @@
       <w:color w:val="595959" w:themeColor="text1" w:themeTint="A6"/>
     </w:rPr>
   </w:style>
-  <w:style w:type="paragraph" w:styleId="145">
+  <w:style w:type="paragraph" w:styleId="841">
     <w:name w:val="Heading 7"/>
-    <w:basedOn w:val="664"/>
-    <w:next w:val="664"/>
-    <w:link w:val="156"/>
+    <w:basedOn w:val="894"/>
+    <w:next w:val="894"/>
+    <w:link w:val="851"/>
     <w:uiPriority w:val="9"/>
     <w:unhideWhenUsed/>
     <w:qFormat/>
@@ -30649,11 +32500,11 @@
       <w:color w:val="595959" w:themeColor="text1" w:themeTint="A6"/>
     </w:rPr>
   </w:style>
-  <w:style w:type="paragraph" w:styleId="146">
+  <w:style w:type="paragraph" w:styleId="842">
     <w:name w:val="Heading 8"/>
-    <w:basedOn w:val="664"/>
-    <w:next w:val="664"/>
-    <w:link w:val="157"/>
+    <w:basedOn w:val="894"/>
+    <w:next w:val="894"/>
+    <w:link w:val="852"/>
     <w:uiPriority w:val="9"/>
     <w:unhideWhenUsed/>
     <w:qFormat/>
@@ -30672,11 +32523,11 @@
       <w:color w:val="272727" w:themeColor="text1" w:themeTint="D8"/>
     </w:rPr>
   </w:style>
-  <w:style w:type="paragraph" w:styleId="147">
+  <w:style w:type="paragraph" w:styleId="843">
     <w:name w:val="Heading 9"/>
-    <w:basedOn w:val="664"/>
-    <w:next w:val="664"/>
-    <w:link w:val="158"/>
+    <w:basedOn w:val="894"/>
+    <w:next w:val="894"/>
+    <w:link w:val="853"/>
     <w:uiPriority w:val="9"/>
     <w:unhideWhenUsed/>
     <w:qFormat/>
@@ -30695,7 +32546,7 @@
       <w:color w:val="272727" w:themeColor="text1" w:themeTint="D8"/>
     </w:rPr>
   </w:style>
-  <w:style w:type="character" w:styleId="148" w:default="1">
+  <w:style w:type="character" w:styleId="844" w:default="1">
     <w:name w:val="Default Paragraph Font"/>
     <w:uiPriority w:val="1"/>
     <w:semiHidden/>
@@ -30706,10 +32557,10 @@
       <w:ind/>
     </w:pPr>
   </w:style>
-  <w:style w:type="character" w:styleId="150">
+  <w:style w:type="character" w:styleId="845">
     <w:name w:val="Heading 1 Char"/>
-    <w:basedOn w:val="148"/>
-    <w:link w:val="139"/>
+    <w:basedOn w:val="844"/>
+    <w:link w:val="835"/>
     <w:uiPriority w:val="9"/>
     <w:pPr>
       <w:pBdr/>
@@ -30723,10 +32574,10 @@
       <w:szCs w:val="40"/>
     </w:rPr>
   </w:style>
-  <w:style w:type="character" w:styleId="151">
+  <w:style w:type="character" w:styleId="846">
     <w:name w:val="Heading 2 Char"/>
-    <w:basedOn w:val="148"/>
-    <w:link w:val="140"/>
+    <w:basedOn w:val="844"/>
+    <w:link w:val="836"/>
     <w:uiPriority w:val="9"/>
     <w:pPr>
       <w:pBdr/>
@@ -30740,10 +32591,10 @@
       <w:szCs w:val="32"/>
     </w:rPr>
   </w:style>
-  <w:style w:type="character" w:styleId="152">
+  <w:style w:type="character" w:styleId="847">
     <w:name w:val="Heading 3 Char"/>
-    <w:basedOn w:val="148"/>
-    <w:link w:val="141"/>
+    <w:basedOn w:val="844"/>
+    <w:link w:val="837"/>
     <w:uiPriority w:val="9"/>
     <w:pPr>
       <w:pBdr/>
@@ -30757,10 +32608,10 @@
       <w:szCs w:val="28"/>
     </w:rPr>
   </w:style>
-  <w:style w:type="character" w:styleId="153">
+  <w:style w:type="character" w:styleId="848">
     <w:name w:val="Heading 4 Char"/>
-    <w:basedOn w:val="148"/>
-    <w:link w:val="142"/>
+    <w:basedOn w:val="844"/>
+    <w:link w:val="838"/>
     <w:uiPriority w:val="9"/>
     <w:pPr>
       <w:pBdr/>
@@ -30774,10 +32625,10 @@
       <w:color w:val="0f4761" w:themeColor="accent1" w:themeShade="BF"/>
     </w:rPr>
   </w:style>
-  <w:style w:type="character" w:styleId="154">
+  <w:style w:type="character" w:styleId="849">
     <w:name w:val="Heading 5 Char"/>
-    <w:basedOn w:val="148"/>
-    <w:link w:val="143"/>
+    <w:basedOn w:val="844"/>
+    <w:link w:val="839"/>
     <w:uiPriority w:val="9"/>
     <w:pPr>
       <w:pBdr/>
@@ -30789,10 +32640,10 @@
       <w:color w:val="0f4761" w:themeColor="accent1" w:themeShade="BF"/>
     </w:rPr>
   </w:style>
-  <w:style w:type="character" w:styleId="155">
+  <w:style w:type="character" w:styleId="850">
     <w:name w:val="Heading 6 Char"/>
-    <w:basedOn w:val="148"/>
-    <w:link w:val="144"/>
+    <w:basedOn w:val="844"/>
+    <w:link w:val="840"/>
     <w:uiPriority w:val="9"/>
     <w:pPr>
       <w:pBdr/>
@@ -30806,10 +32657,10 @@
       <w:color w:val="595959" w:themeColor="text1" w:themeTint="A6"/>
     </w:rPr>
   </w:style>
-  <w:style w:type="character" w:styleId="156">
+  <w:style w:type="character" w:styleId="851">
     <w:name w:val="Heading 7 Char"/>
-    <w:basedOn w:val="148"/>
-    <w:link w:val="145"/>
+    <w:basedOn w:val="844"/>
+    <w:link w:val="841"/>
     <w:uiPriority w:val="9"/>
     <w:pPr>
       <w:pBdr/>
@@ -30821,10 +32672,10 @@
       <w:color w:val="595959" w:themeColor="text1" w:themeTint="A6"/>
     </w:rPr>
   </w:style>
-  <w:style w:type="character" w:styleId="157">
+  <w:style w:type="character" w:styleId="852">
     <w:name w:val="Heading 8 Char"/>
-    <w:basedOn w:val="148"/>
-    <w:link w:val="146"/>
+    <w:basedOn w:val="844"/>
+    <w:link w:val="842"/>
     <w:uiPriority w:val="9"/>
     <w:pPr>
       <w:pBdr/>
@@ -30838,10 +32689,10 @@
       <w:color w:val="272727" w:themeColor="text1" w:themeTint="D8"/>
     </w:rPr>
   </w:style>
-  <w:style w:type="character" w:styleId="158">
+  <w:style w:type="character" w:styleId="853">
     <w:name w:val="Heading 9 Char"/>
-    <w:basedOn w:val="148"/>
-    <w:link w:val="147"/>
+    <w:basedOn w:val="844"/>
+    <w:link w:val="843"/>
     <w:uiPriority w:val="9"/>
     <w:pPr>
       <w:pBdr/>
@@ -30855,11 +32706,11 @@
       <w:color w:val="272727" w:themeColor="text1" w:themeTint="D8"/>
     </w:rPr>
   </w:style>
-  <w:style w:type="paragraph" w:styleId="159">
+  <w:style w:type="paragraph" w:styleId="854">
     <w:name w:val="Title"/>
-    <w:basedOn w:val="664"/>
-    <w:next w:val="664"/>
-    <w:link w:val="160"/>
+    <w:basedOn w:val="894"/>
+    <w:next w:val="894"/>
+    <w:link w:val="855"/>
     <w:uiPriority w:val="10"/>
     <w:qFormat/>
     <w:pPr>
@@ -30875,10 +32726,10 @@
       <w:szCs w:val="56"/>
     </w:rPr>
   </w:style>
-  <w:style w:type="character" w:styleId="160">
+  <w:style w:type="character" w:styleId="855">
     <w:name w:val="Title Char"/>
-    <w:basedOn w:val="148"/>
-    <w:link w:val="159"/>
+    <w:basedOn w:val="844"/>
+    <w:link w:val="854"/>
     <w:uiPriority w:val="10"/>
     <w:pPr>
       <w:pBdr/>
@@ -30892,11 +32743,11 @@
       <w:szCs w:val="56"/>
     </w:rPr>
   </w:style>
-  <w:style w:type="paragraph" w:styleId="161">
+  <w:style w:type="paragraph" w:styleId="856">
     <w:name w:val="Subtitle"/>
-    <w:basedOn w:val="664"/>
-    <w:next w:val="664"/>
-    <w:link w:val="162"/>
+    <w:basedOn w:val="894"/>
+    <w:next w:val="894"/>
+    <w:link w:val="857"/>
     <w:uiPriority w:val="11"/>
     <w:qFormat/>
     <w:pPr>
@@ -30914,10 +32765,10 @@
       <w:szCs w:val="28"/>
     </w:rPr>
   </w:style>
-  <w:style w:type="character" w:styleId="162">
+  <w:style w:type="character" w:styleId="857">
     <w:name w:val="Subtitle Char"/>
-    <w:basedOn w:val="148"/>
-    <w:link w:val="161"/>
+    <w:basedOn w:val="844"/>
+    <w:link w:val="856"/>
     <w:uiPriority w:val="11"/>
     <w:pPr>
       <w:pBdr/>
@@ -30931,11 +32782,11 @@
       <w:szCs w:val="28"/>
     </w:rPr>
   </w:style>
-  <w:style w:type="paragraph" w:styleId="163">
+  <w:style w:type="paragraph" w:styleId="858">
     <w:name w:val="Quote"/>
-    <w:basedOn w:val="664"/>
-    <w:next w:val="664"/>
-    <w:link w:val="164"/>
+    <w:basedOn w:val="894"/>
+    <w:next w:val="894"/>
+    <w:link w:val="859"/>
     <w:uiPriority w:val="29"/>
     <w:qFormat/>
     <w:pPr>
@@ -30950,10 +32801,10 @@
       <w:color w:val="404040" w:themeColor="text1" w:themeTint="BF"/>
     </w:rPr>
   </w:style>
-  <w:style w:type="character" w:styleId="164">
+  <w:style w:type="character" w:styleId="859">
     <w:name w:val="Quote Char"/>
-    <w:basedOn w:val="148"/>
-    <w:link w:val="163"/>
+    <w:basedOn w:val="844"/>
+    <w:link w:val="858"/>
     <w:uiPriority w:val="29"/>
     <w:pPr>
       <w:pBdr/>
@@ -30966,9 +32817,9 @@
       <w:color w:val="404040" w:themeColor="text1" w:themeTint="BF"/>
     </w:rPr>
   </w:style>
-  <w:style w:type="character" w:styleId="166">
+  <w:style w:type="character" w:styleId="860">
     <w:name w:val="Intense Emphasis"/>
-    <w:basedOn w:val="148"/>
+    <w:basedOn w:val="844"/>
     <w:uiPriority w:val="21"/>
     <w:qFormat/>
     <w:pPr>
@@ -30982,11 +32833,11 @@
       <w:color w:val="0f4761" w:themeColor="accent1" w:themeShade="BF"/>
     </w:rPr>
   </w:style>
-  <w:style w:type="paragraph" w:styleId="167">
+  <w:style w:type="paragraph" w:styleId="861">
     <w:name w:val="Intense Quote"/>
-    <w:basedOn w:val="664"/>
-    <w:next w:val="664"/>
-    <w:link w:val="168"/>
+    <w:basedOn w:val="894"/>
+    <w:next w:val="894"/>
+    <w:link w:val="862"/>
     <w:uiPriority w:val="30"/>
     <w:qFormat/>
     <w:pPr>
@@ -31004,10 +32855,10 @@
       <w:color w:val="0f4761" w:themeColor="accent1" w:themeShade="BF"/>
     </w:rPr>
   </w:style>
-  <w:style w:type="character" w:styleId="168">
+  <w:style w:type="character" w:styleId="862">
     <w:name w:val="Intense Quote Char"/>
-    <w:basedOn w:val="148"/>
-    <w:link w:val="167"/>
+    <w:basedOn w:val="844"/>
+    <w:link w:val="861"/>
     <w:uiPriority w:val="30"/>
     <w:pPr>
       <w:pBdr/>
@@ -31020,9 +32871,9 @@
       <w:color w:val="0f4761" w:themeColor="accent1" w:themeShade="BF"/>
     </w:rPr>
   </w:style>
-  <w:style w:type="character" w:styleId="169">
+  <w:style w:type="character" w:styleId="863">
     <w:name w:val="Intense Reference"/>
-    <w:basedOn w:val="148"/>
+    <w:basedOn w:val="844"/>
     <w:uiPriority w:val="32"/>
     <w:qFormat/>
     <w:pPr>
@@ -31038,9 +32889,9 @@
       <w:spacing w:val="5"/>
     </w:rPr>
   </w:style>
-  <w:style w:type="character" w:styleId="171">
+  <w:style w:type="character" w:styleId="864">
     <w:name w:val="Subtle Emphasis"/>
-    <w:basedOn w:val="148"/>
+    <w:basedOn w:val="844"/>
     <w:uiPriority w:val="19"/>
     <w:qFormat/>
     <w:pPr>
@@ -31054,9 +32905,9 @@
       <w:color w:val="404040" w:themeColor="text1" w:themeTint="BF"/>
     </w:rPr>
   </w:style>
-  <w:style w:type="character" w:styleId="172">
+  <w:style w:type="character" w:styleId="865">
     <w:name w:val="Emphasis"/>
-    <w:basedOn w:val="148"/>
+    <w:basedOn w:val="844"/>
     <w:uiPriority w:val="20"/>
     <w:qFormat/>
     <w:pPr>
@@ -31069,9 +32920,9 @@
       <w:iCs/>
     </w:rPr>
   </w:style>
-  <w:style w:type="character" w:styleId="173">
+  <w:style w:type="character" w:styleId="866">
     <w:name w:val="Strong"/>
-    <w:basedOn w:val="148"/>
+    <w:basedOn w:val="844"/>
     <w:uiPriority w:val="22"/>
     <w:qFormat/>
     <w:pPr>
@@ -31084,9 +32935,9 @@
       <w:bCs/>
     </w:rPr>
   </w:style>
-  <w:style w:type="character" w:styleId="174">
+  <w:style w:type="character" w:styleId="867">
     <w:name w:val="Subtle Reference"/>
-    <w:basedOn w:val="148"/>
+    <w:basedOn w:val="844"/>
     <w:uiPriority w:val="31"/>
     <w:qFormat/>
     <w:pPr>
@@ -31099,9 +32950,9 @@
       <w:color w:val="5a5a5a" w:themeColor="text1" w:themeTint="A5"/>
     </w:rPr>
   </w:style>
-  <w:style w:type="character" w:styleId="175">
+  <w:style w:type="character" w:styleId="868">
     <w:name w:val="Book Title"/>
-    <w:basedOn w:val="148"/>
+    <w:basedOn w:val="844"/>
     <w:uiPriority w:val="33"/>
     <w:qFormat/>
     <w:pPr>
@@ -31117,10 +32968,10 @@
       <w:spacing w:val="5"/>
     </w:rPr>
   </w:style>
-  <w:style w:type="paragraph" w:styleId="176">
+  <w:style w:type="paragraph" w:styleId="869">
     <w:name w:val="Header"/>
-    <w:basedOn w:val="664"/>
-    <w:link w:val="177"/>
+    <w:basedOn w:val="894"/>
+    <w:link w:val="870"/>
     <w:uiPriority w:val="99"/>
     <w:unhideWhenUsed/>
     <w:pPr>
@@ -31133,10 +32984,10 @@
       <w:ind/>
     </w:pPr>
   </w:style>
-  <w:style w:type="character" w:styleId="177">
+  <w:style w:type="character" w:styleId="870">
     <w:name w:val="Header Char"/>
-    <w:basedOn w:val="148"/>
-    <w:link w:val="176"/>
+    <w:basedOn w:val="844"/>
+    <w:link w:val="869"/>
     <w:uiPriority w:val="99"/>
     <w:pPr>
       <w:pBdr/>
@@ -31144,10 +32995,10 @@
       <w:ind/>
     </w:pPr>
   </w:style>
-  <w:style w:type="paragraph" w:styleId="178">
+  <w:style w:type="paragraph" w:styleId="871">
     <w:name w:val="Footer"/>
-    <w:basedOn w:val="664"/>
-    <w:link w:val="179"/>
+    <w:basedOn w:val="894"/>
+    <w:link w:val="872"/>
     <w:uiPriority w:val="99"/>
     <w:unhideWhenUsed/>
     <w:pPr>
@@ -31160,10 +33011,10 @@
       <w:ind/>
     </w:pPr>
   </w:style>
-  <w:style w:type="character" w:styleId="179">
+  <w:style w:type="character" w:styleId="872">
     <w:name w:val="Footer Char"/>
-    <w:basedOn w:val="148"/>
-    <w:link w:val="178"/>
+    <w:basedOn w:val="844"/>
+    <w:link w:val="871"/>
     <w:uiPriority w:val="99"/>
     <w:pPr>
       <w:pBdr/>
@@ -31171,10 +33022,10 @@
       <w:ind/>
     </w:pPr>
   </w:style>
-  <w:style w:type="paragraph" w:styleId="180">
+  <w:style w:type="paragraph" w:styleId="873">
     <w:name w:val="Caption"/>
-    <w:basedOn w:val="664"/>
-    <w:next w:val="664"/>
+    <w:basedOn w:val="894"/>
+    <w:next w:val="894"/>
     <w:uiPriority w:val="35"/>
     <w:unhideWhenUsed/>
     <w:qFormat/>
@@ -31191,10 +33042,10 @@
       <w:szCs w:val="18"/>
     </w:rPr>
   </w:style>
-  <w:style w:type="paragraph" w:styleId="181">
+  <w:style w:type="paragraph" w:styleId="874">
     <w:name w:val="footnote text"/>
-    <w:basedOn w:val="664"/>
-    <w:link w:val="182"/>
+    <w:basedOn w:val="894"/>
+    <w:link w:val="875"/>
     <w:uiPriority w:val="99"/>
     <w:semiHidden/>
     <w:unhideWhenUsed/>
@@ -31208,10 +33059,10 @@
       <w:szCs w:val="20"/>
     </w:rPr>
   </w:style>
-  <w:style w:type="character" w:styleId="182">
+  <w:style w:type="character" w:styleId="875">
     <w:name w:val="Footnote Text Char"/>
-    <w:basedOn w:val="148"/>
-    <w:link w:val="181"/>
+    <w:basedOn w:val="844"/>
+    <w:link w:val="874"/>
     <w:uiPriority w:val="99"/>
     <w:semiHidden/>
     <w:pPr>
@@ -31224,9 +33075,9 @@
       <w:szCs w:val="20"/>
     </w:rPr>
   </w:style>
-  <w:style w:type="character" w:styleId="183">
+  <w:style w:type="character" w:styleId="876">
     <w:name w:val="footnote reference"/>
-    <w:basedOn w:val="148"/>
+    <w:basedOn w:val="844"/>
     <w:uiPriority w:val="99"/>
     <w:semiHidden/>
     <w:unhideWhenUsed/>
@@ -31239,10 +33090,10 @@
       <w:vertAlign w:val="superscript"/>
     </w:rPr>
   </w:style>
-  <w:style w:type="paragraph" w:styleId="184">
+  <w:style w:type="paragraph" w:styleId="877">
     <w:name w:val="endnote text"/>
-    <w:basedOn w:val="664"/>
-    <w:link w:val="185"/>
+    <w:basedOn w:val="894"/>
+    <w:link w:val="878"/>
     <w:uiPriority w:val="99"/>
     <w:semiHidden/>
     <w:unhideWhenUsed/>
@@ -31256,10 +33107,10 @@
       <w:szCs w:val="20"/>
     </w:rPr>
   </w:style>
-  <w:style w:type="character" w:styleId="185">
+  <w:style w:type="character" w:styleId="878">
     <w:name w:val="Endnote Text Char"/>
-    <w:basedOn w:val="148"/>
-    <w:link w:val="184"/>
+    <w:basedOn w:val="844"/>
+    <w:link w:val="877"/>
     <w:uiPriority w:val="99"/>
     <w:semiHidden/>
     <w:pPr>
@@ -31272,9 +33123,9 @@
       <w:szCs w:val="20"/>
     </w:rPr>
   </w:style>
-  <w:style w:type="character" w:styleId="186">
+  <w:style w:type="character" w:styleId="879">
     <w:name w:val="endnote reference"/>
-    <w:basedOn w:val="148"/>
+    <w:basedOn w:val="844"/>
     <w:uiPriority w:val="99"/>
     <w:semiHidden/>
     <w:unhideWhenUsed/>
@@ -31287,9 +33138,9 @@
       <w:vertAlign w:val="superscript"/>
     </w:rPr>
   </w:style>
-  <w:style w:type="character" w:styleId="187">
+  <w:style w:type="character" w:styleId="880">
     <w:name w:val="Hyperlink"/>
-    <w:basedOn w:val="148"/>
+    <w:basedOn w:val="844"/>
     <w:uiPriority w:val="99"/>
     <w:unhideWhenUsed/>
     <w:pPr>
@@ -31302,9 +33153,9 @@
       <w:u w:val="single"/>
     </w:rPr>
   </w:style>
-  <w:style w:type="character" w:styleId="188">
+  <w:style w:type="character" w:styleId="881">
     <w:name w:val="FollowedHyperlink"/>
-    <w:basedOn w:val="148"/>
+    <w:basedOn w:val="844"/>
     <w:uiPriority w:val="99"/>
     <w:semiHidden/>
     <w:unhideWhenUsed/>
@@ -31318,10 +33169,10 @@
       <w:u w:val="single"/>
     </w:rPr>
   </w:style>
-  <w:style w:type="paragraph" w:styleId="189">
+  <w:style w:type="paragraph" w:styleId="882">
     <w:name w:val="toc 1"/>
-    <w:basedOn w:val="664"/>
-    <w:next w:val="664"/>
+    <w:basedOn w:val="894"/>
+    <w:next w:val="894"/>
     <w:uiPriority w:val="39"/>
     <w:unhideWhenUsed/>
     <w:pPr>
@@ -31330,10 +33181,10 @@
       <w:ind/>
     </w:pPr>
   </w:style>
-  <w:style w:type="paragraph" w:styleId="190">
+  <w:style w:type="paragraph" w:styleId="883">
     <w:name w:val="toc 2"/>
-    <w:basedOn w:val="664"/>
-    <w:next w:val="664"/>
+    <w:basedOn w:val="894"/>
+    <w:next w:val="894"/>
     <w:uiPriority w:val="39"/>
     <w:unhideWhenUsed/>
     <w:pPr>
@@ -31342,10 +33193,10 @@
       <w:ind w:left="220"/>
     </w:pPr>
   </w:style>
-  <w:style w:type="paragraph" w:styleId="191">
+  <w:style w:type="paragraph" w:styleId="884">
     <w:name w:val="toc 3"/>
-    <w:basedOn w:val="664"/>
-    <w:next w:val="664"/>
+    <w:basedOn w:val="894"/>
+    <w:next w:val="894"/>
     <w:uiPriority w:val="39"/>
     <w:unhideWhenUsed/>
     <w:pPr>
@@ -31354,10 +33205,10 @@
       <w:ind w:left="440"/>
     </w:pPr>
   </w:style>
-  <w:style w:type="paragraph" w:styleId="192">
+  <w:style w:type="paragraph" w:styleId="885">
     <w:name w:val="toc 4"/>
-    <w:basedOn w:val="664"/>
-    <w:next w:val="664"/>
+    <w:basedOn w:val="894"/>
+    <w:next w:val="894"/>
     <w:uiPriority w:val="39"/>
     <w:unhideWhenUsed/>
     <w:pPr>
@@ -31366,10 +33217,10 @@
       <w:ind w:left="660"/>
     </w:pPr>
   </w:style>
-  <w:style w:type="paragraph" w:styleId="193">
+  <w:style w:type="paragraph" w:styleId="886">
     <w:name w:val="toc 5"/>
-    <w:basedOn w:val="664"/>
-    <w:next w:val="664"/>
+    <w:basedOn w:val="894"/>
+    <w:next w:val="894"/>
     <w:uiPriority w:val="39"/>
     <w:unhideWhenUsed/>
     <w:pPr>
@@ -31378,10 +33229,10 @@
       <w:ind w:left="880"/>
     </w:pPr>
   </w:style>
-  <w:style w:type="paragraph" w:styleId="194">
+  <w:style w:type="paragraph" w:styleId="887">
     <w:name w:val="toc 6"/>
-    <w:basedOn w:val="664"/>
-    <w:next w:val="664"/>
+    <w:basedOn w:val="894"/>
+    <w:next w:val="894"/>
     <w:uiPriority w:val="39"/>
     <w:unhideWhenUsed/>
     <w:pPr>
@@ -31390,10 +33241,10 @@
       <w:ind w:left="1100"/>
     </w:pPr>
   </w:style>
-  <w:style w:type="paragraph" w:styleId="195">
+  <w:style w:type="paragraph" w:styleId="888">
     <w:name w:val="toc 7"/>
-    <w:basedOn w:val="664"/>
-    <w:next w:val="664"/>
+    <w:basedOn w:val="894"/>
+    <w:next w:val="894"/>
     <w:uiPriority w:val="39"/>
     <w:unhideWhenUsed/>
     <w:pPr>
@@ -31402,10 +33253,10 @@
       <w:ind w:left="1320"/>
     </w:pPr>
   </w:style>
-  <w:style w:type="paragraph" w:styleId="196">
+  <w:style w:type="paragraph" w:styleId="889">
     <w:name w:val="toc 8"/>
-    <w:basedOn w:val="664"/>
-    <w:next w:val="664"/>
+    <w:basedOn w:val="894"/>
+    <w:next w:val="894"/>
     <w:uiPriority w:val="39"/>
     <w:unhideWhenUsed/>
     <w:pPr>
@@ -31414,10 +33265,10 @@
       <w:ind w:left="1540"/>
     </w:pPr>
   </w:style>
-  <w:style w:type="paragraph" w:styleId="197">
+  <w:style w:type="paragraph" w:styleId="890">
     <w:name w:val="toc 9"/>
-    <w:basedOn w:val="664"/>
-    <w:next w:val="664"/>
+    <w:basedOn w:val="894"/>
+    <w:next w:val="894"/>
     <w:uiPriority w:val="39"/>
     <w:unhideWhenUsed/>
     <w:pPr>
@@ -31426,9 +33277,9 @@
       <w:ind w:left="1760"/>
     </w:pPr>
   </w:style>
-  <w:style w:type="character" w:styleId="198">
+  <w:style w:type="character" w:styleId="891">
     <w:name w:val="Placeholder Text"/>
-    <w:basedOn w:val="148"/>
+    <w:basedOn w:val="844"/>
     <w:uiPriority w:val="99"/>
     <w:semiHidden/>
     <w:pPr>
@@ -31440,7 +33291,7 @@
       <w:color w:val="666666"/>
     </w:rPr>
   </w:style>
-  <w:style w:type="paragraph" w:styleId="208">
+  <w:style w:type="paragraph" w:styleId="892">
     <w:name w:val="TOC Heading"/>
     <w:uiPriority w:val="39"/>
     <w:unhideWhenUsed/>
@@ -31450,10 +33301,10 @@
       <w:ind/>
     </w:pPr>
   </w:style>
-  <w:style w:type="paragraph" w:styleId="209">
+  <w:style w:type="paragraph" w:styleId="893">
     <w:name w:val="table of figures"/>
-    <w:basedOn w:val="664"/>
-    <w:next w:val="664"/>
+    <w:basedOn w:val="894"/>
+    <w:next w:val="894"/>
     <w:uiPriority w:val="99"/>
     <w:unhideWhenUsed/>
     <w:pPr>
@@ -31462,7 +33313,7 @@
       <w:ind/>
     </w:pPr>
   </w:style>
-  <w:style w:type="paragraph" w:styleId="664" w:default="1">
+  <w:style w:type="paragraph" w:styleId="894" w:default="1">
     <w:name w:val="Normal"/>
     <w:qFormat/>
     <w:pPr>
@@ -31471,7 +33322,7 @@
       <w:ind/>
     </w:pPr>
   </w:style>
-  <w:style w:type="table" w:styleId="665" w:default="1">
+  <w:style w:type="table" w:styleId="895" w:default="1">
     <w:name w:val="Normal Table"/>
     <w:uiPriority w:val="99"/>
     <w:semiHidden/>
@@ -31664,7 +33515,7 @@
       </w:tcPr>
     </w:tblStylePr>
   </w:style>
-  <w:style w:type="numbering" w:styleId="666" w:default="1">
+  <w:style w:type="numbering" w:styleId="896" w:default="1">
     <w:name w:val="No List"/>
     <w:uiPriority w:val="99"/>
     <w:semiHidden/>
@@ -31675,9 +33526,9 @@
       <w:ind/>
     </w:pPr>
   </w:style>
-  <w:style w:type="paragraph" w:styleId="667">
+  <w:style w:type="paragraph" w:styleId="897">
     <w:name w:val="No Spacing"/>
-    <w:basedOn w:val="664"/>
+    <w:basedOn w:val="894"/>
     <w:uiPriority w:val="1"/>
     <w:qFormat/>
     <w:pPr>
@@ -31686,9 +33537,9 @@
       <w:ind/>
     </w:pPr>
   </w:style>
-  <w:style w:type="paragraph" w:styleId="668">
+  <w:style w:type="paragraph" w:styleId="898">
     <w:name w:val="List Paragraph"/>
-    <w:basedOn w:val="664"/>
+    <w:basedOn w:val="894"/>
     <w:uiPriority w:val="34"/>
     <w:qFormat/>
     <w:pPr>
